--- a/docs/02_RankUp_Authentication_Logic.docx
+++ b/docs/02_RankUp_Authentication_Logic.docx
@@ -15,7 +15,7 @@
         <w:pStyle w:val="Subtitle"/>
       </w:pPr>
       <w:r>
-        <w:t>Web API, React portal, Flutter mobile — username rules, login identifiers, registration approval, must-change-password, and notifications.</w:t>
+        <w:t>Source of truth for the shared Web API auth model, with explicit React vs Flutter Mobile client coverage.</w:t>
       </w:r>
     </w:p>
     <w:tbl>
@@ -123,7 +123,7 @@
           </w:tcPr>
           <w:p>
             <w:r>
-              <w:t>WebApi + React + Flutter Mobile</w:t>
+              <w:t>API shared; React full; Flutter partial (§12)</w:t>
             </w:r>
           </w:p>
         </w:tc>
@@ -133,91 +133,13 @@
           </w:tcPr>
           <w:p>
             <w:r>
-              <w:t>JWT access token + hashed refresh token</w:t>
+              <w:t>JWT access + hashed refresh; multi-role</w:t>
             </w:r>
           </w:p>
         </w:tc>
       </w:tr>
     </w:tbl>
     <w:p/>
-    <w:p>
-      <w:pPr>
-        <w:pStyle w:val="Heading1"/>
-      </w:pPr>
-      <w:r>
-        <w:t>1. Executive Summary</w:t>
-      </w:r>
-    </w:p>
-    <w:p>
-      <w:pPr>
-        <w:pStyle w:val="ListBullet"/>
-        <w:spacing w:after="80"/>
-        <w:ind w:left="540" w:hanging="271"/>
-      </w:pPr>
-      <w:r>
-        <w:t>All authenticated API calls use a Bearer JWT access token.</w:t>
-      </w:r>
-    </w:p>
-    <w:p>
-      <w:pPr>
-        <w:pStyle w:val="ListBullet"/>
-        <w:spacing w:after="80"/>
-        <w:ind w:left="540" w:hanging="271"/>
-      </w:pPr>
-      <w:r>
-        <w:t>Login accepts CNIC or mobile number (also matches stored username). Only is_active=true with a non-null password_hash may sign in.</w:t>
-      </w:r>
-    </w:p>
-    <w:p>
-      <w:pPr>
-        <w:pStyle w:val="ListBullet"/>
-        <w:spacing w:after="80"/>
-        <w:ind w:left="540" w:hanging="271"/>
-      </w:pPr>
-      <w:r>
-        <w:t>Username priority: CNIC if provided, otherwise mobile. When CNIC is set, username becomes CNIC.</w:t>
-      </w:r>
-    </w:p>
-    <w:p>
-      <w:pPr>
-        <w:pStyle w:val="ListBullet"/>
-        <w:spacing w:after="80"/>
-        <w:ind w:left="540" w:hanging="271"/>
-      </w:pPr>
-      <w:r>
-        <w:t>Registration creates an inactive app_users row with identity fields persisted. Approval activates, sets password, forces password change, and creates a slim role profile.</w:t>
-      </w:r>
-    </w:p>
-    <w:p>
-      <w:pPr>
-        <w:pStyle w:val="ListBullet"/>
-        <w:spacing w:after="80"/>
-        <w:ind w:left="540" w:hanging="271"/>
-      </w:pPr>
-      <w:r>
-        <w:t>admin_target School Admin → School Admin + Portal Admin can approve; Portal Admin → Portal Admin only. Eligible admins get in-app notifications.</w:t>
-      </w:r>
-    </w:p>
-    <w:p>
-      <w:pPr>
-        <w:pStyle w:val="ListBullet"/>
-        <w:spacing w:after="80"/>
-        <w:ind w:left="540" w:hanging="271"/>
-      </w:pPr>
-      <w:r>
-        <w:t>must_change_password: true = must change; null/false = no force; after user changes password once → false.</w:t>
-      </w:r>
-    </w:p>
-    <w:p>
-      <w:pPr>
-        <w:pStyle w:val="ListBullet"/>
-        <w:spacing w:after="80"/>
-        <w:ind w:left="540" w:hanging="271"/>
-      </w:pPr>
-      <w:r>
-        <w:t>Five roles: SuperAdmin (Portal Admin), SchoolAdmin, Teacher, Student, Parent.</w:t>
-      </w:r>
-    </w:p>
     <w:tbl>
       <w:tblPr>
         <w:tblW w:type="dxa" w:w="9360"/>
@@ -254,16 +176,160 @@
               <w:rPr>
                 <w:b/>
               </w:rPr>
-              <w:t xml:space="preserve">Current model: </w:t>
-            </w:r>
-            <w:r>
-              <w:t>Registration fields are persisted on app_users. School/campus/CNIC/roll/teacher code live on app_users; profile tables keep role-specific fields only (e.g. student grade/section).</w:t>
+              <w:t xml:space="preserve">Supersedes: </w:t>
+            </w:r>
+            <w:r>
+              <w:t>Prior drafts that used admin_target, single app_users.role, SuperAdmin naming, admin-set password on approve, and hard-delete reject are not the current model. Companion QA: docs/02_RankUp_User_Creation_Approval_QA.html.</w:t>
             </w:r>
           </w:p>
         </w:tc>
       </w:tr>
     </w:tbl>
     <w:p/>
+    <w:tbl>
+      <w:tblPr>
+        <w:tblW w:type="dxa" w:w="9360"/>
+        <w:jc w:val="left"/>
+        <w:tblLayout w:type="fixed"/>
+        <w:tblLook w:firstColumn="1" w:firstRow="1" w:lastColumn="0" w:lastRow="0" w:noHBand="0" w:noVBand="1" w:val="04A0"/>
+        <w:tblBorders>
+          <w:top w:val="single" w:sz="6" w:space="0" w:color="B7C6D8"/>
+          <w:left w:val="single" w:sz="6" w:space="0" w:color="B7C6D8"/>
+          <w:bottom w:val="single" w:sz="6" w:space="0" w:color="B7C6D8"/>
+          <w:right w:val="single" w:sz="6" w:space="0" w:color="B7C6D8"/>
+          <w:insideH w:val="single" w:sz="6" w:space="0" w:color="B7C6D8"/>
+          <w:insideV w:val="single" w:sz="6" w:space="0" w:color="B7C6D8"/>
+        </w:tblBorders>
+      </w:tblPr>
+      <w:tblGrid>
+        <w:gridCol w:w="9360"/>
+      </w:tblGrid>
+      <w:tr>
+        <w:tc>
+          <w:tcPr>
+            <w:tcW w:type="dxa" w:w="9360"/>
+            <w:vAlign w:val="center"/>
+            <w:tcMar>
+              <w:top w:w="80" w:type="dxa"/>
+              <w:bottom w:w="80" w:type="dxa"/>
+              <w:start w:w="120" w:type="dxa"/>
+              <w:end w:w="120" w:type="dxa"/>
+            </w:tcMar>
+            <w:shd w:fill="FFF8E8"/>
+          </w:tcPr>
+          <w:p>
+            <w:r>
+              <w:rPr>
+                <w:b/>
+              </w:rPr>
+              <w:t xml:space="preserve">Client parity: </w:t>
+            </w:r>
+            <w:r>
+              <w:t>API contract is shared. React = full admin/web (directory, school-change apply queue, password-reset clear). Flutter Mobile = login-status (incl. lock), set-initial-password, request access, password-reset request, school-change request, logout revoke — not Web-only admin surfaces. Do not assume Flutter matches every React screen.</w:t>
+            </w:r>
+          </w:p>
+        </w:tc>
+      </w:tr>
+    </w:tbl>
+    <w:p/>
+    <w:p>
+      <w:pPr>
+        <w:pStyle w:val="Heading1"/>
+      </w:pPr>
+      <w:r>
+        <w:t>1. Executive Summary</w:t>
+      </w:r>
+    </w:p>
+    <w:p>
+      <w:pPr>
+        <w:pStyle w:val="ListBullet"/>
+        <w:spacing w:after="80"/>
+        <w:ind w:left="540" w:hanging="271"/>
+      </w:pPr>
+      <w:r>
+        <w:t>Authenticated API calls use a Bearer JWT access token (~30 min). Refresh tokens last 30 days and are stored hashed.</w:t>
+      </w:r>
+    </w:p>
+    <w:p>
+      <w:pPr>
+        <w:pStyle w:val="ListBullet"/>
+        <w:spacing w:after="80"/>
+        <w:ind w:left="540" w:hanging="271"/>
+      </w:pPr>
+      <w:r>
+        <w:t>Two-step login: POST /api/auth/login-status (identifier) → set-initial-password or password login.</w:t>
+      </w:r>
+    </w:p>
+    <w:p>
+      <w:pPr>
+        <w:pStyle w:val="ListBullet"/>
+        <w:spacing w:after="80"/>
+        <w:ind w:left="540" w:hanging="271"/>
+      </w:pPr>
+      <w:r>
+        <w:t>Username priority: CNIC if provided, otherwise mobile. Login lookup: username → cnic → mobile_number.</w:t>
+      </w:r>
+    </w:p>
+    <w:p>
+      <w:pPr>
+        <w:pStyle w:val="ListBullet"/>
+        <w:spacing w:after="80"/>
+        <w:ind w:left="540" w:hanging="271"/>
+      </w:pPr>
+      <w:r>
+        <w:t>Self-service registration: inactive app_users + app_user_roles + app_user_approval. Only PortalAdmin activates. User sets password via set-initial-password.</w:t>
+      </w:r>
+    </w:p>
+    <w:p>
+      <w:pPr>
+        <w:pStyle w:val="ListBullet"/>
+        <w:spacing w:after="80"/>
+        <w:ind w:left="540" w:hanging="271"/>
+      </w:pPr>
+      <w:r>
+        <w:t>Reject is soft (rejected_at). Unique indexes ignore rejected rows so the person can re-request.</w:t>
+      </w:r>
+    </w:p>
+    <w:p>
+      <w:pPr>
+        <w:pStyle w:val="ListBullet"/>
+        <w:spacing w:after="80"/>
+        <w:ind w:left="540" w:hanging="271"/>
+      </w:pPr>
+      <w:r>
+        <w:t>Roles live in app_user_roles (multi-role where allowed). Session role on JWT and refresh_tokens.active_role. Student and PortalAdmin are exclusive; SchoolAdmin/CampusAdmin/Teacher/Parent may combine.</w:t>
+      </w:r>
+    </w:p>
+    <w:p>
+      <w:pPr>
+        <w:pStyle w:val="ListBullet"/>
+        <w:spacing w:after="80"/>
+        <w:ind w:left="540" w:hanging="271"/>
+      </w:pPr>
+      <w:r>
+        <w:t>School/campus change (Teacher/Student/CampusAdmin) locks the account until apply or reject. Parent cannot request school/campus change.</w:t>
+      </w:r>
+    </w:p>
+    <w:p>
+      <w:pPr>
+        <w:pStyle w:val="ListBullet"/>
+        <w:spacing w:after="80"/>
+        <w:ind w:left="540" w:hanging="271"/>
+      </w:pPr>
+      <w:r>
+        <w:t>admin_target and app_users.role columns are dropped / unused.</w:t>
+      </w:r>
+    </w:p>
+    <w:p>
+      <w:pPr>
+        <w:pStyle w:val="ListBullet"/>
+        <w:spacing w:after="80"/>
+        <w:ind w:left="540" w:hanging="271"/>
+      </w:pPr>
+      <w:r>
+        <w:t>Six roles: PortalAdmin, SchoolAdmin, CampusAdmin, Teacher, Student, Parent.</w:t>
+      </w:r>
+    </w:p>
     <w:p>
       <w:pPr>
         <w:pStyle w:val="Heading1"/>
@@ -307,7 +373,7 @@
         <w:ind w:left="540" w:hanging="271"/>
       </w:pPr>
       <w:r>
-        <w:t>On approval, if CNIC is set/updated → username is updated to CNIC when needed.</w:t>
+        <w:t>On PortalAdmin activation, if CNIC is on the request and username differs, username is updated to CNIC when free among non-rejected rows.</w:t>
       </w:r>
     </w:p>
     <w:p>
@@ -364,6 +430,8 @@
               <w:br/>
               <w:t xml:space="preserve">  3. Else match app_users.mobile_number</w:t>
               <w:br/>
+              <w:t>Prefer non-rejected rows (PreferActiveRegistrationAsync), then newest Id.</w:t>
+              <w:br/>
               <w:t>Clients send the identifier in the username JSON field.</w:t>
             </w:r>
           </w:p>
@@ -376,7 +444,2622 @@
         <w:pStyle w:val="Heading2"/>
       </w:pPr>
       <w:r>
-        <w:t>2.3 must_change_password</w:t>
+        <w:t>2.3 Uniqueness (soft-reject aware)</w:t>
+      </w:r>
+    </w:p>
+    <w:tbl>
+      <w:tblPr>
+        <w:tblW w:type="dxa" w:w="9360"/>
+        <w:jc w:val="left"/>
+        <w:tblLayout w:type="fixed"/>
+        <w:tblLook w:firstColumn="1" w:firstRow="1" w:lastColumn="0" w:lastRow="0" w:noHBand="0" w:noVBand="1" w:val="04A0"/>
+        <w:tblBorders>
+          <w:top w:val="single" w:sz="6" w:space="0" w:color="B7C6D8"/>
+          <w:left w:val="single" w:sz="6" w:space="0" w:color="B7C6D8"/>
+          <w:bottom w:val="single" w:sz="6" w:space="0" w:color="B7C6D8"/>
+          <w:right w:val="single" w:sz="6" w:space="0" w:color="B7C6D8"/>
+          <w:insideH w:val="single" w:sz="6" w:space="0" w:color="B7C6D8"/>
+          <w:insideV w:val="single" w:sz="6" w:space="0" w:color="B7C6D8"/>
+        </w:tblBorders>
+      </w:tblPr>
+      <w:tblGrid>
+        <w:gridCol w:w="4200"/>
+        <w:gridCol w:w="5160"/>
+      </w:tblGrid>
+      <w:tr>
+        <w:tc>
+          <w:tcPr>
+            <w:tcW w:type="dxa" w:w="4200"/>
+            <w:vAlign w:val="center"/>
+            <w:tcMar>
+              <w:top w:w="80" w:type="dxa"/>
+              <w:bottom w:w="80" w:type="dxa"/>
+              <w:start w:w="120" w:type="dxa"/>
+              <w:end w:w="120" w:type="dxa"/>
+            </w:tcMar>
+            <w:shd w:fill="E8EEF5"/>
+          </w:tcPr>
+          <w:p>
+            <w:r>
+              <w:rPr>
+                <w:b/>
+                <w:color w:val="163957"/>
+              </w:rPr>
+              <w:t>Check / index</w:t>
+            </w:r>
+          </w:p>
+        </w:tc>
+        <w:tc>
+          <w:tcPr>
+            <w:tcW w:type="dxa" w:w="5160"/>
+            <w:vAlign w:val="center"/>
+            <w:tcMar>
+              <w:top w:w="80" w:type="dxa"/>
+              <w:bottom w:w="80" w:type="dxa"/>
+              <w:start w:w="120" w:type="dxa"/>
+              <w:end w:w="120" w:type="dxa"/>
+            </w:tcMar>
+            <w:shd w:fill="E8EEF5"/>
+          </w:tcPr>
+          <w:p>
+            <w:r>
+              <w:rPr>
+                <w:b/>
+                <w:color w:val="163957"/>
+              </w:rPr>
+              <w:t>Rule</w:t>
+            </w:r>
+          </w:p>
+        </w:tc>
+      </w:tr>
+      <w:tr>
+        <w:tc>
+          <w:tcPr>
+            <w:tcW w:type="dxa" w:w="4200"/>
+          </w:tcPr>
+          <w:p>
+            <w:r>
+              <w:t>UsernameExists / ix_app_users_username_active</w:t>
+            </w:r>
+          </w:p>
+        </w:tc>
+        <w:tc>
+          <w:tcPr>
+            <w:tcW w:type="dxa" w:w="5160"/>
+          </w:tcPr>
+          <w:p>
+            <w:r>
+              <w:t>Unique where rejected_at IS NULL</w:t>
+            </w:r>
+          </w:p>
+        </w:tc>
+      </w:tr>
+      <w:tr>
+        <w:tc>
+          <w:tcPr>
+            <w:tcW w:type="dxa" w:w="4200"/>
+          </w:tcPr>
+          <w:p>
+            <w:r>
+              <w:t>CnicExists / ix_app_users_cnic_active</w:t>
+            </w:r>
+          </w:p>
+        </w:tc>
+        <w:tc>
+          <w:tcPr>
+            <w:tcW w:type="dxa" w:w="5160"/>
+          </w:tcPr>
+          <w:p>
+            <w:r>
+              <w:t>Unique among non-rejected when CNIC set</w:t>
+            </w:r>
+          </w:p>
+        </w:tc>
+      </w:tr>
+      <w:tr>
+        <w:tc>
+          <w:tcPr>
+            <w:tcW w:type="dxa" w:w="4200"/>
+          </w:tcPr>
+          <w:p>
+            <w:r>
+              <w:t>MobileNumberExistsAsync</w:t>
+            </w:r>
+          </w:p>
+        </w:tc>
+        <w:tc>
+          <w:tcPr>
+            <w:tcW w:type="dxa" w:w="5160"/>
+          </w:tcPr>
+          <w:p>
+            <w:r>
+              <w:t>Exists check skips rejected rows</w:t>
+            </w:r>
+          </w:p>
+        </w:tc>
+      </w:tr>
+    </w:tbl>
+    <w:p/>
+    <w:p>
+      <w:pPr>
+        <w:pStyle w:val="Heading2"/>
+      </w:pPr>
+      <w:r>
+        <w:t>2.4 Parent vs Student / Teacher routing</w:t>
+      </w:r>
+    </w:p>
+    <w:tbl>
+      <w:tblPr>
+        <w:tblW w:type="dxa" w:w="9360"/>
+        <w:jc w:val="left"/>
+        <w:tblLayout w:type="fixed"/>
+        <w:tblLook w:firstColumn="1" w:firstRow="1" w:lastColumn="0" w:lastRow="0" w:noHBand="0" w:noVBand="1" w:val="04A0"/>
+        <w:tblBorders>
+          <w:top w:val="single" w:sz="6" w:space="0" w:color="B7C6D8"/>
+          <w:left w:val="single" w:sz="6" w:space="0" w:color="B7C6D8"/>
+          <w:bottom w:val="single" w:sz="6" w:space="0" w:color="B7C6D8"/>
+          <w:right w:val="single" w:sz="6" w:space="0" w:color="B7C6D8"/>
+          <w:insideH w:val="single" w:sz="6" w:space="0" w:color="B7C6D8"/>
+          <w:insideV w:val="single" w:sz="6" w:space="0" w:color="B7C6D8"/>
+        </w:tblBorders>
+      </w:tblPr>
+      <w:tblGrid>
+        <w:gridCol w:w="2800"/>
+        <w:gridCol w:w="2200"/>
+        <w:gridCol w:w="4360"/>
+      </w:tblGrid>
+      <w:tr>
+        <w:tc>
+          <w:tcPr>
+            <w:tcW w:type="dxa" w:w="2800"/>
+            <w:vAlign w:val="center"/>
+            <w:tcMar>
+              <w:top w:w="80" w:type="dxa"/>
+              <w:bottom w:w="80" w:type="dxa"/>
+              <w:start w:w="120" w:type="dxa"/>
+              <w:end w:w="120" w:type="dxa"/>
+            </w:tcMar>
+            <w:shd w:fill="E8EEF5"/>
+          </w:tcPr>
+          <w:p>
+            <w:r>
+              <w:rPr>
+                <w:b/>
+                <w:color w:val="163957"/>
+              </w:rPr>
+              <w:t>Role / path</w:t>
+            </w:r>
+          </w:p>
+        </w:tc>
+        <w:tc>
+          <w:tcPr>
+            <w:tcW w:type="dxa" w:w="2200"/>
+            <w:vAlign w:val="center"/>
+            <w:tcMar>
+              <w:top w:w="80" w:type="dxa"/>
+              <w:bottom w:w="80" w:type="dxa"/>
+              <w:start w:w="120" w:type="dxa"/>
+              <w:end w:w="120" w:type="dxa"/>
+            </w:tcMar>
+            <w:shd w:fill="E8EEF5"/>
+          </w:tcPr>
+          <w:p>
+            <w:r>
+              <w:rPr>
+                <w:b/>
+                <w:color w:val="163957"/>
+              </w:rPr>
+              <w:t>School / campus</w:t>
+            </w:r>
+          </w:p>
+        </w:tc>
+        <w:tc>
+          <w:tcPr>
+            <w:tcW w:type="dxa" w:w="4360"/>
+            <w:vAlign w:val="center"/>
+            <w:tcMar>
+              <w:top w:w="80" w:type="dxa"/>
+              <w:bottom w:w="80" w:type="dxa"/>
+              <w:start w:w="120" w:type="dxa"/>
+              <w:end w:w="120" w:type="dxa"/>
+            </w:tcMar>
+            <w:shd w:fill="E8EEF5"/>
+          </w:tcPr>
+          <w:p>
+            <w:r>
+              <w:rPr>
+                <w:b/>
+                <w:color w:val="163957"/>
+              </w:rPr>
+              <w:t>Approval queue at submit</w:t>
+            </w:r>
+          </w:p>
+        </w:tc>
+      </w:tr>
+      <w:tr>
+        <w:tc>
+          <w:tcPr>
+            <w:tcW w:type="dxa" w:w="2800"/>
+          </w:tcPr>
+          <w:p>
+            <w:r>
+              <w:t>Parent</w:t>
+            </w:r>
+          </w:p>
+        </w:tc>
+        <w:tc>
+          <w:tcPr>
+            <w:tcW w:type="dxa" w:w="2200"/>
+          </w:tcPr>
+          <w:p>
+            <w:r>
+              <w:t>None</w:t>
+            </w:r>
+          </w:p>
+        </w:tc>
+        <w:tc>
+          <w:tcPr>
+            <w:tcW w:type="dxa" w:w="4360"/>
+          </w:tcPr>
+          <w:p>
+            <w:r>
+              <w:t>PortalAdmin only</w:t>
+            </w:r>
+          </w:p>
+        </w:tc>
+      </w:tr>
+      <w:tr>
+        <w:tc>
+          <w:tcPr>
+            <w:tcW w:type="dxa" w:w="2800"/>
+          </w:tcPr>
+          <w:p>
+            <w:r>
+              <w:t>Student/Teacher — no school</w:t>
+            </w:r>
+          </w:p>
+        </w:tc>
+        <w:tc>
+          <w:tcPr>
+            <w:tcW w:type="dxa" w:w="2200"/>
+          </w:tcPr>
+          <w:p>
+            <w:r>
+              <w:t>Omitted</w:t>
+            </w:r>
+          </w:p>
+        </w:tc>
+        <w:tc>
+          <w:tcPr>
+            <w:tcW w:type="dxa" w:w="4360"/>
+          </w:tcPr>
+          <w:p>
+            <w:r>
+              <w:t>PortalAdmin only</w:t>
+            </w:r>
+          </w:p>
+        </w:tc>
+      </w:tr>
+      <w:tr>
+        <w:tc>
+          <w:tcPr>
+            <w:tcW w:type="dxa" w:w="2800"/>
+          </w:tcPr>
+          <w:p>
+            <w:r>
+              <w:t>Student/Teacher — school only</w:t>
+            </w:r>
+          </w:p>
+        </w:tc>
+        <w:tc>
+          <w:tcPr>
+            <w:tcW w:type="dxa" w:w="2200"/>
+          </w:tcPr>
+          <w:p>
+            <w:r>
+              <w:t>School set</w:t>
+            </w:r>
+          </w:p>
+        </w:tc>
+        <w:tc>
+          <w:tcPr>
+            <w:tcW w:type="dxa" w:w="4360"/>
+          </w:tcPr>
+          <w:p>
+            <w:r>
+              <w:t>SchoolAdmin + PortalAdmin</w:t>
+            </w:r>
+          </w:p>
+        </w:tc>
+      </w:tr>
+      <w:tr>
+        <w:tc>
+          <w:tcPr>
+            <w:tcW w:type="dxa" w:w="2800"/>
+          </w:tcPr>
+          <w:p>
+            <w:r>
+              <w:t>Student/Teacher — school + campus</w:t>
+            </w:r>
+          </w:p>
+        </w:tc>
+        <w:tc>
+          <w:tcPr>
+            <w:tcW w:type="dxa" w:w="2200"/>
+          </w:tcPr>
+          <w:p>
+            <w:r>
+              <w:t>Both set</w:t>
+            </w:r>
+          </w:p>
+        </w:tc>
+        <w:tc>
+          <w:tcPr>
+            <w:tcW w:type="dxa" w:w="4360"/>
+          </w:tcPr>
+          <w:p>
+            <w:r>
+              <w:t>CampusAdmin + SchoolAdmin + PortalAdmin</w:t>
+            </w:r>
+          </w:p>
+        </w:tc>
+      </w:tr>
+    </w:tbl>
+    <w:p/>
+    <w:p>
+      <w:pPr>
+        <w:pStyle w:val="ListBullet"/>
+        <w:spacing w:after="80"/>
+        <w:ind w:left="540" w:hanging="271"/>
+      </w:pPr>
+      <w:r>
+        <w:t>Routing is written into app_user_approval at submit — not via admin_target.</w:t>
+      </w:r>
+    </w:p>
+    <w:p>
+      <w:pPr>
+        <w:pStyle w:val="Heading2"/>
+      </w:pPr>
+      <w:r>
+        <w:t>2.5 must_change_password</w:t>
+      </w:r>
+    </w:p>
+    <w:tbl>
+      <w:tblPr>
+        <w:tblW w:type="dxa" w:w="9360"/>
+        <w:jc w:val="left"/>
+        <w:tblLayout w:type="fixed"/>
+        <w:tblLook w:firstColumn="1" w:firstRow="1" w:lastColumn="0" w:lastRow="0" w:noHBand="0" w:noVBand="1" w:val="04A0"/>
+        <w:tblBorders>
+          <w:top w:val="single" w:sz="6" w:space="0" w:color="B7C6D8"/>
+          <w:left w:val="single" w:sz="6" w:space="0" w:color="B7C6D8"/>
+          <w:bottom w:val="single" w:sz="6" w:space="0" w:color="B7C6D8"/>
+          <w:right w:val="single" w:sz="6" w:space="0" w:color="B7C6D8"/>
+          <w:insideH w:val="single" w:sz="6" w:space="0" w:color="B7C6D8"/>
+          <w:insideV w:val="single" w:sz="6" w:space="0" w:color="B7C6D8"/>
+        </w:tblBorders>
+      </w:tblPr>
+      <w:tblGrid>
+        <w:gridCol w:w="3600"/>
+        <w:gridCol w:w="5760"/>
+      </w:tblGrid>
+      <w:tr>
+        <w:tc>
+          <w:tcPr>
+            <w:tcW w:type="dxa" w:w="3600"/>
+            <w:vAlign w:val="center"/>
+            <w:tcMar>
+              <w:top w:w="80" w:type="dxa"/>
+              <w:bottom w:w="80" w:type="dxa"/>
+              <w:start w:w="120" w:type="dxa"/>
+              <w:end w:w="120" w:type="dxa"/>
+            </w:tcMar>
+            <w:shd w:fill="E8EEF5"/>
+          </w:tcPr>
+          <w:p>
+            <w:r>
+              <w:rPr>
+                <w:b/>
+                <w:color w:val="163957"/>
+              </w:rPr>
+              <w:t>Value</w:t>
+            </w:r>
+          </w:p>
+        </w:tc>
+        <w:tc>
+          <w:tcPr>
+            <w:tcW w:type="dxa" w:w="5760"/>
+            <w:vAlign w:val="center"/>
+            <w:tcMar>
+              <w:top w:w="80" w:type="dxa"/>
+              <w:bottom w:w="80" w:type="dxa"/>
+              <w:start w:w="120" w:type="dxa"/>
+              <w:end w:w="120" w:type="dxa"/>
+            </w:tcMar>
+            <w:shd w:fill="E8EEF5"/>
+          </w:tcPr>
+          <w:p>
+            <w:r>
+              <w:rPr>
+                <w:b/>
+                <w:color w:val="163957"/>
+              </w:rPr>
+              <w:t>Meaning</w:t>
+            </w:r>
+          </w:p>
+        </w:tc>
+      </w:tr>
+      <w:tr>
+        <w:tc>
+          <w:tcPr>
+            <w:tcW w:type="dxa" w:w="3600"/>
+          </w:tcPr>
+          <w:p>
+            <w:r>
+              <w:t>null or false</w:t>
+            </w:r>
+          </w:p>
+        </w:tc>
+        <w:tc>
+          <w:tcPr>
+            <w:tcW w:type="dxa" w:w="5760"/>
+          </w:tcPr>
+          <w:p>
+            <w:r>
+              <w:t>No forced password change</w:t>
+            </w:r>
+          </w:p>
+        </w:tc>
+      </w:tr>
+      <w:tr>
+        <w:tc>
+          <w:tcPr>
+            <w:tcW w:type="dxa" w:w="3600"/>
+          </w:tcPr>
+          <w:p>
+            <w:r>
+              <w:t>true</w:t>
+            </w:r>
+          </w:p>
+        </w:tc>
+        <w:tc>
+          <w:tcPr>
+            <w:tcW w:type="dxa" w:w="5760"/>
+          </w:tcPr>
+          <w:p>
+            <w:r>
+              <w:t>Set on PortalAdmin approve / directory provision</w:t>
+            </w:r>
+          </w:p>
+        </w:tc>
+      </w:tr>
+      <w:tr>
+        <w:tc>
+          <w:tcPr>
+            <w:tcW w:type="dxa" w:w="3600"/>
+          </w:tcPr>
+          <w:p>
+            <w:r>
+              <w:t>After set-initial-password or change-password</w:t>
+            </w:r>
+          </w:p>
+        </w:tc>
+        <w:tc>
+          <w:tcPr>
+            <w:tcW w:type="dxa" w:w="5760"/>
+          </w:tcPr>
+          <w:p>
+            <w:r>
+              <w:t>Cleared to false</w:t>
+            </w:r>
+          </w:p>
+        </w:tc>
+      </w:tr>
+    </w:tbl>
+    <w:p/>
+    <w:tbl>
+      <w:tblPr>
+        <w:tblW w:type="dxa" w:w="9360"/>
+        <w:jc w:val="left"/>
+        <w:tblLayout w:type="fixed"/>
+        <w:tblLook w:firstColumn="1" w:firstRow="1" w:lastColumn="0" w:lastRow="0" w:noHBand="0" w:noVBand="1" w:val="04A0"/>
+        <w:tblBorders>
+          <w:top w:val="single" w:sz="6" w:space="0" w:color="B7C6D8"/>
+          <w:left w:val="single" w:sz="6" w:space="0" w:color="B7C6D8"/>
+          <w:bottom w:val="single" w:sz="6" w:space="0" w:color="B7C6D8"/>
+          <w:right w:val="single" w:sz="6" w:space="0" w:color="B7C6D8"/>
+          <w:insideH w:val="single" w:sz="6" w:space="0" w:color="B7C6D8"/>
+          <w:insideV w:val="single" w:sz="6" w:space="0" w:color="B7C6D8"/>
+        </w:tblBorders>
+      </w:tblPr>
+      <w:tblGrid>
+        <w:gridCol w:w="9360"/>
+      </w:tblGrid>
+      <w:tr>
+        <w:tc>
+          <w:tcPr>
+            <w:tcW w:type="dxa" w:w="9360"/>
+            <w:vAlign w:val="center"/>
+            <w:tcMar>
+              <w:top w:w="80" w:type="dxa"/>
+              <w:bottom w:w="80" w:type="dxa"/>
+              <w:start w:w="120" w:type="dxa"/>
+              <w:end w:w="120" w:type="dxa"/>
+            </w:tcMar>
+            <w:shd w:fill="F4F6F9"/>
+          </w:tcPr>
+          <w:p>
+            <w:r>
+              <w:rPr>
+                <w:b/>
+              </w:rPr>
+              <w:t xml:space="preserve">Note: </w:t>
+            </w:r>
+            <w:r>
+              <w:t>After set-initial-password the user is Ready — no extra forced change-password modal for that path. React must-change modal applies when an existing session has mustChangePassword === true.</w:t>
+            </w:r>
+          </w:p>
+        </w:tc>
+      </w:tr>
+    </w:tbl>
+    <w:p/>
+    <w:p>
+      <w:pPr>
+        <w:pStyle w:val="Heading1"/>
+      </w:pPr>
+      <w:r>
+        <w:t>3. Account States &amp; login-status</w:t>
+      </w:r>
+    </w:p>
+    <w:tbl>
+      <w:tblPr>
+        <w:tblW w:type="dxa" w:w="9360"/>
+        <w:jc w:val="left"/>
+        <w:tblLayout w:type="fixed"/>
+        <w:tblLook w:firstColumn="1" w:firstRow="1" w:lastColumn="0" w:lastRow="0" w:noHBand="0" w:noVBand="1" w:val="04A0"/>
+        <w:tblBorders>
+          <w:top w:val="single" w:sz="6" w:space="0" w:color="B7C6D8"/>
+          <w:left w:val="single" w:sz="6" w:space="0" w:color="B7C6D8"/>
+          <w:bottom w:val="single" w:sz="6" w:space="0" w:color="B7C6D8"/>
+          <w:right w:val="single" w:sz="6" w:space="0" w:color="B7C6D8"/>
+          <w:insideH w:val="single" w:sz="6" w:space="0" w:color="B7C6D8"/>
+          <w:insideV w:val="single" w:sz="6" w:space="0" w:color="B7C6D8"/>
+        </w:tblBorders>
+      </w:tblPr>
+      <w:tblGrid>
+        <w:gridCol w:w="2000"/>
+        <w:gridCol w:w="3200"/>
+        <w:gridCol w:w="2400"/>
+        <w:gridCol w:w="1760"/>
+      </w:tblGrid>
+      <w:tr>
+        <w:tc>
+          <w:tcPr>
+            <w:tcW w:type="dxa" w:w="2000"/>
+            <w:vAlign w:val="center"/>
+            <w:tcMar>
+              <w:top w:w="80" w:type="dxa"/>
+              <w:bottom w:w="80" w:type="dxa"/>
+              <w:start w:w="120" w:type="dxa"/>
+              <w:end w:w="120" w:type="dxa"/>
+            </w:tcMar>
+            <w:shd w:fill="E8EEF5"/>
+          </w:tcPr>
+          <w:p>
+            <w:r>
+              <w:rPr>
+                <w:b/>
+                <w:color w:val="163957"/>
+              </w:rPr>
+              <w:t>State</w:t>
+            </w:r>
+          </w:p>
+        </w:tc>
+        <w:tc>
+          <w:tcPr>
+            <w:tcW w:type="dxa" w:w="3200"/>
+            <w:vAlign w:val="center"/>
+            <w:tcMar>
+              <w:top w:w="80" w:type="dxa"/>
+              <w:bottom w:w="80" w:type="dxa"/>
+              <w:start w:w="120" w:type="dxa"/>
+              <w:end w:w="120" w:type="dxa"/>
+            </w:tcMar>
+            <w:shd w:fill="E8EEF5"/>
+          </w:tcPr>
+          <w:p>
+            <w:r>
+              <w:rPr>
+                <w:b/>
+                <w:color w:val="163957"/>
+              </w:rPr>
+              <w:t>DB condition</w:t>
+            </w:r>
+          </w:p>
+        </w:tc>
+        <w:tc>
+          <w:tcPr>
+            <w:tcW w:type="dxa" w:w="2400"/>
+            <w:vAlign w:val="center"/>
+            <w:tcMar>
+              <w:top w:w="80" w:type="dxa"/>
+              <w:bottom w:w="80" w:type="dxa"/>
+              <w:start w:w="120" w:type="dxa"/>
+              <w:end w:w="120" w:type="dxa"/>
+            </w:tcMar>
+            <w:shd w:fill="E8EEF5"/>
+          </w:tcPr>
+          <w:p>
+            <w:r>
+              <w:rPr>
+                <w:b/>
+                <w:color w:val="163957"/>
+              </w:rPr>
+              <w:t>login-status</w:t>
+            </w:r>
+          </w:p>
+        </w:tc>
+        <w:tc>
+          <w:tcPr>
+            <w:tcW w:type="dxa" w:w="1760"/>
+            <w:vAlign w:val="center"/>
+            <w:tcMar>
+              <w:top w:w="80" w:type="dxa"/>
+              <w:bottom w:w="80" w:type="dxa"/>
+              <w:start w:w="120" w:type="dxa"/>
+              <w:end w:w="120" w:type="dxa"/>
+            </w:tcMar>
+            <w:shd w:fill="E8EEF5"/>
+          </w:tcPr>
+          <w:p>
+            <w:r>
+              <w:rPr>
+                <w:b/>
+                <w:color w:val="163957"/>
+              </w:rPr>
+              <w:t>Can sign in?</w:t>
+            </w:r>
+          </w:p>
+        </w:tc>
+      </w:tr>
+      <w:tr>
+        <w:tc>
+          <w:tcPr>
+            <w:tcW w:type="dxa" w:w="2000"/>
+          </w:tcPr>
+          <w:p>
+            <w:r>
+              <w:t>Pending registration</w:t>
+            </w:r>
+          </w:p>
+        </w:tc>
+        <w:tc>
+          <w:tcPr>
+            <w:tcW w:type="dxa" w:w="3200"/>
+          </w:tcPr>
+          <w:p>
+            <w:r>
+              <w:t>is_active=false AND password NULL AND rejected_at NULL</w:t>
+            </w:r>
+          </w:p>
+        </w:tc>
+        <w:tc>
+          <w:tcPr>
+            <w:tcW w:type="dxa" w:w="2400"/>
+          </w:tcPr>
+          <w:p>
+            <w:r>
+              <w:t>PendingApproval</w:t>
+            </w:r>
+          </w:p>
+        </w:tc>
+        <w:tc>
+          <w:tcPr>
+            <w:tcW w:type="dxa" w:w="1760"/>
+          </w:tcPr>
+          <w:p>
+            <w:r>
+              <w:t>No</w:t>
+            </w:r>
+          </w:p>
+        </w:tc>
+      </w:tr>
+      <w:tr>
+        <w:tc>
+          <w:tcPr>
+            <w:tcW w:type="dxa" w:w="2000"/>
+          </w:tcPr>
+          <w:p>
+            <w:r>
+              <w:t>Rejected (soft)</w:t>
+            </w:r>
+          </w:p>
+        </w:tc>
+        <w:tc>
+          <w:tcPr>
+            <w:tcW w:type="dxa" w:w="3200"/>
+          </w:tcPr>
+          <w:p>
+            <w:r>
+              <w:t>Row kept; rejected_at set</w:t>
+            </w:r>
+          </w:p>
+        </w:tc>
+        <w:tc>
+          <w:tcPr>
+            <w:tcW w:type="dxa" w:w="2400"/>
+          </w:tcPr>
+          <w:p>
+            <w:r>
+              <w:t>Rejected</w:t>
+            </w:r>
+          </w:p>
+        </w:tc>
+        <w:tc>
+          <w:tcPr>
+            <w:tcW w:type="dxa" w:w="1760"/>
+          </w:tcPr>
+          <w:p>
+            <w:r>
+              <w:t>No — may re-request</w:t>
+            </w:r>
+          </w:p>
+        </w:tc>
+      </w:tr>
+      <w:tr>
+        <w:tc>
+          <w:tcPr>
+            <w:tcW w:type="dxa" w:w="2000"/>
+          </w:tcPr>
+          <w:p>
+            <w:r>
+              <w:t>Needs password</w:t>
+            </w:r>
+          </w:p>
+        </w:tc>
+        <w:tc>
+          <w:tcPr>
+            <w:tcW w:type="dxa" w:w="3200"/>
+          </w:tcPr>
+          <w:p>
+            <w:r>
+              <w:t>is_active=true AND password NULL</w:t>
+            </w:r>
+          </w:p>
+        </w:tc>
+        <w:tc>
+          <w:tcPr>
+            <w:tcW w:type="dxa" w:w="2400"/>
+          </w:tcPr>
+          <w:p>
+            <w:r>
+              <w:t>NeedsPasswordSetup</w:t>
+            </w:r>
+          </w:p>
+        </w:tc>
+        <w:tc>
+          <w:tcPr>
+            <w:tcW w:type="dxa" w:w="1760"/>
+          </w:tcPr>
+          <w:p>
+            <w:r>
+              <w:t>No — set password first</w:t>
+            </w:r>
+          </w:p>
+        </w:tc>
+      </w:tr>
+      <w:tr>
+        <w:tc>
+          <w:tcPr>
+            <w:tcW w:type="dxa" w:w="2000"/>
+          </w:tcPr>
+          <w:p>
+            <w:r>
+              <w:t>Ready</w:t>
+            </w:r>
+          </w:p>
+        </w:tc>
+        <w:tc>
+          <w:tcPr>
+            <w:tcW w:type="dxa" w:w="3200"/>
+          </w:tcPr>
+          <w:p>
+            <w:r>
+              <w:t>is_active=true AND password set</w:t>
+            </w:r>
+          </w:p>
+        </w:tc>
+        <w:tc>
+          <w:tcPr>
+            <w:tcW w:type="dxa" w:w="2400"/>
+          </w:tcPr>
+          <w:p>
+            <w:r>
+              <w:t>Ready</w:t>
+            </w:r>
+          </w:p>
+        </w:tc>
+        <w:tc>
+          <w:tcPr>
+            <w:tcW w:type="dxa" w:w="1760"/>
+          </w:tcPr>
+          <w:p>
+            <w:r>
+              <w:t>Yes</w:t>
+            </w:r>
+          </w:p>
+        </w:tc>
+      </w:tr>
+      <w:tr>
+        <w:tc>
+          <w:tcPr>
+            <w:tcW w:type="dxa" w:w="2000"/>
+          </w:tcPr>
+          <w:p>
+            <w:r>
+              <w:t>Locked (school change)</w:t>
+            </w:r>
+          </w:p>
+        </w:tc>
+        <w:tc>
+          <w:tcPr>
+            <w:tcW w:type="dxa" w:w="3200"/>
+          </w:tcPr>
+          <w:p>
+            <w:r>
+              <w:t>is_active=false, password set, pending school-change request</w:t>
+            </w:r>
+          </w:p>
+        </w:tc>
+        <w:tc>
+          <w:tcPr>
+            <w:tcW w:type="dxa" w:w="2400"/>
+          </w:tcPr>
+          <w:p>
+            <w:r>
+              <w:t>LockedPendingSchoolChange</w:t>
+            </w:r>
+          </w:p>
+        </w:tc>
+        <w:tc>
+          <w:tcPr>
+            <w:tcW w:type="dxa" w:w="1760"/>
+          </w:tcPr>
+          <w:p>
+            <w:r>
+              <w:t>No</w:t>
+            </w:r>
+          </w:p>
+        </w:tc>
+      </w:tr>
+      <w:tr>
+        <w:tc>
+          <w:tcPr>
+            <w:tcW w:type="dxa" w:w="2000"/>
+          </w:tcPr>
+          <w:p>
+            <w:r>
+              <w:t>Deactivated</w:t>
+            </w:r>
+          </w:p>
+        </w:tc>
+        <w:tc>
+          <w:tcPr>
+            <w:tcW w:type="dxa" w:w="3200"/>
+          </w:tcPr>
+          <w:p>
+            <w:r>
+              <w:t>is_active=false, password set, no pending school change</w:t>
+            </w:r>
+          </w:p>
+        </w:tc>
+        <w:tc>
+          <w:tcPr>
+            <w:tcW w:type="dxa" w:w="2400"/>
+          </w:tcPr>
+          <w:p>
+            <w:r>
+              <w:t>(throws not a status)</w:t>
+            </w:r>
+          </w:p>
+        </w:tc>
+        <w:tc>
+          <w:tcPr>
+            <w:tcW w:type="dxa" w:w="1760"/>
+          </w:tcPr>
+          <w:p>
+            <w:r>
+              <w:t>No</w:t>
+            </w:r>
+          </w:p>
+        </w:tc>
+      </w:tr>
+    </w:tbl>
+    <w:p/>
+    <w:tbl>
+      <w:tblPr>
+        <w:tblW w:type="dxa" w:w="9360"/>
+        <w:jc w:val="left"/>
+        <w:tblLayout w:type="fixed"/>
+        <w:tblLook w:firstColumn="1" w:firstRow="1" w:lastColumn="0" w:lastRow="0" w:noHBand="0" w:noVBand="1" w:val="04A0"/>
+        <w:tblBorders>
+          <w:top w:val="single" w:sz="6" w:space="0" w:color="2F3A4A"/>
+          <w:left w:val="single" w:sz="6" w:space="0" w:color="2F3A4A"/>
+          <w:bottom w:val="single" w:sz="6" w:space="0" w:color="2F3A4A"/>
+          <w:right w:val="single" w:sz="6" w:space="0" w:color="2F3A4A"/>
+          <w:insideH w:val="single" w:sz="6" w:space="0" w:color="2F3A4A"/>
+          <w:insideV w:val="single" w:sz="6" w:space="0" w:color="2F3A4A"/>
+        </w:tblBorders>
+      </w:tblPr>
+      <w:tblGrid>
+        <w:gridCol w:w="9360"/>
+      </w:tblGrid>
+      <w:tr>
+        <w:tc>
+          <w:tcPr>
+            <w:tcW w:type="dxa" w:w="9360"/>
+            <w:vAlign w:val="center"/>
+            <w:tcMar>
+              <w:top w:w="80" w:type="dxa"/>
+              <w:bottom w:w="80" w:type="dxa"/>
+              <w:start w:w="120" w:type="dxa"/>
+              <w:end w:w="120" w:type="dxa"/>
+            </w:tcMar>
+            <w:shd w:fill="172033"/>
+          </w:tcPr>
+          <w:p>
+            <w:r>
+              <w:rPr>
+                <w:rFonts w:ascii="Consolas" w:hAnsi="Consolas"/>
+                <w:color w:val="F8FAFC"/>
+                <w:sz w:val="18"/>
+              </w:rPr>
+              <w:t>IsPendingRegistration = !IsActive &amp;&amp; no password &amp;&amp; !IsRejectedRegistration</w:t>
+              <w:br/>
+              <w:t>NeedsPasswordSetup    = IsActive &amp;&amp; no password</w:t>
+              <w:br/>
+              <w:t>IsRejectedRegistration = RejectedAt != null</w:t>
+            </w:r>
+          </w:p>
+        </w:tc>
+      </w:tr>
+    </w:tbl>
+    <w:p/>
+    <w:tbl>
+      <w:tblPr>
+        <w:tblW w:type="dxa" w:w="9360"/>
+        <w:jc w:val="left"/>
+        <w:tblLayout w:type="fixed"/>
+        <w:tblLook w:firstColumn="1" w:firstRow="1" w:lastColumn="0" w:lastRow="0" w:noHBand="0" w:noVBand="1" w:val="04A0"/>
+        <w:tblBorders>
+          <w:top w:val="single" w:sz="6" w:space="0" w:color="B7C6D8"/>
+          <w:left w:val="single" w:sz="6" w:space="0" w:color="B7C6D8"/>
+          <w:bottom w:val="single" w:sz="6" w:space="0" w:color="B7C6D8"/>
+          <w:right w:val="single" w:sz="6" w:space="0" w:color="B7C6D8"/>
+          <w:insideH w:val="single" w:sz="6" w:space="0" w:color="B7C6D8"/>
+          <w:insideV w:val="single" w:sz="6" w:space="0" w:color="B7C6D8"/>
+        </w:tblBorders>
+      </w:tblPr>
+      <w:tblGrid>
+        <w:gridCol w:w="9360"/>
+      </w:tblGrid>
+      <w:tr>
+        <w:tc>
+          <w:tcPr>
+            <w:tcW w:type="dxa" w:w="9360"/>
+            <w:vAlign w:val="center"/>
+            <w:tcMar>
+              <w:top w:w="80" w:type="dxa"/>
+              <w:bottom w:w="80" w:type="dxa"/>
+              <w:start w:w="120" w:type="dxa"/>
+              <w:end w:w="120" w:type="dxa"/>
+            </w:tcMar>
+            <w:shd w:fill="FFF8E8"/>
+          </w:tcPr>
+          <w:p>
+            <w:r>
+              <w:rPr>
+                <w:b/>
+              </w:rPr>
+              <w:t xml:space="preserve">Important: </w:t>
+            </w:r>
+            <w:r>
+              <w:t>SchoolAdmin/CampusAdmin soft-approve does not activate. login-status stays PendingApproval until PortalAdmin.</w:t>
+            </w:r>
+          </w:p>
+        </w:tc>
+      </w:tr>
+    </w:tbl>
+    <w:p/>
+    <w:p>
+      <w:pPr>
+        <w:pStyle w:val="Heading1"/>
+      </w:pPr>
+      <w:r>
+        <w:t>4. Login, Set Initial Password, Switch Role</w:t>
+      </w:r>
+    </w:p>
+    <w:p>
+      <w:pPr>
+        <w:pStyle w:val="Heading2"/>
+      </w:pPr>
+      <w:r>
+        <w:t>4.1 Login flow</w:t>
+      </w:r>
+    </w:p>
+    <w:tbl>
+      <w:tblPr>
+        <w:tblW w:type="dxa" w:w="9360"/>
+        <w:jc w:val="left"/>
+        <w:tblLayout w:type="fixed"/>
+        <w:tblLook w:firstColumn="1" w:firstRow="1" w:lastColumn="0" w:lastRow="0" w:noHBand="0" w:noVBand="1" w:val="04A0"/>
+        <w:tblBorders>
+          <w:top w:val="single" w:sz="6" w:space="0" w:color="2F3A4A"/>
+          <w:left w:val="single" w:sz="6" w:space="0" w:color="2F3A4A"/>
+          <w:bottom w:val="single" w:sz="6" w:space="0" w:color="2F3A4A"/>
+          <w:right w:val="single" w:sz="6" w:space="0" w:color="2F3A4A"/>
+          <w:insideH w:val="single" w:sz="6" w:space="0" w:color="2F3A4A"/>
+          <w:insideV w:val="single" w:sz="6" w:space="0" w:color="2F3A4A"/>
+        </w:tblBorders>
+      </w:tblPr>
+      <w:tblGrid>
+        <w:gridCol w:w="9360"/>
+      </w:tblGrid>
+      <w:tr>
+        <w:tc>
+          <w:tcPr>
+            <w:tcW w:type="dxa" w:w="9360"/>
+            <w:vAlign w:val="center"/>
+            <w:tcMar>
+              <w:top w:w="80" w:type="dxa"/>
+              <w:bottom w:w="80" w:type="dxa"/>
+              <w:start w:w="120" w:type="dxa"/>
+              <w:end w:w="120" w:type="dxa"/>
+            </w:tcMar>
+            <w:shd w:fill="172033"/>
+          </w:tcPr>
+          <w:p>
+            <w:r>
+              <w:rPr>
+                <w:rFonts w:ascii="Consolas" w:hAnsi="Consolas"/>
+                <w:color w:val="F8FAFC"/>
+                <w:sz w:val="18"/>
+              </w:rPr>
+              <w:t>1. Enter CNIC or mobile</w:t>
+              <w:br/>
+              <w:t>2. POST /api/auth/login-status { username }</w:t>
+              <w:br/>
+              <w:t>3. Branch: PendingApproval | Rejected | NeedsPasswordSetup |</w:t>
+              <w:br/>
+              <w:t xml:space="preserve">   LockedPendingSchoolChange | Ready</w:t>
+              <w:br/>
+              <w:t xml:space="preserve">   Locked: React /account-locked; Mobile in-login locked step</w:t>
+              <w:br/>
+              <w:t>4a. NeedsPasswordSetup → POST set-initial-password → then login</w:t>
+              <w:br/>
+              <w:t>4b. Ready → POST /api/auth/login → JWT + refresh; last_login_at updated</w:t>
+            </w:r>
+          </w:p>
+        </w:tc>
+      </w:tr>
+    </w:tbl>
+    <w:p/>
+    <w:p>
+      <w:pPr>
+        <w:pStyle w:val="Heading2"/>
+      </w:pPr>
+      <w:r>
+        <w:t>4.2 Password login gates</w:t>
+      </w:r>
+    </w:p>
+    <w:p>
+      <w:pPr>
+        <w:pStyle w:val="ListBullet"/>
+        <w:spacing w:after="80"/>
+        <w:ind w:left="540" w:hanging="271"/>
+      </w:pPr>
+      <w:r>
+        <w:t>GetByLoginIdentifierAsync</w:t>
+      </w:r>
+    </w:p>
+    <w:p>
+      <w:pPr>
+        <w:pStyle w:val="ListBullet"/>
+        <w:spacing w:after="80"/>
+        <w:ind w:left="540" w:hanging="271"/>
+      </w:pPr>
+      <w:r>
+        <w:t>EnsureCanLogin() — blocks deleted, rejected, pending, inactive</w:t>
+      </w:r>
+    </w:p>
+    <w:p>
+      <w:pPr>
+        <w:pStyle w:val="ListBullet"/>
+        <w:spacing w:after="80"/>
+        <w:ind w:left="540" w:hanging="271"/>
+      </w:pPr>
+      <w:r>
+        <w:t>If NeedsPasswordSetup → error: set password on login screen first</w:t>
+      </w:r>
+    </w:p>
+    <w:p>
+      <w:pPr>
+        <w:pStyle w:val="ListBullet"/>
+        <w:spacing w:after="80"/>
+        <w:ind w:left="540" w:hanging="271"/>
+      </w:pPr>
+      <w:r>
+        <w:t>Verify password (PBKDF2)</w:t>
+      </w:r>
+    </w:p>
+    <w:p>
+      <w:pPr>
+        <w:pStyle w:val="ListBullet"/>
+        <w:spacing w:after="80"/>
+        <w:ind w:left="540" w:hanging="271"/>
+      </w:pPr>
+      <w:r>
+        <w:t>Issue refresh for active role + access JWT; update last_login_at</w:t>
+      </w:r>
+    </w:p>
+    <w:p>
+      <w:pPr>
+        <w:pStyle w:val="Heading2"/>
+      </w:pPr>
+      <w:r>
+        <w:t>4.3 Set initial password</w:t>
+      </w:r>
+    </w:p>
+    <w:p>
+      <w:pPr>
+        <w:pStyle w:val="ListBullet"/>
+        <w:spacing w:after="80"/>
+        <w:ind w:left="540" w:hanging="271"/>
+      </w:pPr>
+      <w:r>
+        <w:t>POST /api/auth/set-initial-password — anonymous; identifier + new password (min 6).</w:t>
+      </w:r>
+    </w:p>
+    <w:p>
+      <w:pPr>
+        <w:pStyle w:val="ListBullet"/>
+        <w:spacing w:after="80"/>
+        <w:ind w:left="540" w:hanging="271"/>
+      </w:pPr>
+      <w:r>
+        <w:t>Requires active user with NeedsPasswordSetup.</w:t>
+      </w:r>
+    </w:p>
+    <w:p>
+      <w:pPr>
+        <w:pStyle w:val="ListBullet"/>
+        <w:spacing w:after="80"/>
+        <w:ind w:left="540" w:hanging="271"/>
+      </w:pPr>
+      <w:r>
+        <w:t>Sets password_hash and clears must_change_password to false.</w:t>
+      </w:r>
+    </w:p>
+    <w:p>
+      <w:pPr>
+        <w:pStyle w:val="Heading2"/>
+      </w:pPr>
+      <w:r>
+        <w:t>4.4 Multi-role / switch-role</w:t>
+      </w:r>
+    </w:p>
+    <w:tbl>
+      <w:tblPr>
+        <w:tblW w:type="dxa" w:w="9360"/>
+        <w:jc w:val="left"/>
+        <w:tblLayout w:type="fixed"/>
+        <w:tblLook w:firstColumn="1" w:firstRow="1" w:lastColumn="0" w:lastRow="0" w:noHBand="0" w:noVBand="1" w:val="04A0"/>
+        <w:tblBorders>
+          <w:top w:val="single" w:sz="6" w:space="0" w:color="B7C6D8"/>
+          <w:left w:val="single" w:sz="6" w:space="0" w:color="B7C6D8"/>
+          <w:bottom w:val="single" w:sz="6" w:space="0" w:color="B7C6D8"/>
+          <w:right w:val="single" w:sz="6" w:space="0" w:color="B7C6D8"/>
+          <w:insideH w:val="single" w:sz="6" w:space="0" w:color="B7C6D8"/>
+          <w:insideV w:val="single" w:sz="6" w:space="0" w:color="B7C6D8"/>
+        </w:tblBorders>
+      </w:tblPr>
+      <w:tblGrid>
+        <w:gridCol w:w="2000"/>
+        <w:gridCol w:w="7360"/>
+      </w:tblGrid>
+      <w:tr>
+        <w:tc>
+          <w:tcPr>
+            <w:tcW w:type="dxa" w:w="2000"/>
+            <w:vAlign w:val="center"/>
+            <w:tcMar>
+              <w:top w:w="80" w:type="dxa"/>
+              <w:bottom w:w="80" w:type="dxa"/>
+              <w:start w:w="120" w:type="dxa"/>
+              <w:end w:w="120" w:type="dxa"/>
+            </w:tcMar>
+            <w:shd w:fill="E8EEF5"/>
+          </w:tcPr>
+          <w:p>
+            <w:r>
+              <w:rPr>
+                <w:b/>
+                <w:color w:val="163957"/>
+              </w:rPr>
+              <w:t>Rule</w:t>
+            </w:r>
+          </w:p>
+        </w:tc>
+        <w:tc>
+          <w:tcPr>
+            <w:tcW w:type="dxa" w:w="7360"/>
+            <w:vAlign w:val="center"/>
+            <w:tcMar>
+              <w:top w:w="80" w:type="dxa"/>
+              <w:bottom w:w="80" w:type="dxa"/>
+              <w:start w:w="120" w:type="dxa"/>
+              <w:end w:w="120" w:type="dxa"/>
+            </w:tcMar>
+            <w:shd w:fill="E8EEF5"/>
+          </w:tcPr>
+          <w:p>
+            <w:r>
+              <w:rPr>
+                <w:b/>
+                <w:color w:val="163957"/>
+              </w:rPr>
+              <w:t>Detail</w:t>
+            </w:r>
+          </w:p>
+        </w:tc>
+      </w:tr>
+      <w:tr>
+        <w:tc>
+          <w:tcPr>
+            <w:tcW w:type="dxa" w:w="2000"/>
+          </w:tcPr>
+          <w:p>
+            <w:r>
+              <w:t>Exclusive</w:t>
+            </w:r>
+          </w:p>
+        </w:tc>
+        <w:tc>
+          <w:tcPr>
+            <w:tcW w:type="dxa" w:w="7360"/>
+          </w:tcPr>
+          <w:p>
+            <w:r>
+              <w:t>Student — cannot combine with any other role</w:t>
+            </w:r>
+          </w:p>
+        </w:tc>
+      </w:tr>
+      <w:tr>
+        <w:tc>
+          <w:tcPr>
+            <w:tcW w:type="dxa" w:w="2000"/>
+          </w:tcPr>
+          <w:p>
+            <w:r>
+              <w:t>Exclusive</w:t>
+            </w:r>
+          </w:p>
+        </w:tc>
+        <w:tc>
+          <w:tcPr>
+            <w:tcW w:type="dxa" w:w="7360"/>
+          </w:tcPr>
+          <w:p>
+            <w:r>
+              <w:t>PortalAdmin — cannot combine with any other role</w:t>
+            </w:r>
+          </w:p>
+        </w:tc>
+      </w:tr>
+      <w:tr>
+        <w:tc>
+          <w:tcPr>
+            <w:tcW w:type="dxa" w:w="2000"/>
+          </w:tcPr>
+          <w:p>
+            <w:r>
+              <w:t>May combine</w:t>
+            </w:r>
+          </w:p>
+        </w:tc>
+        <w:tc>
+          <w:tcPr>
+            <w:tcW w:type="dxa" w:w="7360"/>
+          </w:tcPr>
+          <w:p>
+            <w:r>
+              <w:t>SchoolAdmin, CampusAdmin, Teacher, Parent (any mix)</w:t>
+            </w:r>
+          </w:p>
+        </w:tc>
+      </w:tr>
+    </w:tbl>
+    <w:p/>
+    <w:p>
+      <w:pPr>
+        <w:pStyle w:val="ListBullet"/>
+        <w:spacing w:after="80"/>
+        <w:ind w:left="540" w:hanging="271"/>
+      </w:pPr>
+      <w:r>
+        <w:t>Examples allowed: Teacher+Parent; CampusAdmin+Teacher; SchoolAdmin+CampusAdmin+Teacher/Parent.</w:t>
+      </w:r>
+    </w:p>
+    <w:p>
+      <w:pPr>
+        <w:pStyle w:val="ListBullet"/>
+        <w:spacing w:after="80"/>
+        <w:ind w:left="540" w:hanging="271"/>
+      </w:pPr>
+      <w:r>
+        <w:t>Roles stored in app_user_roles only (UserRoleRules enforces combinations).</w:t>
+      </w:r>
+    </w:p>
+    <w:p>
+      <w:pPr>
+        <w:pStyle w:val="ListBullet"/>
+        <w:spacing w:after="80"/>
+        <w:ind w:left="540" w:hanging="271"/>
+      </w:pPr>
+      <w:r>
+        <w:t>Default login active role = earliest assignment in app_user_roles.</w:t>
+      </w:r>
+    </w:p>
+    <w:p>
+      <w:pPr>
+        <w:pStyle w:val="ListBullet"/>
+        <w:spacing w:after="80"/>
+        <w:ind w:left="540" w:hanging="271"/>
+      </w:pPr>
+      <w:r>
+        <w:t>POST /api/auth/switch-role (JWT) issues new access + refresh for selected role.</w:t>
+      </w:r>
+    </w:p>
+    <w:p>
+      <w:pPr>
+        <w:pStyle w:val="ListBullet"/>
+        <w:spacing w:after="80"/>
+        <w:ind w:left="540" w:hanging="271"/>
+      </w:pPr>
+      <w:r>
+        <w:t>refresh_tokens.active_role scopes refresh to that role.</w:t>
+      </w:r>
+    </w:p>
+    <w:p>
+      <w:pPr>
+        <w:pStyle w:val="ListBullet"/>
+        <w:spacing w:after="80"/>
+        <w:ind w:left="540" w:hanging="271"/>
+      </w:pPr>
+      <w:r>
+        <w:t>Authorization uses the active role only.</w:t>
+      </w:r>
+    </w:p>
+    <w:p>
+      <w:pPr>
+        <w:pStyle w:val="ListBullet"/>
+        <w:spacing w:after="80"/>
+        <w:ind w:left="540" w:hanging="271"/>
+      </w:pPr>
+      <w:r>
+        <w:t>UI: React role switcher when roles.length &gt; 1; Mobile Profile when multi-role.</w:t>
+      </w:r>
+    </w:p>
+    <w:p>
+      <w:pPr>
+        <w:pStyle w:val="Heading1"/>
+      </w:pPr>
+      <w:r>
+        <w:t>5. Logout &amp; Token Revoke</w:t>
+      </w:r>
+    </w:p>
+    <w:p>
+      <w:pPr>
+        <w:pStyle w:val="ListBullet"/>
+        <w:spacing w:after="80"/>
+        <w:ind w:left="540" w:hanging="271"/>
+      </w:pPr>
+      <w:r>
+        <w:t>POST /api/auth/logout — revoke refresh token when provided; missing token is no-op success.</w:t>
+      </w:r>
+    </w:p>
+    <w:p>
+      <w:pPr>
+        <w:pStyle w:val="ListBullet"/>
+        <w:spacing w:after="80"/>
+        <w:ind w:left="540" w:hanging="271"/>
+      </w:pPr>
+      <w:r>
+        <w:t>React AuthProvider and Mobile ApiAuthRepository logout send refresh token then clear local session.</w:t>
+      </w:r>
+    </w:p>
+    <w:p>
+      <w:pPr>
+        <w:pStyle w:val="ListBullet"/>
+        <w:spacing w:after="80"/>
+        <w:ind w:left="540" w:hanging="271"/>
+      </w:pPr>
+      <w:r>
+        <w:t>Also revoke-all refresh tokens on school-change lock and account deactivate.</w:t>
+      </w:r>
+    </w:p>
+    <w:p>
+      <w:pPr>
+        <w:pStyle w:val="Heading1"/>
+      </w:pPr>
+      <w:r>
+        <w:t>6. Registration &amp; Pending Detection</w:t>
+      </w:r>
+    </w:p>
+    <w:tbl>
+      <w:tblPr>
+        <w:tblW w:type="dxa" w:w="9360"/>
+        <w:jc w:val="left"/>
+        <w:tblLayout w:type="fixed"/>
+        <w:tblLook w:firstColumn="1" w:firstRow="1" w:lastColumn="0" w:lastRow="0" w:noHBand="0" w:noVBand="1" w:val="04A0"/>
+        <w:tblBorders>
+          <w:top w:val="single" w:sz="6" w:space="0" w:color="2F3A4A"/>
+          <w:left w:val="single" w:sz="6" w:space="0" w:color="2F3A4A"/>
+          <w:bottom w:val="single" w:sz="6" w:space="0" w:color="2F3A4A"/>
+          <w:right w:val="single" w:sz="6" w:space="0" w:color="2F3A4A"/>
+          <w:insideH w:val="single" w:sz="6" w:space="0" w:color="2F3A4A"/>
+          <w:insideV w:val="single" w:sz="6" w:space="0" w:color="2F3A4A"/>
+        </w:tblBorders>
+      </w:tblPr>
+      <w:tblGrid>
+        <w:gridCol w:w="9360"/>
+      </w:tblGrid>
+      <w:tr>
+        <w:tc>
+          <w:tcPr>
+            <w:tcW w:type="dxa" w:w="9360"/>
+            <w:vAlign w:val="center"/>
+            <w:tcMar>
+              <w:top w:w="80" w:type="dxa"/>
+              <w:bottom w:w="80" w:type="dxa"/>
+              <w:start w:w="120" w:type="dxa"/>
+              <w:end w:w="120" w:type="dxa"/>
+            </w:tcMar>
+            <w:shd w:fill="172033"/>
+          </w:tcPr>
+          <w:p>
+            <w:r>
+              <w:rPr>
+                <w:rFonts w:ascii="Consolas" w:hAnsi="Consolas"/>
+                <w:color w:val="F8FAFC"/>
+                <w:sz w:val="18"/>
+              </w:rPr>
+              <w:t>Client → POST /api/auth/register</w:t>
+              <w:br/>
+              <w:t xml:space="preserve">  → username = CNIC ?? mobile</w:t>
+              <w:br/>
+              <w:t xml:space="preserve">  → uniqueness among rejected_at IS NULL</w:t>
+              <w:br/>
+              <w:t xml:space="preserve">  → INSERT app_users (inactive, no password)</w:t>
+              <w:br/>
+              <w:t xml:space="preserve">  → INSERT app_user_roles</w:t>
+              <w:br/>
+              <w:t xml:space="preserve">  → INSERT app_user_approval for eligible reviewers</w:t>
+              <w:br/>
+              <w:t xml:space="preserve">  → notify admins (RegistrationRequest)</w:t>
+            </w:r>
+          </w:p>
+        </w:tc>
+      </w:tr>
+    </w:tbl>
+    <w:p/>
+    <w:p>
+      <w:pPr>
+        <w:pStyle w:val="ListBullet"/>
+        <w:spacing w:after="80"/>
+        <w:ind w:left="540" w:hanging="271"/>
+      </w:pPr>
+      <w:r>
+        <w:t>Domain pending: User.IsPendingRegistration.</w:t>
+      </w:r>
+    </w:p>
+    <w:p>
+      <w:pPr>
+        <w:pStyle w:val="ListBullet"/>
+        <w:spacing w:after="80"/>
+        <w:ind w:left="540" w:hanging="271"/>
+      </w:pPr>
+      <w:r>
+        <w:t>Admin list: GET /api/auth/registrations/pending (PortalAdmin/SchoolAdmin/CampusAdmin) with pendingApprovers.</w:t>
+      </w:r>
+    </w:p>
+    <w:p>
+      <w:pPr>
+        <w:pStyle w:val="ListBullet"/>
+        <w:spacing w:after="80"/>
+        <w:ind w:left="540" w:hanging="271"/>
+      </w:pPr>
+      <w:r>
+        <w:t>Login: login-status → PendingApproval.</w:t>
+      </w:r>
+    </w:p>
+    <w:p>
+      <w:pPr>
+        <w:pStyle w:val="ListBullet"/>
+        <w:spacing w:after="80"/>
+        <w:ind w:left="540" w:hanging="271"/>
+      </w:pPr>
+      <w:r>
+        <w:t>Directory-created users: active + NeedsPasswordSetup; do not use app_user_approval.</w:t>
+      </w:r>
+    </w:p>
+    <w:p>
+      <w:pPr>
+        <w:pStyle w:val="Heading1"/>
+      </w:pPr>
+      <w:r>
+        <w:t>7. Approval Queue &amp; Soft Reject</w:t>
+      </w:r>
+    </w:p>
+    <w:tbl>
+      <w:tblPr>
+        <w:tblW w:type="dxa" w:w="9360"/>
+        <w:jc w:val="left"/>
+        <w:tblLayout w:type="fixed"/>
+        <w:tblLook w:firstColumn="1" w:firstRow="1" w:lastColumn="0" w:lastRow="0" w:noHBand="0" w:noVBand="1" w:val="04A0"/>
+        <w:tblBorders>
+          <w:top w:val="single" w:sz="6" w:space="0" w:color="B7C6D8"/>
+          <w:left w:val="single" w:sz="6" w:space="0" w:color="B7C6D8"/>
+          <w:bottom w:val="single" w:sz="6" w:space="0" w:color="B7C6D8"/>
+          <w:right w:val="single" w:sz="6" w:space="0" w:color="B7C6D8"/>
+          <w:insideH w:val="single" w:sz="6" w:space="0" w:color="B7C6D8"/>
+          <w:insideV w:val="single" w:sz="6" w:space="0" w:color="B7C6D8"/>
+        </w:tblBorders>
+      </w:tblPr>
+      <w:tblGrid>
+        <w:gridCol w:w="2400"/>
+        <w:gridCol w:w="2200"/>
+        <w:gridCol w:w="2380"/>
+        <w:gridCol w:w="2380"/>
+      </w:tblGrid>
+      <w:tr>
+        <w:tc>
+          <w:tcPr>
+            <w:tcW w:type="dxa" w:w="2400"/>
+            <w:vAlign w:val="center"/>
+            <w:tcMar>
+              <w:top w:w="80" w:type="dxa"/>
+              <w:bottom w:w="80" w:type="dxa"/>
+              <w:start w:w="120" w:type="dxa"/>
+              <w:end w:w="120" w:type="dxa"/>
+            </w:tcMar>
+            <w:shd w:fill="E8EEF5"/>
+          </w:tcPr>
+          <w:p>
+            <w:r>
+              <w:rPr>
+                <w:b/>
+                <w:color w:val="163957"/>
+              </w:rPr>
+              <w:t>Action</w:t>
+            </w:r>
+          </w:p>
+        </w:tc>
+        <w:tc>
+          <w:tcPr>
+            <w:tcW w:type="dxa" w:w="2200"/>
+            <w:vAlign w:val="center"/>
+            <w:tcMar>
+              <w:top w:w="80" w:type="dxa"/>
+              <w:bottom w:w="80" w:type="dxa"/>
+              <w:start w:w="120" w:type="dxa"/>
+              <w:end w:w="120" w:type="dxa"/>
+            </w:tcMar>
+            <w:shd w:fill="E8EEF5"/>
+          </w:tcPr>
+          <w:p>
+            <w:r>
+              <w:rPr>
+                <w:b/>
+                <w:color w:val="163957"/>
+              </w:rPr>
+              <w:t>PortalAdmin</w:t>
+            </w:r>
+          </w:p>
+        </w:tc>
+        <w:tc>
+          <w:tcPr>
+            <w:tcW w:type="dxa" w:w="2380"/>
+            <w:vAlign w:val="center"/>
+            <w:tcMar>
+              <w:top w:w="80" w:type="dxa"/>
+              <w:bottom w:w="80" w:type="dxa"/>
+              <w:start w:w="120" w:type="dxa"/>
+              <w:end w:w="120" w:type="dxa"/>
+            </w:tcMar>
+            <w:shd w:fill="E8EEF5"/>
+          </w:tcPr>
+          <w:p>
+            <w:r>
+              <w:rPr>
+                <w:b/>
+                <w:color w:val="163957"/>
+              </w:rPr>
+              <w:t>SchoolAdmin</w:t>
+            </w:r>
+          </w:p>
+        </w:tc>
+        <w:tc>
+          <w:tcPr>
+            <w:tcW w:type="dxa" w:w="2380"/>
+            <w:vAlign w:val="center"/>
+            <w:tcMar>
+              <w:top w:w="80" w:type="dxa"/>
+              <w:bottom w:w="80" w:type="dxa"/>
+              <w:start w:w="120" w:type="dxa"/>
+              <w:end w:w="120" w:type="dxa"/>
+            </w:tcMar>
+            <w:shd w:fill="E8EEF5"/>
+          </w:tcPr>
+          <w:p>
+            <w:r>
+              <w:rPr>
+                <w:b/>
+                <w:color w:val="163957"/>
+              </w:rPr>
+              <w:t>CampusAdmin</w:t>
+            </w:r>
+          </w:p>
+        </w:tc>
+      </w:tr>
+      <w:tr>
+        <w:tc>
+          <w:tcPr>
+            <w:tcW w:type="dxa" w:w="2400"/>
+          </w:tcPr>
+          <w:p>
+            <w:r>
+              <w:t>List pending</w:t>
+            </w:r>
+          </w:p>
+        </w:tc>
+        <w:tc>
+          <w:tcPr>
+            <w:tcW w:type="dxa" w:w="2200"/>
+          </w:tcPr>
+          <w:p>
+            <w:r>
+              <w:t>Yes</w:t>
+            </w:r>
+          </w:p>
+        </w:tc>
+        <w:tc>
+          <w:tcPr>
+            <w:tcW w:type="dxa" w:w="2380"/>
+          </w:tcPr>
+          <w:p>
+            <w:r>
+              <w:t>Yes (scoped)</w:t>
+            </w:r>
+          </w:p>
+        </w:tc>
+        <w:tc>
+          <w:tcPr>
+            <w:tcW w:type="dxa" w:w="2380"/>
+          </w:tcPr>
+          <w:p>
+            <w:r>
+              <w:t>Yes (scoped)</w:t>
+            </w:r>
+          </w:p>
+        </w:tc>
+      </w:tr>
+      <w:tr>
+        <w:tc>
+          <w:tcPr>
+            <w:tcW w:type="dxa" w:w="2400"/>
+          </w:tcPr>
+          <w:p>
+            <w:r>
+              <w:t>Soft-approve (record)</w:t>
+            </w:r>
+          </w:p>
+        </w:tc>
+        <w:tc>
+          <w:tcPr>
+            <w:tcW w:type="dxa" w:w="2200"/>
+          </w:tcPr>
+          <w:p>
+            <w:r>
+              <w:t>—</w:t>
+            </w:r>
+          </w:p>
+        </w:tc>
+        <w:tc>
+          <w:tcPr>
+            <w:tcW w:type="dxa" w:w="2380"/>
+          </w:tcPr>
+          <w:p>
+            <w:r>
+              <w:t>Yes</w:t>
+            </w:r>
+          </w:p>
+        </w:tc>
+        <w:tc>
+          <w:tcPr>
+            <w:tcW w:type="dxa" w:w="2380"/>
+          </w:tcPr>
+          <w:p>
+            <w:r>
+              <w:t>Yes</w:t>
+            </w:r>
+          </w:p>
+        </w:tc>
+      </w:tr>
+      <w:tr>
+        <w:tc>
+          <w:tcPr>
+            <w:tcW w:type="dxa" w:w="2400"/>
+          </w:tcPr>
+          <w:p>
+            <w:r>
+              <w:t>Activate account</w:t>
+            </w:r>
+          </w:p>
+        </w:tc>
+        <w:tc>
+          <w:tcPr>
+            <w:tcW w:type="dxa" w:w="2200"/>
+          </w:tcPr>
+          <w:p>
+            <w:r>
+              <w:t>Yes only</w:t>
+            </w:r>
+          </w:p>
+        </w:tc>
+        <w:tc>
+          <w:tcPr>
+            <w:tcW w:type="dxa" w:w="2380"/>
+          </w:tcPr>
+          <w:p>
+            <w:r>
+              <w:t>No</w:t>
+            </w:r>
+          </w:p>
+        </w:tc>
+        <w:tc>
+          <w:tcPr>
+            <w:tcW w:type="dxa" w:w="2380"/>
+          </w:tcPr>
+          <w:p>
+            <w:r>
+              <w:t>No</w:t>
+            </w:r>
+          </w:p>
+        </w:tc>
+      </w:tr>
+      <w:tr>
+        <w:tc>
+          <w:tcPr>
+            <w:tcW w:type="dxa" w:w="2400"/>
+          </w:tcPr>
+          <w:p>
+            <w:r>
+              <w:t>Soft-reject</w:t>
+            </w:r>
+          </w:p>
+        </w:tc>
+        <w:tc>
+          <w:tcPr>
+            <w:tcW w:type="dxa" w:w="2200"/>
+          </w:tcPr>
+          <w:p>
+            <w:r>
+              <w:t>Yes</w:t>
+            </w:r>
+          </w:p>
+        </w:tc>
+        <w:tc>
+          <w:tcPr>
+            <w:tcW w:type="dxa" w:w="2380"/>
+          </w:tcPr>
+          <w:p>
+            <w:r>
+              <w:t>Yes (scoped)</w:t>
+            </w:r>
+          </w:p>
+        </w:tc>
+        <w:tc>
+          <w:tcPr>
+            <w:tcW w:type="dxa" w:w="2380"/>
+          </w:tcPr>
+          <w:p>
+            <w:r>
+              <w:t>Yes (scoped)</w:t>
+            </w:r>
+          </w:p>
+        </w:tc>
+      </w:tr>
+    </w:tbl>
+    <w:p/>
+    <w:p>
+      <w:pPr>
+        <w:pStyle w:val="Heading2"/>
+      </w:pPr>
+      <w:r>
+        <w:t>7.2 Soft-approve vs PortalAdmin activate</w:t>
+      </w:r>
+    </w:p>
+    <w:p>
+      <w:pPr>
+        <w:pStyle w:val="ListBullet"/>
+        <w:spacing w:after="80"/>
+        <w:ind w:left="540" w:hanging="271"/>
+      </w:pPr>
+      <w:r>
+        <w:t>SchoolAdmin / CampusAdmin: mark their app_user_approval row only. Account stays PendingApproval until PortalAdmin.</w:t>
+      </w:r>
+    </w:p>
+    <w:p>
+      <w:pPr>
+        <w:pStyle w:val="ListBullet"/>
+        <w:spacing w:after="80"/>
+        <w:ind w:left="540" w:hanging="271"/>
+      </w:pPr>
+      <w:r>
+        <w:t>PortalAdmin: create slim profile; ApprovePendingRegistration (active, no password, must_change=true). Other pending rows not required.</w:t>
+      </w:r>
+    </w:p>
+    <w:p>
+      <w:pPr>
+        <w:pStyle w:val="ListBullet"/>
+        <w:spacing w:after="80"/>
+        <w:ind w:left="540" w:hanging="271"/>
+      </w:pPr>
+      <w:r>
+        <w:t>Approve body is empty — no admin password payload.</w:t>
+      </w:r>
+    </w:p>
+    <w:p>
+      <w:pPr>
+        <w:pStyle w:val="Heading2"/>
+      </w:pPr>
+      <w:r>
+        <w:t>7.3 Pending with filter</w:t>
+      </w:r>
+    </w:p>
+    <w:p>
+      <w:pPr>
+        <w:pStyle w:val="ListBullet"/>
+        <w:spacing w:after="80"/>
+        <w:ind w:left="540" w:hanging="271"/>
+      </w:pPr>
+      <w:r>
+        <w:t>pendingApprovers = queue rows where is_approved IS NULL (ListPendingApproversForUserAsync).</w:t>
+      </w:r>
+    </w:p>
+    <w:p>
+      <w:pPr>
+        <w:pStyle w:val="ListBullet"/>
+        <w:spacing w:after="80"/>
+        <w:ind w:left="540" w:hanging="271"/>
+      </w:pPr>
+      <w:r>
+        <w:t>If any CampusAdmin has soft-approved, pending SchoolAdmin rows are omitted from Pending with — CampusAdmin covers SchoolAdmin for display.</w:t>
+      </w:r>
+    </w:p>
+    <w:p>
+      <w:pPr>
+        <w:pStyle w:val="ListBullet"/>
+        <w:spacing w:after="80"/>
+        <w:ind w:left="540" w:hanging="271"/>
+      </w:pPr>
+      <w:r>
+        <w:t>PortalAdmin is still required to activate; CampusAdmin soft-approve alone does not activate.</w:t>
+      </w:r>
+    </w:p>
+    <w:p>
+      <w:pPr>
+        <w:pStyle w:val="Heading2"/>
+      </w:pPr>
+      <w:r>
+        <w:t>7.4 Soft reject</w:t>
+      </w:r>
+    </w:p>
+    <w:p>
+      <w:pPr>
+        <w:pStyle w:val="ListBullet"/>
+        <w:spacing w:after="80"/>
+        <w:ind w:left="540" w:hanging="271"/>
+      </w:pPr>
+      <w:r>
+        <w:t>Soft reject: set rejected_at; keep row + approval trail; login-status Rejected; user may submit a new request.</w:t>
+      </w:r>
+    </w:p>
+    <w:p>
+      <w:pPr>
+        <w:pStyle w:val="Heading1"/>
+      </w:pPr>
+      <w:r>
+        <w:t>8. School / Campus Change Lock</w:t>
+      </w:r>
+    </w:p>
+    <w:p>
+      <w:pPr>
+        <w:pStyle w:val="ListBullet"/>
+        <w:spacing w:after="80"/>
+        <w:ind w:left="540" w:hanging="271"/>
+      </w:pPr>
+      <w:r>
+        <w:t>Who may request: Teacher, Student, CampusAdmin. Cannot: PortalAdmin, SchoolAdmin, Parent.</w:t>
+      </w:r>
+    </w:p>
+    <w:p>
+      <w:pPr>
+        <w:pStyle w:val="ListBullet"/>
+        <w:spacing w:after="80"/>
+        <w:ind w:left="540" w:hanging="271"/>
+      </w:pPr>
+      <w:r>
+        <w:t>POST /api/auth/me/school-change → pending request → is_active=false → revoke all refresh tokens → locked messaging.</w:t>
+      </w:r>
+    </w:p>
+    <w:p>
+      <w:pPr>
+        <w:pStyle w:val="ListBullet"/>
+        <w:spacing w:after="80"/>
+        <w:ind w:left="540" w:hanging="271"/>
+      </w:pPr>
+      <w:r>
+        <w:t>login-status → LockedPendingSchoolChange.</w:t>
+      </w:r>
+    </w:p>
+    <w:p>
+      <w:pPr>
+        <w:pStyle w:val="ListBullet"/>
+        <w:spacing w:after="80"/>
+        <w:ind w:left="540" w:hanging="271"/>
+      </w:pPr>
+      <w:r>
+        <w:t>Request UI: React /account and Flutter Mobile Profile (eligible roles).</w:t>
+      </w:r>
+    </w:p>
+    <w:p>
+      <w:pPr>
+        <w:pStyle w:val="ListBullet"/>
+        <w:spacing w:after="80"/>
+        <w:ind w:left="540" w:hanging="271"/>
+      </w:pPr>
+      <w:r>
+        <w:t>Admin apply/reject queue: Web only — /admin/directory/school-changes. Mobile does not implement it.</w:t>
+      </w:r>
+    </w:p>
+    <w:tbl>
+      <w:tblPr>
+        <w:tblW w:type="dxa" w:w="9360"/>
+        <w:jc w:val="left"/>
+        <w:tblLayout w:type="fixed"/>
+        <w:tblLook w:firstColumn="1" w:firstRow="1" w:lastColumn="0" w:lastRow="0" w:noHBand="0" w:noVBand="1" w:val="04A0"/>
+        <w:tblBorders>
+          <w:top w:val="single" w:sz="6" w:space="0" w:color="B7C6D8"/>
+          <w:left w:val="single" w:sz="6" w:space="0" w:color="B7C6D8"/>
+          <w:bottom w:val="single" w:sz="6" w:space="0" w:color="B7C6D8"/>
+          <w:right w:val="single" w:sz="6" w:space="0" w:color="B7C6D8"/>
+          <w:insideH w:val="single" w:sz="6" w:space="0" w:color="B7C6D8"/>
+          <w:insideV w:val="single" w:sz="6" w:space="0" w:color="B7C6D8"/>
+        </w:tblBorders>
+      </w:tblPr>
+      <w:tblGrid>
+        <w:gridCol w:w="2400"/>
+        <w:gridCol w:w="6960"/>
+      </w:tblGrid>
+      <w:tr>
+        <w:tc>
+          <w:tcPr>
+            <w:tcW w:type="dxa" w:w="2400"/>
+            <w:vAlign w:val="center"/>
+            <w:tcMar>
+              <w:top w:w="80" w:type="dxa"/>
+              <w:bottom w:w="80" w:type="dxa"/>
+              <w:start w:w="120" w:type="dxa"/>
+              <w:end w:w="120" w:type="dxa"/>
+            </w:tcMar>
+            <w:shd w:fill="E8EEF5"/>
+          </w:tcPr>
+          <w:p>
+            <w:r>
+              <w:rPr>
+                <w:b/>
+                <w:color w:val="163957"/>
+              </w:rPr>
+              <w:t>Approver</w:t>
+            </w:r>
+          </w:p>
+        </w:tc>
+        <w:tc>
+          <w:tcPr>
+            <w:tcW w:type="dxa" w:w="6960"/>
+            <w:vAlign w:val="center"/>
+            <w:tcMar>
+              <w:top w:w="80" w:type="dxa"/>
+              <w:bottom w:w="80" w:type="dxa"/>
+              <w:start w:w="120" w:type="dxa"/>
+              <w:end w:w="120" w:type="dxa"/>
+            </w:tcMar>
+            <w:shd w:fill="E8EEF5"/>
+          </w:tcPr>
+          <w:p>
+            <w:r>
+              <w:rPr>
+                <w:b/>
+                <w:color w:val="163957"/>
+              </w:rPr>
+              <w:t>Can apply (unlock + move)</w:t>
+            </w:r>
+          </w:p>
+        </w:tc>
+      </w:tr>
+      <w:tr>
+        <w:tc>
+          <w:tcPr>
+            <w:tcW w:type="dxa" w:w="2400"/>
+          </w:tcPr>
+          <w:p>
+            <w:r>
+              <w:t>PortalAdmin</w:t>
+            </w:r>
+          </w:p>
+        </w:tc>
+        <w:tc>
+          <w:tcPr>
+            <w:tcW w:type="dxa" w:w="6960"/>
+          </w:tcPr>
+          <w:p>
+            <w:r>
+              <w:t>Any pending request</w:t>
+            </w:r>
+          </w:p>
+        </w:tc>
+      </w:tr>
+      <w:tr>
+        <w:tc>
+          <w:tcPr>
+            <w:tcW w:type="dxa" w:w="2400"/>
+          </w:tcPr>
+          <w:p>
+            <w:r>
+              <w:t>SchoolAdmin</w:t>
+            </w:r>
+          </w:p>
+        </w:tc>
+        <w:tc>
+          <w:tcPr>
+            <w:tcW w:type="dxa" w:w="6960"/>
+          </w:tcPr>
+          <w:p>
+            <w:r>
+              <w:t>Teacher / Student / CampusAdmin into destination school</w:t>
+            </w:r>
+          </w:p>
+        </w:tc>
+      </w:tr>
+      <w:tr>
+        <w:tc>
+          <w:tcPr>
+            <w:tcW w:type="dxa" w:w="2400"/>
+          </w:tcPr>
+          <w:p>
+            <w:r>
+              <w:t>CampusAdmin</w:t>
+            </w:r>
+          </w:p>
+        </w:tc>
+        <w:tc>
+          <w:tcPr>
+            <w:tcW w:type="dxa" w:w="6960"/>
+          </w:tcPr>
+          <w:p>
+            <w:r>
+              <w:t>Teacher / Student into own campus (not CampusAdmin peers)</w:t>
+            </w:r>
+          </w:p>
+        </w:tc>
+      </w:tr>
+    </w:tbl>
+    <w:p/>
+    <w:p>
+      <w:pPr>
+        <w:pStyle w:val="ListBullet"/>
+        <w:spacing w:after="80"/>
+        <w:ind w:left="540" w:hanging="271"/>
+      </w:pPr>
+      <w:r>
+        <w:t>Reject unlocks without changing school/campus. Admin UI (Web): /admin/directory/school-changes.</w:t>
+      </w:r>
+    </w:p>
+    <w:p>
+      <w:pPr>
+        <w:pStyle w:val="Heading1"/>
+      </w:pPr>
+      <w:r>
+        <w:t>9. Supporting Auth Tables</w:t>
+      </w:r>
+    </w:p>
+    <w:p>
+      <w:pPr>
+        <w:pStyle w:val="Heading2"/>
+      </w:pPr>
+      <w:r>
+        <w:t>9.1 app_users (auth-relevant)</w:t>
+      </w:r>
+    </w:p>
+    <w:tbl>
+      <w:tblPr>
+        <w:tblW w:type="dxa" w:w="9360"/>
+        <w:jc w:val="left"/>
+        <w:tblLayout w:type="fixed"/>
+        <w:tblLook w:firstColumn="1" w:firstRow="1" w:lastColumn="0" w:lastRow="0" w:noHBand="0" w:noVBand="1" w:val="04A0"/>
+        <w:tblBorders>
+          <w:top w:val="single" w:sz="6" w:space="0" w:color="B7C6D8"/>
+          <w:left w:val="single" w:sz="6" w:space="0" w:color="B7C6D8"/>
+          <w:bottom w:val="single" w:sz="6" w:space="0" w:color="B7C6D8"/>
+          <w:right w:val="single" w:sz="6" w:space="0" w:color="B7C6D8"/>
+          <w:insideH w:val="single" w:sz="6" w:space="0" w:color="B7C6D8"/>
+          <w:insideV w:val="single" w:sz="6" w:space="0" w:color="B7C6D8"/>
+        </w:tblBorders>
+      </w:tblPr>
+      <w:tblGrid>
+        <w:gridCol w:w="3200"/>
+        <w:gridCol w:w="6160"/>
+      </w:tblGrid>
+      <w:tr>
+        <w:tc>
+          <w:tcPr>
+            <w:tcW w:type="dxa" w:w="3200"/>
+            <w:vAlign w:val="center"/>
+            <w:tcMar>
+              <w:top w:w="80" w:type="dxa"/>
+              <w:bottom w:w="80" w:type="dxa"/>
+              <w:start w:w="120" w:type="dxa"/>
+              <w:end w:w="120" w:type="dxa"/>
+            </w:tcMar>
+            <w:shd w:fill="E8EEF5"/>
+          </w:tcPr>
+          <w:p>
+            <w:r>
+              <w:rPr>
+                <w:b/>
+                <w:color w:val="163957"/>
+              </w:rPr>
+              <w:t>Column</w:t>
+            </w:r>
+          </w:p>
+        </w:tc>
+        <w:tc>
+          <w:tcPr>
+            <w:tcW w:type="dxa" w:w="6160"/>
+            <w:vAlign w:val="center"/>
+            <w:tcMar>
+              <w:top w:w="80" w:type="dxa"/>
+              <w:bottom w:w="80" w:type="dxa"/>
+              <w:start w:w="120" w:type="dxa"/>
+              <w:end w:w="120" w:type="dxa"/>
+            </w:tcMar>
+            <w:shd w:fill="E8EEF5"/>
+          </w:tcPr>
+          <w:p>
+            <w:r>
+              <w:rPr>
+                <w:b/>
+                <w:color w:val="163957"/>
+              </w:rPr>
+              <w:t>Purpose</w:t>
+            </w:r>
+          </w:p>
+        </w:tc>
+      </w:tr>
+      <w:tr>
+        <w:tc>
+          <w:tcPr>
+            <w:tcW w:type="dxa" w:w="3200"/>
+          </w:tcPr>
+          <w:p>
+            <w:r>
+              <w:t>username</w:t>
+            </w:r>
+          </w:p>
+        </w:tc>
+        <w:tc>
+          <w:tcPr>
+            <w:tcW w:type="dxa" w:w="6160"/>
+          </w:tcPr>
+          <w:p>
+            <w:r>
+              <w:t>CNIC if present, else mobile</w:t>
+            </w:r>
+          </w:p>
+        </w:tc>
+      </w:tr>
+      <w:tr>
+        <w:tc>
+          <w:tcPr>
+            <w:tcW w:type="dxa" w:w="3200"/>
+          </w:tcPr>
+          <w:p>
+            <w:r>
+              <w:t>mobile_number / cnic</w:t>
+            </w:r>
+          </w:p>
+        </w:tc>
+        <w:tc>
+          <w:tcPr>
+            <w:tcW w:type="dxa" w:w="6160"/>
+          </w:tcPr>
+          <w:p>
+            <w:r>
+              <w:t>Contact + alternate login ids</w:t>
+            </w:r>
+          </w:p>
+        </w:tc>
+      </w:tr>
+      <w:tr>
+        <w:tc>
+          <w:tcPr>
+            <w:tcW w:type="dxa" w:w="3200"/>
+          </w:tcPr>
+          <w:p>
+            <w:r>
+              <w:t>password_hash</w:t>
+            </w:r>
+          </w:p>
+        </w:tc>
+        <w:tc>
+          <w:tcPr>
+            <w:tcW w:type="dxa" w:w="6160"/>
+          </w:tcPr>
+          <w:p>
+            <w:r>
+              <w:t>NULL until set-initial-password</w:t>
+            </w:r>
+          </w:p>
+        </w:tc>
+      </w:tr>
+      <w:tr>
+        <w:tc>
+          <w:tcPr>
+            <w:tcW w:type="dxa" w:w="3200"/>
+          </w:tcPr>
+          <w:p>
+            <w:r>
+              <w:t>is_active</w:t>
+            </w:r>
+          </w:p>
+        </w:tc>
+        <w:tc>
+          <w:tcPr>
+            <w:tcW w:type="dxa" w:w="6160"/>
+          </w:tcPr>
+          <w:p>
+            <w:r>
+              <w:t>Pending / locked / deactivated gate</w:t>
+            </w:r>
+          </w:p>
+        </w:tc>
+      </w:tr>
+      <w:tr>
+        <w:tc>
+          <w:tcPr>
+            <w:tcW w:type="dxa" w:w="3200"/>
+          </w:tcPr>
+          <w:p>
+            <w:r>
+              <w:t>must_change_password</w:t>
+            </w:r>
+          </w:p>
+        </w:tc>
+        <w:tc>
+          <w:tcPr>
+            <w:tcW w:type="dxa" w:w="6160"/>
+          </w:tcPr>
+          <w:p>
+            <w:r>
+              <w:t>Force / setup signalling</w:t>
+            </w:r>
+          </w:p>
+        </w:tc>
+      </w:tr>
+      <w:tr>
+        <w:tc>
+          <w:tcPr>
+            <w:tcW w:type="dxa" w:w="3200"/>
+          </w:tcPr>
+          <w:p>
+            <w:r>
+              <w:t>rejected_at</w:t>
+            </w:r>
+          </w:p>
+        </w:tc>
+        <w:tc>
+          <w:tcPr>
+            <w:tcW w:type="dxa" w:w="6160"/>
+          </w:tcPr>
+          <w:p>
+            <w:r>
+              <w:t>Soft-reject; NULL = not rejected</w:t>
+            </w:r>
+          </w:p>
+        </w:tc>
+      </w:tr>
+      <w:tr>
+        <w:tc>
+          <w:tcPr>
+            <w:tcW w:type="dxa" w:w="3200"/>
+          </w:tcPr>
+          <w:p>
+            <w:r>
+              <w:t>requested_at</w:t>
+            </w:r>
+          </w:p>
+        </w:tc>
+        <w:tc>
+          <w:tcPr>
+            <w:tcW w:type="dxa" w:w="6160"/>
+          </w:tcPr>
+          <w:p>
+            <w:r>
+              <w:t>Registration submit time</w:t>
+            </w:r>
+          </w:p>
+        </w:tc>
+      </w:tr>
+      <w:tr>
+        <w:tc>
+          <w:tcPr>
+            <w:tcW w:type="dxa" w:w="3200"/>
+          </w:tcPr>
+          <w:p>
+            <w:r>
+              <w:t>school_id / campus_id</w:t>
+            </w:r>
+          </w:p>
+        </w:tc>
+        <w:tc>
+          <w:tcPr>
+            <w:tcW w:type="dxa" w:w="6160"/>
+          </w:tcPr>
+          <w:p>
+            <w:r>
+              <w:t>Scope owned on user</w:t>
+            </w:r>
+          </w:p>
+        </w:tc>
+      </w:tr>
+      <w:tr>
+        <w:tc>
+          <w:tcPr>
+            <w:tcW w:type="dxa" w:w="3200"/>
+          </w:tcPr>
+          <w:p>
+            <w:r>
+              <w:t>roll_number_teacher_code</w:t>
+            </w:r>
+          </w:p>
+        </w:tc>
+        <w:tc>
+          <w:tcPr>
+            <w:tcW w:type="dxa" w:w="6160"/>
+          </w:tcPr>
+          <w:p>
+            <w:r>
+              <w:t>Student roll or teacher code</w:t>
+            </w:r>
+          </w:p>
+        </w:tc>
+      </w:tr>
+      <w:tr>
+        <w:tc>
+          <w:tcPr>
+            <w:tcW w:type="dxa" w:w="3200"/>
+          </w:tcPr>
+          <w:p>
+            <w:r>
+              <w:t>avatar_url / last_login_at</w:t>
+            </w:r>
+          </w:p>
+        </w:tc>
+        <w:tc>
+          <w:tcPr>
+            <w:tcW w:type="dxa" w:w="6160"/>
+          </w:tcPr>
+          <w:p>
+            <w:r>
+              <w:t>Profile image; last successful login</w:t>
+            </w:r>
+          </w:p>
+        </w:tc>
+      </w:tr>
+    </w:tbl>
+    <w:p/>
+    <w:p>
+      <w:pPr>
+        <w:pStyle w:val="ListBullet"/>
+        <w:spacing w:after="80"/>
+        <w:ind w:left="540" w:hanging="271"/>
+      </w:pPr>
+      <w:r>
+        <w:t>Removed: role and admin_target on app_users.</w:t>
+      </w:r>
+    </w:p>
+    <w:p>
+      <w:pPr>
+        <w:pStyle w:val="Heading2"/>
+      </w:pPr>
+      <w:r>
+        <w:t>9.2 Role, approval, school-change</w:t>
+      </w:r>
+    </w:p>
+    <w:tbl>
+      <w:tblPr>
+        <w:tblW w:type="dxa" w:w="9360"/>
+        <w:jc w:val="left"/>
+        <w:tblLayout w:type="fixed"/>
+        <w:tblLook w:firstColumn="1" w:firstRow="1" w:lastColumn="0" w:lastRow="0" w:noHBand="0" w:noVBand="1" w:val="04A0"/>
+        <w:tblBorders>
+          <w:top w:val="single" w:sz="6" w:space="0" w:color="B7C6D8"/>
+          <w:left w:val="single" w:sz="6" w:space="0" w:color="B7C6D8"/>
+          <w:bottom w:val="single" w:sz="6" w:space="0" w:color="B7C6D8"/>
+          <w:right w:val="single" w:sz="6" w:space="0" w:color="B7C6D8"/>
+          <w:insideH w:val="single" w:sz="6" w:space="0" w:color="B7C6D8"/>
+          <w:insideV w:val="single" w:sz="6" w:space="0" w:color="B7C6D8"/>
+        </w:tblBorders>
+      </w:tblPr>
+      <w:tblGrid>
+        <w:gridCol w:w="3600"/>
+        <w:gridCol w:w="5760"/>
+      </w:tblGrid>
+      <w:tr>
+        <w:tc>
+          <w:tcPr>
+            <w:tcW w:type="dxa" w:w="3600"/>
+            <w:vAlign w:val="center"/>
+            <w:tcMar>
+              <w:top w:w="80" w:type="dxa"/>
+              <w:bottom w:w="80" w:type="dxa"/>
+              <w:start w:w="120" w:type="dxa"/>
+              <w:end w:w="120" w:type="dxa"/>
+            </w:tcMar>
+            <w:shd w:fill="E8EEF5"/>
+          </w:tcPr>
+          <w:p>
+            <w:r>
+              <w:rPr>
+                <w:b/>
+                <w:color w:val="163957"/>
+              </w:rPr>
+              <w:t>Table</w:t>
+            </w:r>
+          </w:p>
+        </w:tc>
+        <w:tc>
+          <w:tcPr>
+            <w:tcW w:type="dxa" w:w="5760"/>
+            <w:vAlign w:val="center"/>
+            <w:tcMar>
+              <w:top w:w="80" w:type="dxa"/>
+              <w:bottom w:w="80" w:type="dxa"/>
+              <w:start w:w="120" w:type="dxa"/>
+              <w:end w:w="120" w:type="dxa"/>
+            </w:tcMar>
+            <w:shd w:fill="E8EEF5"/>
+          </w:tcPr>
+          <w:p>
+            <w:r>
+              <w:rPr>
+                <w:b/>
+                <w:color w:val="163957"/>
+              </w:rPr>
+              <w:t>Purpose</w:t>
+            </w:r>
+          </w:p>
+        </w:tc>
+      </w:tr>
+      <w:tr>
+        <w:tc>
+          <w:tcPr>
+            <w:tcW w:type="dxa" w:w="3600"/>
+          </w:tcPr>
+          <w:p>
+            <w:r>
+              <w:t>app_user_roles</w:t>
+            </w:r>
+          </w:p>
+        </w:tc>
+        <w:tc>
+          <w:tcPr>
+            <w:tcW w:type="dxa" w:w="5760"/>
+          </w:tcPr>
+          <w:p>
+            <w:r>
+              <w:t>Multi-role assignments (source of truth)</w:t>
+            </w:r>
+          </w:p>
+        </w:tc>
+      </w:tr>
+      <w:tr>
+        <w:tc>
+          <w:tcPr>
+            <w:tcW w:type="dxa" w:w="3600"/>
+          </w:tcPr>
+          <w:p>
+            <w:r>
+              <w:t>app_user_approval</w:t>
+            </w:r>
+          </w:p>
+        </w:tc>
+        <w:tc>
+          <w:tcPr>
+            <w:tcW w:type="dxa" w:w="5760"/>
+          </w:tcPr>
+          <w:p>
+            <w:r>
+              <w:t>Registration approval queue per reviewer</w:t>
+            </w:r>
+          </w:p>
+        </w:tc>
+      </w:tr>
+      <w:tr>
+        <w:tc>
+          <w:tcPr>
+            <w:tcW w:type="dxa" w:w="3600"/>
+          </w:tcPr>
+          <w:p>
+            <w:r>
+              <w:t>app_user_school_change_request</w:t>
+            </w:r>
+          </w:p>
+        </w:tc>
+        <w:tc>
+          <w:tcPr>
+            <w:tcW w:type="dxa" w:w="5760"/>
+          </w:tcPr>
+          <w:p>
+            <w:r>
+              <w:t>Pending moves + lock</w:t>
+            </w:r>
+          </w:p>
+        </w:tc>
+      </w:tr>
+      <w:tr>
+        <w:tc>
+          <w:tcPr>
+            <w:tcW w:type="dxa" w:w="3600"/>
+          </w:tcPr>
+          <w:p>
+            <w:r>
+              <w:t>app_user_school_change_approval</w:t>
+            </w:r>
+          </w:p>
+        </w:tc>
+        <w:tc>
+          <w:tcPr>
+            <w:tcW w:type="dxa" w:w="5760"/>
+          </w:tcPr>
+          <w:p>
+            <w:r>
+              <w:t>Reviewer trail for school-change</w:t>
+            </w:r>
+          </w:p>
+        </w:tc>
+      </w:tr>
+    </w:tbl>
+    <w:p/>
+    <w:p>
+      <w:pPr>
+        <w:pStyle w:val="Heading2"/>
+      </w:pPr>
+      <w:r>
+        <w:t>9.3 Session &amp; notify</w:t>
       </w:r>
     </w:p>
     <w:tbl>
@@ -417,7 +3100,7 @@
                 <w:b/>
                 <w:color w:val="163957"/>
               </w:rPr>
-              <w:t>Value</w:t>
+              <w:t>Table</w:t>
             </w:r>
           </w:p>
         </w:tc>
@@ -439,7 +3122,7 @@
                 <w:b/>
                 <w:color w:val="163957"/>
               </w:rPr>
-              <w:t>Meaning</w:t>
+              <w:t>Purpose</w:t>
             </w:r>
           </w:p>
         </w:tc>
@@ -451,7 +3134,7 @@
           </w:tcPr>
           <w:p>
             <w:r>
-              <w:t>null or false</w:t>
+              <w:t>refresh_tokens</w:t>
             </w:r>
           </w:p>
         </w:tc>
@@ -461,7 +3144,7 @@
           </w:tcPr>
           <w:p>
             <w:r>
-              <w:t>No forced password change</w:t>
+              <w:t>Hashed refresh tokens; includes active_role</w:t>
             </w:r>
           </w:p>
         </w:tc>
@@ -473,7 +3156,7 @@
           </w:tcPr>
           <w:p>
             <w:r>
-              <w:t>true</w:t>
+              <w:t>device_sessions</w:t>
             </w:r>
           </w:p>
         </w:tc>
@@ -483,7 +3166,7 @@
           </w:tcPr>
           <w:p>
             <w:r>
-              <w:t>User must change password (set on admin approval)</w:t>
+              <w:t>Device session tracking</w:t>
             </w:r>
           </w:p>
         </w:tc>
@@ -495,7 +3178,7 @@
           </w:tcPr>
           <w:p>
             <w:r>
-              <w:t>After change-password</w:t>
+              <w:t>app_notifications</w:t>
             </w:r>
           </w:p>
         </w:tc>
@@ -505,687 +3188,7 @@
           </w:tcPr>
           <w:p>
             <w:r>
-              <w:t>Set to false</w:t>
-            </w:r>
-          </w:p>
-        </w:tc>
-      </w:tr>
-    </w:tbl>
-    <w:p/>
-    <w:p>
-      <w:pPr>
-        <w:pStyle w:val="Heading1"/>
-      </w:pPr>
-      <w:r>
-        <w:t>3. Admin Target &amp; Approval Routing</w:t>
-      </w:r>
-    </w:p>
-    <w:tbl>
-      <w:tblPr>
-        <w:tblW w:type="dxa" w:w="9360"/>
-        <w:jc w:val="left"/>
-        <w:tblLayout w:type="fixed"/>
-        <w:tblLook w:firstColumn="1" w:firstRow="1" w:lastColumn="0" w:lastRow="0" w:noHBand="0" w:noVBand="1" w:val="04A0"/>
-        <w:tblBorders>
-          <w:top w:val="single" w:sz="6" w:space="0" w:color="B7C6D8"/>
-          <w:left w:val="single" w:sz="6" w:space="0" w:color="B7C6D8"/>
-          <w:bottom w:val="single" w:sz="6" w:space="0" w:color="B7C6D8"/>
-          <w:right w:val="single" w:sz="6" w:space="0" w:color="B7C6D8"/>
-          <w:insideH w:val="single" w:sz="6" w:space="0" w:color="B7C6D8"/>
-          <w:insideV w:val="single" w:sz="6" w:space="0" w:color="B7C6D8"/>
-        </w:tblBorders>
-      </w:tblPr>
-      <w:tblGrid>
-        <w:gridCol w:w="1800"/>
-        <w:gridCol w:w="1800"/>
-        <w:gridCol w:w="3000"/>
-        <w:gridCol w:w="2760"/>
-      </w:tblGrid>
-      <w:tr>
-        <w:tc>
-          <w:tcPr>
-            <w:tcW w:type="dxa" w:w="1800"/>
-            <w:vAlign w:val="center"/>
-            <w:tcMar>
-              <w:top w:w="80" w:type="dxa"/>
-              <w:bottom w:w="80" w:type="dxa"/>
-              <w:start w:w="120" w:type="dxa"/>
-              <w:end w:w="120" w:type="dxa"/>
-            </w:tcMar>
-            <w:shd w:fill="E8EEF5"/>
-          </w:tcPr>
-          <w:p>
-            <w:r>
-              <w:rPr>
-                <w:b/>
-                <w:color w:val="163957"/>
-              </w:rPr>
-              <w:t>admin_target</w:t>
-            </w:r>
-          </w:p>
-        </w:tc>
-        <w:tc>
-          <w:tcPr>
-            <w:tcW w:type="dxa" w:w="1800"/>
-            <w:vAlign w:val="center"/>
-            <w:tcMar>
-              <w:top w:w="80" w:type="dxa"/>
-              <w:bottom w:w="80" w:type="dxa"/>
-              <w:start w:w="120" w:type="dxa"/>
-              <w:end w:w="120" w:type="dxa"/>
-            </w:tcMar>
-            <w:shd w:fill="E8EEF5"/>
-          </w:tcPr>
-          <w:p>
-            <w:r>
-              <w:rPr>
-                <w:b/>
-                <w:color w:val="163957"/>
-              </w:rPr>
-              <w:t>When set</w:t>
-            </w:r>
-          </w:p>
-        </w:tc>
-        <w:tc>
-          <w:tcPr>
-            <w:tcW w:type="dxa" w:w="3000"/>
-            <w:vAlign w:val="center"/>
-            <w:tcMar>
-              <w:top w:w="80" w:type="dxa"/>
-              <w:bottom w:w="80" w:type="dxa"/>
-              <w:start w:w="120" w:type="dxa"/>
-              <w:end w:w="120" w:type="dxa"/>
-            </w:tcMar>
-            <w:shd w:fill="E8EEF5"/>
-          </w:tcPr>
-          <w:p>
-            <w:r>
-              <w:rPr>
-                <w:b/>
-                <w:color w:val="163957"/>
-              </w:rPr>
-              <w:t>Who can approve</w:t>
-            </w:r>
-          </w:p>
-        </w:tc>
-        <w:tc>
-          <w:tcPr>
-            <w:tcW w:type="dxa" w:w="2760"/>
-            <w:vAlign w:val="center"/>
-            <w:tcMar>
-              <w:top w:w="80" w:type="dxa"/>
-              <w:bottom w:w="80" w:type="dxa"/>
-              <w:start w:w="120" w:type="dxa"/>
-              <w:end w:w="120" w:type="dxa"/>
-            </w:tcMar>
-            <w:shd w:fill="E8EEF5"/>
-          </w:tcPr>
-          <w:p>
-            <w:r>
-              <w:rPr>
-                <w:b/>
-                <w:color w:val="163957"/>
-              </w:rPr>
-              <w:t>Who is notified</w:t>
-            </w:r>
-          </w:p>
-        </w:tc>
-      </w:tr>
-      <w:tr>
-        <w:tc>
-          <w:tcPr>
-            <w:tcW w:type="dxa" w:w="1800"/>
-          </w:tcPr>
-          <w:p>
-            <w:r>
-              <w:t>School Admin</w:t>
-            </w:r>
-          </w:p>
-        </w:tc>
-        <w:tc>
-          <w:tcPr>
-            <w:tcW w:type="dxa" w:w="1800"/>
-          </w:tcPr>
-          <w:p>
-            <w:r>
-              <w:t>School selected</w:t>
-            </w:r>
-          </w:p>
-        </w:tc>
-        <w:tc>
-          <w:tcPr>
-            <w:tcW w:type="dxa" w:w="3000"/>
-          </w:tcPr>
-          <w:p>
-            <w:r>
-              <w:t>School Admin (same school) + Portal Admin</w:t>
-            </w:r>
-          </w:p>
-        </w:tc>
-        <w:tc>
-          <w:tcPr>
-            <w:tcW w:type="dxa" w:w="2760"/>
-          </w:tcPr>
-          <w:p>
-            <w:r>
-              <w:t>Matching School Admins + SuperAdmins</w:t>
-            </w:r>
-          </w:p>
-        </w:tc>
-      </w:tr>
-      <w:tr>
-        <w:tc>
-          <w:tcPr>
-            <w:tcW w:type="dxa" w:w="1800"/>
-          </w:tcPr>
-          <w:p>
-            <w:r>
-              <w:t>Portal Admin</w:t>
-            </w:r>
-          </w:p>
-        </w:tc>
-        <w:tc>
-          <w:tcPr>
-            <w:tcW w:type="dxa" w:w="1800"/>
-          </w:tcPr>
-          <w:p>
-            <w:r>
-              <w:t>No school selected</w:t>
-            </w:r>
-          </w:p>
-        </w:tc>
-        <w:tc>
-          <w:tcPr>
-            <w:tcW w:type="dxa" w:w="3000"/>
-          </w:tcPr>
-          <w:p>
-            <w:r>
-              <w:t>Portal Admin (SuperAdmin) only</w:t>
-            </w:r>
-          </w:p>
-        </w:tc>
-        <w:tc>
-          <w:tcPr>
-            <w:tcW w:type="dxa" w:w="2760"/>
-          </w:tcPr>
-          <w:p>
-            <w:r>
-              <w:t>SuperAdmins only</w:t>
-            </w:r>
-          </w:p>
-        </w:tc>
-      </w:tr>
-    </w:tbl>
-    <w:p/>
-    <w:p>
-      <w:pPr>
-        <w:pStyle w:val="ListBullet"/>
-        <w:spacing w:after="80"/>
-        <w:ind w:left="540" w:hanging="271"/>
-      </w:pPr>
-      <w:r>
-        <w:t>Notifications use app_notifications with category RegistrationRequest.</w:t>
-      </w:r>
-    </w:p>
-    <w:p>
-      <w:pPr>
-        <w:pStyle w:val="Heading1"/>
-      </w:pPr>
-      <w:r>
-        <w:t>4. Database Model — app_users</w:t>
-      </w:r>
-    </w:p>
-    <w:tbl>
-      <w:tblPr>
-        <w:tblW w:type="dxa" w:w="9360"/>
-        <w:jc w:val="left"/>
-        <w:tblLayout w:type="fixed"/>
-        <w:tblLook w:firstColumn="1" w:firstRow="1" w:lastColumn="0" w:lastRow="0" w:noHBand="0" w:noVBand="1" w:val="04A0"/>
-        <w:tblBorders>
-          <w:top w:val="single" w:sz="6" w:space="0" w:color="B7C6D8"/>
-          <w:left w:val="single" w:sz="6" w:space="0" w:color="B7C6D8"/>
-          <w:bottom w:val="single" w:sz="6" w:space="0" w:color="B7C6D8"/>
-          <w:right w:val="single" w:sz="6" w:space="0" w:color="B7C6D8"/>
-          <w:insideH w:val="single" w:sz="6" w:space="0" w:color="B7C6D8"/>
-          <w:insideV w:val="single" w:sz="6" w:space="0" w:color="B7C6D8"/>
-        </w:tblBorders>
-      </w:tblPr>
-      <w:tblGrid>
-        <w:gridCol w:w="2600"/>
-        <w:gridCol w:w="1800"/>
-        <w:gridCol w:w="4960"/>
-      </w:tblGrid>
-      <w:tr>
-        <w:tc>
-          <w:tcPr>
-            <w:tcW w:type="dxa" w:w="2600"/>
-            <w:vAlign w:val="center"/>
-            <w:tcMar>
-              <w:top w:w="80" w:type="dxa"/>
-              <w:bottom w:w="80" w:type="dxa"/>
-              <w:start w:w="120" w:type="dxa"/>
-              <w:end w:w="120" w:type="dxa"/>
-            </w:tcMar>
-            <w:shd w:fill="E8EEF5"/>
-          </w:tcPr>
-          <w:p>
-            <w:r>
-              <w:rPr>
-                <w:b/>
-                <w:color w:val="163957"/>
-              </w:rPr>
-              <w:t>Column</w:t>
-            </w:r>
-          </w:p>
-        </w:tc>
-        <w:tc>
-          <w:tcPr>
-            <w:tcW w:type="dxa" w:w="1800"/>
-            <w:vAlign w:val="center"/>
-            <w:tcMar>
-              <w:top w:w="80" w:type="dxa"/>
-              <w:bottom w:w="80" w:type="dxa"/>
-              <w:start w:w="120" w:type="dxa"/>
-              <w:end w:w="120" w:type="dxa"/>
-            </w:tcMar>
-            <w:shd w:fill="E8EEF5"/>
-          </w:tcPr>
-          <w:p>
-            <w:r>
-              <w:rPr>
-                <w:b/>
-                <w:color w:val="163957"/>
-              </w:rPr>
-              <w:t>Type</w:t>
-            </w:r>
-          </w:p>
-        </w:tc>
-        <w:tc>
-          <w:tcPr>
-            <w:tcW w:type="dxa" w:w="4960"/>
-            <w:vAlign w:val="center"/>
-            <w:tcMar>
-              <w:top w:w="80" w:type="dxa"/>
-              <w:bottom w:w="80" w:type="dxa"/>
-              <w:start w:w="120" w:type="dxa"/>
-              <w:end w:w="120" w:type="dxa"/>
-            </w:tcMar>
-            <w:shd w:fill="E8EEF5"/>
-          </w:tcPr>
-          <w:p>
-            <w:r>
-              <w:rPr>
-                <w:b/>
-                <w:color w:val="163957"/>
-              </w:rPr>
-              <w:t>Purpose</w:t>
-            </w:r>
-          </w:p>
-        </w:tc>
-      </w:tr>
-      <w:tr>
-        <w:tc>
-          <w:tcPr>
-            <w:tcW w:type="dxa" w:w="2600"/>
-          </w:tcPr>
-          <w:p>
-            <w:r>
-              <w:t>username</w:t>
-            </w:r>
-          </w:p>
-        </w:tc>
-        <w:tc>
-          <w:tcPr>
-            <w:tcW w:type="dxa" w:w="1800"/>
-          </w:tcPr>
-          <w:p>
-            <w:r>
-              <w:t>VARCHAR(50)</w:t>
-            </w:r>
-          </w:p>
-        </w:tc>
-        <w:tc>
-          <w:tcPr>
-            <w:tcW w:type="dxa" w:w="4960"/>
-          </w:tcPr>
-          <w:p>
-            <w:r>
-              <w:t>CNIC if present, else mobile</w:t>
-            </w:r>
-          </w:p>
-        </w:tc>
-      </w:tr>
-      <w:tr>
-        <w:tc>
-          <w:tcPr>
-            <w:tcW w:type="dxa" w:w="2600"/>
-          </w:tcPr>
-          <w:p>
-            <w:r>
-              <w:t>mobile_number</w:t>
-            </w:r>
-          </w:p>
-        </w:tc>
-        <w:tc>
-          <w:tcPr>
-            <w:tcW w:type="dxa" w:w="1800"/>
-          </w:tcPr>
-          <w:p>
-            <w:r>
-              <w:t>VARCHAR(40)</w:t>
-            </w:r>
-          </w:p>
-        </w:tc>
-        <w:tc>
-          <w:tcPr>
-            <w:tcW w:type="dxa" w:w="4960"/>
-          </w:tcPr>
-          <w:p>
-            <w:r>
-              <w:t>Contact + alternate login id</w:t>
-            </w:r>
-          </w:p>
-        </w:tc>
-      </w:tr>
-      <w:tr>
-        <w:tc>
-          <w:tcPr>
-            <w:tcW w:type="dxa" w:w="2600"/>
-          </w:tcPr>
-          <w:p>
-            <w:r>
-              <w:t>cnic</w:t>
-            </w:r>
-          </w:p>
-        </w:tc>
-        <w:tc>
-          <w:tcPr>
-            <w:tcW w:type="dxa" w:w="1800"/>
-          </w:tcPr>
-          <w:p>
-            <w:r>
-              <w:t>VARCHAR(20)</w:t>
-            </w:r>
-          </w:p>
-        </w:tc>
-        <w:tc>
-          <w:tcPr>
-            <w:tcW w:type="dxa" w:w="4960"/>
-          </w:tcPr>
-          <w:p>
-            <w:r>
-              <w:t>Unique when set; preferred username</w:t>
-            </w:r>
-          </w:p>
-        </w:tc>
-      </w:tr>
-      <w:tr>
-        <w:tc>
-          <w:tcPr>
-            <w:tcW w:type="dxa" w:w="2600"/>
-          </w:tcPr>
-          <w:p>
-            <w:r>
-              <w:t>school_id / campus_id</w:t>
-            </w:r>
-          </w:p>
-        </w:tc>
-        <w:tc>
-          <w:tcPr>
-            <w:tcW w:type="dxa" w:w="1800"/>
-          </w:tcPr>
-          <w:p>
-            <w:r>
-              <w:t>INTEGER NULL</w:t>
-            </w:r>
-          </w:p>
-        </w:tc>
-        <w:tc>
-          <w:tcPr>
-            <w:tcW w:type="dxa" w:w="4960"/>
-          </w:tcPr>
-          <w:p>
-            <w:r>
-              <w:t>Scope owned on user</w:t>
-            </w:r>
-          </w:p>
-        </w:tc>
-      </w:tr>
-      <w:tr>
-        <w:tc>
-          <w:tcPr>
-            <w:tcW w:type="dxa" w:w="2600"/>
-          </w:tcPr>
-          <w:p>
-            <w:r>
-              <w:t>must_change_password</w:t>
-            </w:r>
-          </w:p>
-        </w:tc>
-        <w:tc>
-          <w:tcPr>
-            <w:tcW w:type="dxa" w:w="1800"/>
-          </w:tcPr>
-          <w:p>
-            <w:r>
-              <w:t>BOOLEAN NULL</w:t>
-            </w:r>
-          </w:p>
-        </w:tc>
-        <w:tc>
-          <w:tcPr>
-            <w:tcW w:type="dxa" w:w="4960"/>
-          </w:tcPr>
-          <w:p>
-            <w:r>
-              <w:t>true = force; null/false = no force</w:t>
-            </w:r>
-          </w:p>
-        </w:tc>
-      </w:tr>
-      <w:tr>
-        <w:tc>
-          <w:tcPr>
-            <w:tcW w:type="dxa" w:w="2600"/>
-          </w:tcPr>
-          <w:p>
-            <w:r>
-              <w:t>admin_target</w:t>
-            </w:r>
-          </w:p>
-        </w:tc>
-        <w:tc>
-          <w:tcPr>
-            <w:tcW w:type="dxa" w:w="1800"/>
-          </w:tcPr>
-          <w:p>
-            <w:r>
-              <w:t>VARCHAR(80)</w:t>
-            </w:r>
-          </w:p>
-        </w:tc>
-        <w:tc>
-          <w:tcPr>
-            <w:tcW w:type="dxa" w:w="4960"/>
-          </w:tcPr>
-          <w:p>
-            <w:r>
-              <w:t>School Admin | Portal Admin</w:t>
-            </w:r>
-          </w:p>
-        </w:tc>
-      </w:tr>
-      <w:tr>
-        <w:tc>
-          <w:tcPr>
-            <w:tcW w:type="dxa" w:w="2600"/>
-          </w:tcPr>
-          <w:p>
-            <w:r>
-              <w:t>roll_number_teacher_code</w:t>
-            </w:r>
-          </w:p>
-        </w:tc>
-        <w:tc>
-          <w:tcPr>
-            <w:tcW w:type="dxa" w:w="1800"/>
-          </w:tcPr>
-          <w:p>
-            <w:r>
-              <w:t>VARCHAR(80)</w:t>
-            </w:r>
-          </w:p>
-        </w:tc>
-        <w:tc>
-          <w:tcPr>
-            <w:tcW w:type="dxa" w:w="4960"/>
-          </w:tcPr>
-          <w:p>
-            <w:r>
-              <w:t>Student roll or teacher code</w:t>
-            </w:r>
-          </w:p>
-        </w:tc>
-      </w:tr>
-      <w:tr>
-        <w:tc>
-          <w:tcPr>
-            <w:tcW w:type="dxa" w:w="2600"/>
-          </w:tcPr>
-          <w:p>
-            <w:r>
-              <w:t>reason_message / email</w:t>
-            </w:r>
-          </w:p>
-        </w:tc>
-        <w:tc>
-          <w:tcPr>
-            <w:tcW w:type="dxa" w:w="1800"/>
-          </w:tcPr>
-          <w:p>
-            <w:r>
-              <w:t>VARCHAR</w:t>
-            </w:r>
-          </w:p>
-        </w:tc>
-        <w:tc>
-          <w:tcPr>
-            <w:tcW w:type="dxa" w:w="4960"/>
-          </w:tcPr>
-          <w:p>
-            <w:r>
-              <w:t>Optional registration fields</w:t>
-            </w:r>
-          </w:p>
-        </w:tc>
-      </w:tr>
-      <w:tr>
-        <w:tc>
-          <w:tcPr>
-            <w:tcW w:type="dxa" w:w="2600"/>
-          </w:tcPr>
-          <w:p>
-            <w:r>
-              <w:t>password_hash</w:t>
-            </w:r>
-          </w:p>
-        </w:tc>
-        <w:tc>
-          <w:tcPr>
-            <w:tcW w:type="dxa" w:w="1800"/>
-          </w:tcPr>
-          <w:p>
-            <w:r>
-              <w:t>TEXT NULL</w:t>
-            </w:r>
-          </w:p>
-        </w:tc>
-        <w:tc>
-          <w:tcPr>
-            <w:tcW w:type="dxa" w:w="4960"/>
-          </w:tcPr>
-          <w:p>
-            <w:r>
-              <w:t>NULL while pending</w:t>
-            </w:r>
-          </w:p>
-        </w:tc>
-      </w:tr>
-      <w:tr>
-        <w:tc>
-          <w:tcPr>
-            <w:tcW w:type="dxa" w:w="2600"/>
-          </w:tcPr>
-          <w:p>
-            <w:r>
-              <w:t>is_active / requested_at</w:t>
-            </w:r>
-          </w:p>
-        </w:tc>
-        <w:tc>
-          <w:tcPr>
-            <w:tcW w:type="dxa" w:w="1800"/>
-          </w:tcPr>
-          <w:p>
-            <w:r>
-              <w:t>bool / timestamptz</w:t>
-            </w:r>
-          </w:p>
-        </w:tc>
-        <w:tc>
-          <w:tcPr>
-            <w:tcW w:type="dxa" w:w="4960"/>
-          </w:tcPr>
-          <w:p>
-            <w:r>
-              <w:t>Pending vs active gate</w:t>
-            </w:r>
-          </w:p>
-        </w:tc>
-      </w:tr>
-    </w:tbl>
-    <w:p/>
-    <w:tbl>
-      <w:tblPr>
-        <w:tblW w:type="dxa" w:w="9360"/>
-        <w:jc w:val="left"/>
-        <w:tblLayout w:type="fixed"/>
-        <w:tblLook w:firstColumn="1" w:firstRow="1" w:lastColumn="0" w:lastRow="0" w:noHBand="0" w:noVBand="1" w:val="04A0"/>
-        <w:tblBorders>
-          <w:top w:val="single" w:sz="6" w:space="0" w:color="2F3A4A"/>
-          <w:left w:val="single" w:sz="6" w:space="0" w:color="2F3A4A"/>
-          <w:bottom w:val="single" w:sz="6" w:space="0" w:color="2F3A4A"/>
-          <w:right w:val="single" w:sz="6" w:space="0" w:color="2F3A4A"/>
-          <w:insideH w:val="single" w:sz="6" w:space="0" w:color="2F3A4A"/>
-          <w:insideV w:val="single" w:sz="6" w:space="0" w:color="2F3A4A"/>
-        </w:tblBorders>
-      </w:tblPr>
-      <w:tblGrid>
-        <w:gridCol w:w="9360"/>
-      </w:tblGrid>
-      <w:tr>
-        <w:tc>
-          <w:tcPr>
-            <w:tcW w:type="dxa" w:w="9360"/>
-            <w:vAlign w:val="center"/>
-            <w:tcMar>
-              <w:top w:w="80" w:type="dxa"/>
-              <w:bottom w:w="80" w:type="dxa"/>
-              <w:start w:w="120" w:type="dxa"/>
-              <w:end w:w="120" w:type="dxa"/>
-            </w:tcMar>
-            <w:shd w:fill="172033"/>
-          </w:tcPr>
-          <w:p>
-            <w:r>
-              <w:rPr>
-                <w:rFonts w:ascii="Consolas" w:hAnsi="Consolas"/>
-                <w:color w:val="F8FAFC"/>
-                <w:sz w:val="18"/>
-              </w:rPr>
-              <w:t>Pending: is_active = false AND password_hash IS NULL</w:t>
-              <w:br/>
-              <w:t>Active:   is_active = true  AND password_hash IS NOT NULL</w:t>
+              <w:t>In-app alerts (e.g. RegistrationRequest)</w:t>
             </w:r>
           </w:p>
         </w:tc>
@@ -1197,7 +3200,7 @@
         <w:pStyle w:val="Heading2"/>
       </w:pPr>
       <w:r>
-        <w:t>4.1 Slim profile tables</w:t>
+        <w:t>9.4 Slim profiles</w:t>
       </w:r>
     </w:p>
     <w:tbl>
@@ -1283,7 +3286,7 @@
                 <w:b/>
                 <w:color w:val="163957"/>
               </w:rPr>
-              <w:t>Moved to app_users</w:t>
+              <w:t>On app_users</w:t>
             </w:r>
           </w:p>
         </w:tc>
@@ -1315,7 +3318,7 @@
           </w:tcPr>
           <w:p>
             <w:r>
-              <w:t>school_id, campus_id, cnic, roll</w:t>
+              <w:t>school, campus, cnic, roll</w:t>
             </w:r>
           </w:p>
         </w:tc>
@@ -1347,7 +3350,7 @@
           </w:tcPr>
           <w:p>
             <w:r>
-              <w:t>school_id, campus_id, cnic, teacher_code</w:t>
+              <w:t>school, campus, cnic, teacher code</w:t>
             </w:r>
           </w:p>
         </w:tc>
@@ -1391,7 +3394,7 @@
         <w:pStyle w:val="Heading1"/>
       </w:pPr>
       <w:r>
-        <w:t>5. API Endpoints</w:t>
+        <w:t>10. API Endpoints</w:t>
       </w:r>
     </w:p>
     <w:tbl>
@@ -1411,9 +3414,9 @@
       </w:tblPr>
       <w:tblGrid>
         <w:gridCol w:w="900"/>
-        <w:gridCol w:w="3600"/>
+        <w:gridCol w:w="3800"/>
         <w:gridCol w:w="1200"/>
-        <w:gridCol w:w="3660"/>
+        <w:gridCol w:w="3460"/>
       </w:tblGrid>
       <w:tr>
         <w:tc>
@@ -1440,7 +3443,7 @@
         </w:tc>
         <w:tc>
           <w:tcPr>
-            <w:tcW w:type="dxa" w:w="3600"/>
+            <w:tcW w:type="dxa" w:w="3800"/>
             <w:vAlign w:val="center"/>
             <w:tcMar>
               <w:top w:w="80" w:type="dxa"/>
@@ -1484,7 +3487,7 @@
         </w:tc>
         <w:tc>
           <w:tcPr>
-            <w:tcW w:type="dxa" w:w="3660"/>
+            <w:tcW w:type="dxa" w:w="3460"/>
             <w:vAlign w:val="center"/>
             <w:tcMar>
               <w:top w:w="80" w:type="dxa"/>
@@ -1518,11 +3521,11 @@
         </w:tc>
         <w:tc>
           <w:tcPr>
-            <w:tcW w:type="dxa" w:w="3600"/>
-          </w:tcPr>
-          <w:p>
-            <w:r>
-              <w:t>/api/auth/login</w:t>
+            <w:tcW w:type="dxa" w:w="3800"/>
+          </w:tcPr>
+          <w:p>
+            <w:r>
+              <w:t>/api/auth/login-status</w:t>
             </w:r>
           </w:p>
         </w:tc>
@@ -1538,11 +3541,11 @@
         </w:tc>
         <w:tc>
           <w:tcPr>
-            <w:tcW w:type="dxa" w:w="3660"/>
-          </w:tcPr>
-          <w:p>
-            <w:r>
-              <w:t>CNIC or mobile + password</w:t>
+            <w:tcW w:type="dxa" w:w="3460"/>
+          </w:tcPr>
+          <w:p>
+            <w:r>
+              <w:t>Identifier → status machine</w:t>
             </w:r>
           </w:p>
         </w:tc>
@@ -1560,11 +3563,11 @@
         </w:tc>
         <w:tc>
           <w:tcPr>
-            <w:tcW w:type="dxa" w:w="3600"/>
-          </w:tcPr>
-          <w:p>
-            <w:r>
-              <w:t>/api/auth/register</w:t>
+            <w:tcW w:type="dxa" w:w="3800"/>
+          </w:tcPr>
+          <w:p>
+            <w:r>
+              <w:t>/api/auth/set-initial-password</w:t>
             </w:r>
           </w:p>
         </w:tc>
@@ -1580,11 +3583,11 @@
         </w:tc>
         <w:tc>
           <w:tcPr>
-            <w:tcW w:type="dxa" w:w="3660"/>
-          </w:tcPr>
-          <w:p>
-            <w:r>
-              <w:t>Pending user + notify admins</w:t>
+            <w:tcW w:type="dxa" w:w="3460"/>
+          </w:tcPr>
+          <w:p>
+            <w:r>
+              <w:t>First password after approval</w:t>
             </w:r>
           </w:p>
         </w:tc>
@@ -1596,17 +3599,17 @@
           </w:tcPr>
           <w:p>
             <w:r>
-              <w:t>GET</w:t>
-            </w:r>
-          </w:p>
-        </w:tc>
-        <w:tc>
-          <w:tcPr>
-            <w:tcW w:type="dxa" w:w="3600"/>
-          </w:tcPr>
-          <w:p>
-            <w:r>
-              <w:t>/api/auth/registration-options/schools</w:t>
+              <w:t>POST</w:t>
+            </w:r>
+          </w:p>
+        </w:tc>
+        <w:tc>
+          <w:tcPr>
+            <w:tcW w:type="dxa" w:w="3800"/>
+          </w:tcPr>
+          <w:p>
+            <w:r>
+              <w:t>/api/auth/login</w:t>
             </w:r>
           </w:p>
         </w:tc>
@@ -1622,11 +3625,11 @@
         </w:tc>
         <w:tc>
           <w:tcPr>
-            <w:tcW w:type="dxa" w:w="3660"/>
-          </w:tcPr>
-          <w:p>
-            <w:r>
-              <w:t>School dropdown</w:t>
+            <w:tcW w:type="dxa" w:w="3460"/>
+          </w:tcPr>
+          <w:p>
+            <w:r>
+              <w:t>CNIC/mobile + password → tokens</w:t>
             </w:r>
           </w:p>
         </w:tc>
@@ -1638,17 +3641,17 @@
           </w:tcPr>
           <w:p>
             <w:r>
-              <w:t>GET</w:t>
-            </w:r>
-          </w:p>
-        </w:tc>
-        <w:tc>
-          <w:tcPr>
-            <w:tcW w:type="dxa" w:w="3600"/>
-          </w:tcPr>
-          <w:p>
-            <w:r>
-              <w:t>/api/auth/registration-options/schools/{id}/campuses</w:t>
+              <w:t>POST</w:t>
+            </w:r>
+          </w:p>
+        </w:tc>
+        <w:tc>
+          <w:tcPr>
+            <w:tcW w:type="dxa" w:w="3800"/>
+          </w:tcPr>
+          <w:p>
+            <w:r>
+              <w:t>/api/auth/switch-role</w:t>
             </w:r>
           </w:p>
         </w:tc>
@@ -1658,17 +3661,17 @@
           </w:tcPr>
           <w:p>
             <w:r>
-              <w:t>Anonymous</w:t>
-            </w:r>
-          </w:p>
-        </w:tc>
-        <w:tc>
-          <w:tcPr>
-            <w:tcW w:type="dxa" w:w="3660"/>
-          </w:tcPr>
-          <w:p>
-            <w:r>
-              <w:t>Campus dropdown</w:t>
+              <w:t>JWT</w:t>
+            </w:r>
+          </w:p>
+        </w:tc>
+        <w:tc>
+          <w:tcPr>
+            <w:tcW w:type="dxa" w:w="3460"/>
+          </w:tcPr>
+          <w:p>
+            <w:r>
+              <w:t>Tokens for another assigned role</w:t>
             </w:r>
           </w:p>
         </w:tc>
@@ -1680,17 +3683,17 @@
           </w:tcPr>
           <w:p>
             <w:r>
-              <w:t>GET</w:t>
-            </w:r>
-          </w:p>
-        </w:tc>
-        <w:tc>
-          <w:tcPr>
-            <w:tcW w:type="dxa" w:w="3600"/>
-          </w:tcPr>
-          <w:p>
-            <w:r>
-              <w:t>/api/auth/registrations/pending</w:t>
+              <w:t>POST</w:t>
+            </w:r>
+          </w:p>
+        </w:tc>
+        <w:tc>
+          <w:tcPr>
+            <w:tcW w:type="dxa" w:w="3800"/>
+          </w:tcPr>
+          <w:p>
+            <w:r>
+              <w:t>/api/auth/register</w:t>
             </w:r>
           </w:p>
         </w:tc>
@@ -1700,17 +3703,17 @@
           </w:tcPr>
           <w:p>
             <w:r>
-              <w:t>Admin</w:t>
-            </w:r>
-          </w:p>
-        </w:tc>
-        <w:tc>
-          <w:tcPr>
-            <w:tcW w:type="dxa" w:w="3660"/>
-          </w:tcPr>
-          <w:p>
-            <w:r>
-              <w:t>List pending (scoped)</w:t>
+              <w:t>Anonymous</w:t>
+            </w:r>
+          </w:p>
+        </w:tc>
+        <w:tc>
+          <w:tcPr>
+            <w:tcW w:type="dxa" w:w="3460"/>
+          </w:tcPr>
+          <w:p>
+            <w:r>
+              <w:t>Pending user + approval queue</w:t>
             </w:r>
           </w:p>
         </w:tc>
@@ -1722,17 +3725,17 @@
           </w:tcPr>
           <w:p>
             <w:r>
-              <w:t>POST</w:t>
-            </w:r>
-          </w:p>
-        </w:tc>
-        <w:tc>
-          <w:tcPr>
-            <w:tcW w:type="dxa" w:w="3600"/>
-          </w:tcPr>
-          <w:p>
-            <w:r>
-              <w:t>/api/auth/registrations/{id}/approve</w:t>
+              <w:t>GET</w:t>
+            </w:r>
+          </w:p>
+        </w:tc>
+        <w:tc>
+          <w:tcPr>
+            <w:tcW w:type="dxa" w:w="3800"/>
+          </w:tcPr>
+          <w:p>
+            <w:r>
+              <w:t>/api/auth/registration-options/schools</w:t>
             </w:r>
           </w:p>
         </w:tc>
@@ -1742,17 +3745,17 @@
           </w:tcPr>
           <w:p>
             <w:r>
-              <w:t>Admin</w:t>
-            </w:r>
-          </w:p>
-        </w:tc>
-        <w:tc>
-          <w:tcPr>
-            <w:tcW w:type="dxa" w:w="3660"/>
-          </w:tcPr>
-          <w:p>
-            <w:r>
-              <w:t>Activate + force password change</w:t>
+              <w:t>Anonymous</w:t>
+            </w:r>
+          </w:p>
+        </w:tc>
+        <w:tc>
+          <w:tcPr>
+            <w:tcW w:type="dxa" w:w="3460"/>
+          </w:tcPr>
+          <w:p>
+            <w:r>
+              <w:t>School dropdown</w:t>
             </w:r>
           </w:p>
         </w:tc>
@@ -1764,17 +3767,17 @@
           </w:tcPr>
           <w:p>
             <w:r>
-              <w:t>POST</w:t>
-            </w:r>
-          </w:p>
-        </w:tc>
-        <w:tc>
-          <w:tcPr>
-            <w:tcW w:type="dxa" w:w="3600"/>
-          </w:tcPr>
-          <w:p>
-            <w:r>
-              <w:t>/api/auth/registrations/{id}/reject</w:t>
+              <w:t>GET</w:t>
+            </w:r>
+          </w:p>
+        </w:tc>
+        <w:tc>
+          <w:tcPr>
+            <w:tcW w:type="dxa" w:w="3800"/>
+          </w:tcPr>
+          <w:p>
+            <w:r>
+              <w:t>/api/auth/registration-options/schools/{id}/campuses</w:t>
             </w:r>
           </w:p>
         </w:tc>
@@ -1784,17 +3787,17 @@
           </w:tcPr>
           <w:p>
             <w:r>
-              <w:t>Admin</w:t>
-            </w:r>
-          </w:p>
-        </w:tc>
-        <w:tc>
-          <w:tcPr>
-            <w:tcW w:type="dxa" w:w="3660"/>
-          </w:tcPr>
-          <w:p>
-            <w:r>
-              <w:t>Delete pending request</w:t>
+              <w:t>Anonymous</w:t>
+            </w:r>
+          </w:p>
+        </w:tc>
+        <w:tc>
+          <w:tcPr>
+            <w:tcW w:type="dxa" w:w="3460"/>
+          </w:tcPr>
+          <w:p>
+            <w:r>
+              <w:t>Campus dropdown</w:t>
             </w:r>
           </w:p>
         </w:tc>
@@ -1806,17 +3809,17 @@
           </w:tcPr>
           <w:p>
             <w:r>
-              <w:t>POST</w:t>
-            </w:r>
-          </w:p>
-        </w:tc>
-        <w:tc>
-          <w:tcPr>
-            <w:tcW w:type="dxa" w:w="3600"/>
-          </w:tcPr>
-          <w:p>
-            <w:r>
-              <w:t>/api/auth/change-password</w:t>
+              <w:t>GET</w:t>
+            </w:r>
+          </w:p>
+        </w:tc>
+        <w:tc>
+          <w:tcPr>
+            <w:tcW w:type="dxa" w:w="3800"/>
+          </w:tcPr>
+          <w:p>
+            <w:r>
+              <w:t>/api/auth/registrations/pending</w:t>
             </w:r>
           </w:p>
         </w:tc>
@@ -1826,17 +3829,17 @@
           </w:tcPr>
           <w:p>
             <w:r>
-              <w:t>JWT</w:t>
-            </w:r>
-          </w:p>
-        </w:tc>
-        <w:tc>
-          <w:tcPr>
-            <w:tcW w:type="dxa" w:w="3660"/>
-          </w:tcPr>
-          <w:p>
-            <w:r>
-              <w:t>Clears must_change_password</w:t>
+              <w:t>Admin</w:t>
+            </w:r>
+          </w:p>
+        </w:tc>
+        <w:tc>
+          <w:tcPr>
+            <w:tcW w:type="dxa" w:w="3460"/>
+          </w:tcPr>
+          <w:p>
+            <w:r>
+              <w:t>List pending (scoped)</w:t>
             </w:r>
           </w:p>
         </w:tc>
@@ -1854,11 +3857,11 @@
         </w:tc>
         <w:tc>
           <w:tcPr>
-            <w:tcW w:type="dxa" w:w="3600"/>
-          </w:tcPr>
-          <w:p>
-            <w:r>
-              <w:t>/api/auth/token/refresh</w:t>
+            <w:tcW w:type="dxa" w:w="3800"/>
+          </w:tcPr>
+          <w:p>
+            <w:r>
+              <w:t>/api/auth/registrations/{id}/approve</w:t>
             </w:r>
           </w:p>
         </w:tc>
@@ -1868,17 +3871,17 @@
           </w:tcPr>
           <w:p>
             <w:r>
-              <w:t>Anonymous</w:t>
-            </w:r>
-          </w:p>
-        </w:tc>
-        <w:tc>
-          <w:tcPr>
-            <w:tcW w:type="dxa" w:w="3660"/>
-          </w:tcPr>
-          <w:p>
-            <w:r>
-              <w:t>Refresh access token</w:t>
+              <w:t>Admin</w:t>
+            </w:r>
+          </w:p>
+        </w:tc>
+        <w:tc>
+          <w:tcPr>
+            <w:tcW w:type="dxa" w:w="3460"/>
+          </w:tcPr>
+          <w:p>
+            <w:r>
+              <w:t>Soft-approve or PortalAdmin activate</w:t>
             </w:r>
           </w:p>
         </w:tc>
@@ -1896,11 +3899,11 @@
         </w:tc>
         <w:tc>
           <w:tcPr>
-            <w:tcW w:type="dxa" w:w="3600"/>
-          </w:tcPr>
-          <w:p>
-            <w:r>
-              <w:t>/api/auth/logout</w:t>
+            <w:tcW w:type="dxa" w:w="3800"/>
+          </w:tcPr>
+          <w:p>
+            <w:r>
+              <w:t>/api/auth/registrations/{id}/reject</w:t>
             </w:r>
           </w:p>
         </w:tc>
@@ -1910,17 +3913,17 @@
           </w:tcPr>
           <w:p>
             <w:r>
-              <w:t>Anonymous</w:t>
-            </w:r>
-          </w:p>
-        </w:tc>
-        <w:tc>
-          <w:tcPr>
-            <w:tcW w:type="dxa" w:w="3660"/>
-          </w:tcPr>
-          <w:p>
-            <w:r>
-              <w:t>Revoke refresh token</w:t>
+              <w:t>Admin</w:t>
+            </w:r>
+          </w:p>
+        </w:tc>
+        <w:tc>
+          <w:tcPr>
+            <w:tcW w:type="dxa" w:w="3460"/>
+          </w:tcPr>
+          <w:p>
+            <w:r>
+              <w:t>Soft-reject (keep row)</w:t>
             </w:r>
           </w:p>
         </w:tc>
@@ -1932,17 +3935,17 @@
           </w:tcPr>
           <w:p>
             <w:r>
-              <w:t>GET</w:t>
-            </w:r>
-          </w:p>
-        </w:tc>
-        <w:tc>
-          <w:tcPr>
-            <w:tcW w:type="dxa" w:w="3600"/>
-          </w:tcPr>
-          <w:p>
-            <w:r>
-              <w:t>/api/auth/me</w:t>
+              <w:t>POST</w:t>
+            </w:r>
+          </w:p>
+        </w:tc>
+        <w:tc>
+          <w:tcPr>
+            <w:tcW w:type="dxa" w:w="3800"/>
+          </w:tcPr>
+          <w:p>
+            <w:r>
+              <w:t>/api/auth/change-password</w:t>
             </w:r>
           </w:p>
         </w:tc>
@@ -1958,11 +3961,11 @@
         </w:tc>
         <w:tc>
           <w:tcPr>
-            <w:tcW w:type="dxa" w:w="3660"/>
-          </w:tcPr>
-          <w:p>
-            <w:r>
-              <w:t>Current user profile</w:t>
+            <w:tcW w:type="dxa" w:w="3460"/>
+          </w:tcPr>
+          <w:p>
+            <w:r>
+              <w:t>Change password; clear must-change</w:t>
             </w:r>
           </w:p>
         </w:tc>
@@ -1980,7 +3983,427 @@
         </w:tc>
         <w:tc>
           <w:tcPr>
-            <w:tcW w:type="dxa" w:w="3600"/>
+            <w:tcW w:type="dxa" w:w="3800"/>
+          </w:tcPr>
+          <w:p>
+            <w:r>
+              <w:t>/api/auth/token/refresh</w:t>
+            </w:r>
+          </w:p>
+        </w:tc>
+        <w:tc>
+          <w:tcPr>
+            <w:tcW w:type="dxa" w:w="1200"/>
+          </w:tcPr>
+          <w:p>
+            <w:r>
+              <w:t>Anonymous</w:t>
+            </w:r>
+          </w:p>
+        </w:tc>
+        <w:tc>
+          <w:tcPr>
+            <w:tcW w:type="dxa" w:w="3460"/>
+          </w:tcPr>
+          <w:p>
+            <w:r>
+              <w:t>Rotate access via refresh</w:t>
+            </w:r>
+          </w:p>
+        </w:tc>
+      </w:tr>
+      <w:tr>
+        <w:tc>
+          <w:tcPr>
+            <w:tcW w:type="dxa" w:w="900"/>
+          </w:tcPr>
+          <w:p>
+            <w:r>
+              <w:t>POST</w:t>
+            </w:r>
+          </w:p>
+        </w:tc>
+        <w:tc>
+          <w:tcPr>
+            <w:tcW w:type="dxa" w:w="3800"/>
+          </w:tcPr>
+          <w:p>
+            <w:r>
+              <w:t>/api/auth/logout</w:t>
+            </w:r>
+          </w:p>
+        </w:tc>
+        <w:tc>
+          <w:tcPr>
+            <w:tcW w:type="dxa" w:w="1200"/>
+          </w:tcPr>
+          <w:p>
+            <w:r>
+              <w:t>Anonymous</w:t>
+            </w:r>
+          </w:p>
+        </w:tc>
+        <w:tc>
+          <w:tcPr>
+            <w:tcW w:type="dxa" w:w="3460"/>
+          </w:tcPr>
+          <w:p>
+            <w:r>
+              <w:t>Revoke refresh if provided</w:t>
+            </w:r>
+          </w:p>
+        </w:tc>
+      </w:tr>
+      <w:tr>
+        <w:tc>
+          <w:tcPr>
+            <w:tcW w:type="dxa" w:w="900"/>
+          </w:tcPr>
+          <w:p>
+            <w:r>
+              <w:t>GET</w:t>
+            </w:r>
+          </w:p>
+        </w:tc>
+        <w:tc>
+          <w:tcPr>
+            <w:tcW w:type="dxa" w:w="3800"/>
+          </w:tcPr>
+          <w:p>
+            <w:r>
+              <w:t>/api/auth/me</w:t>
+            </w:r>
+          </w:p>
+        </w:tc>
+        <w:tc>
+          <w:tcPr>
+            <w:tcW w:type="dxa" w:w="1200"/>
+          </w:tcPr>
+          <w:p>
+            <w:r>
+              <w:t>JWT</w:t>
+            </w:r>
+          </w:p>
+        </w:tc>
+        <w:tc>
+          <w:tcPr>
+            <w:tcW w:type="dxa" w:w="3460"/>
+          </w:tcPr>
+          <w:p>
+            <w:r>
+              <w:t>Current user profile</w:t>
+            </w:r>
+          </w:p>
+        </w:tc>
+      </w:tr>
+      <w:tr>
+        <w:tc>
+          <w:tcPr>
+            <w:tcW w:type="dxa" w:w="900"/>
+          </w:tcPr>
+          <w:p>
+            <w:r>
+              <w:t>PUT</w:t>
+            </w:r>
+          </w:p>
+        </w:tc>
+        <w:tc>
+          <w:tcPr>
+            <w:tcW w:type="dxa" w:w="3800"/>
+          </w:tcPr>
+          <w:p>
+            <w:r>
+              <w:t>/api/auth/me</w:t>
+            </w:r>
+          </w:p>
+        </w:tc>
+        <w:tc>
+          <w:tcPr>
+            <w:tcW w:type="dxa" w:w="1200"/>
+          </w:tcPr>
+          <w:p>
+            <w:r>
+              <w:t>JWT</w:t>
+            </w:r>
+          </w:p>
+        </w:tc>
+        <w:tc>
+          <w:tcPr>
+            <w:tcW w:type="dxa" w:w="3460"/>
+          </w:tcPr>
+          <w:p>
+            <w:r>
+              <w:t>Update profile</w:t>
+            </w:r>
+          </w:p>
+        </w:tc>
+      </w:tr>
+      <w:tr>
+        <w:tc>
+          <w:tcPr>
+            <w:tcW w:type="dxa" w:w="900"/>
+          </w:tcPr>
+          <w:p>
+            <w:r>
+              <w:t>POST</w:t>
+            </w:r>
+          </w:p>
+        </w:tc>
+        <w:tc>
+          <w:tcPr>
+            <w:tcW w:type="dxa" w:w="3800"/>
+          </w:tcPr>
+          <w:p>
+            <w:r>
+              <w:t>/api/auth/me/school-change</w:t>
+            </w:r>
+          </w:p>
+        </w:tc>
+        <w:tc>
+          <w:tcPr>
+            <w:tcW w:type="dxa" w:w="1200"/>
+          </w:tcPr>
+          <w:p>
+            <w:r>
+              <w:t>JWT</w:t>
+            </w:r>
+          </w:p>
+        </w:tc>
+        <w:tc>
+          <w:tcPr>
+            <w:tcW w:type="dxa" w:w="3460"/>
+          </w:tcPr>
+          <w:p>
+            <w:r>
+              <w:t>Request move + lock</w:t>
+            </w:r>
+          </w:p>
+        </w:tc>
+      </w:tr>
+      <w:tr>
+        <w:tc>
+          <w:tcPr>
+            <w:tcW w:type="dxa" w:w="900"/>
+          </w:tcPr>
+          <w:p>
+            <w:r>
+              <w:t>POST</w:t>
+            </w:r>
+          </w:p>
+        </w:tc>
+        <w:tc>
+          <w:tcPr>
+            <w:tcW w:type="dxa" w:w="3800"/>
+          </w:tcPr>
+          <w:p>
+            <w:r>
+              <w:t>/api/auth/me/avatar</w:t>
+            </w:r>
+          </w:p>
+        </w:tc>
+        <w:tc>
+          <w:tcPr>
+            <w:tcW w:type="dxa" w:w="1200"/>
+          </w:tcPr>
+          <w:p>
+            <w:r>
+              <w:t>JWT</w:t>
+            </w:r>
+          </w:p>
+        </w:tc>
+        <w:tc>
+          <w:tcPr>
+            <w:tcW w:type="dxa" w:w="3460"/>
+          </w:tcPr>
+          <w:p>
+            <w:r>
+              <w:t>Upload avatar</w:t>
+            </w:r>
+          </w:p>
+        </w:tc>
+      </w:tr>
+      <w:tr>
+        <w:tc>
+          <w:tcPr>
+            <w:tcW w:type="dxa" w:w="900"/>
+          </w:tcPr>
+          <w:p>
+            <w:r>
+              <w:t>POST</w:t>
+            </w:r>
+          </w:p>
+        </w:tc>
+        <w:tc>
+          <w:tcPr>
+            <w:tcW w:type="dxa" w:w="3800"/>
+          </w:tcPr>
+          <w:p>
+            <w:r>
+              <w:t>/api/auth/me/deactivate</w:t>
+            </w:r>
+          </w:p>
+        </w:tc>
+        <w:tc>
+          <w:tcPr>
+            <w:tcW w:type="dxa" w:w="1200"/>
+          </w:tcPr>
+          <w:p>
+            <w:r>
+              <w:t>JWT</w:t>
+            </w:r>
+          </w:p>
+        </w:tc>
+        <w:tc>
+          <w:tcPr>
+            <w:tcW w:type="dxa" w:w="3460"/>
+          </w:tcPr>
+          <w:p>
+            <w:r>
+              <w:t>Self-deactivate</w:t>
+            </w:r>
+          </w:p>
+        </w:tc>
+      </w:tr>
+      <w:tr>
+        <w:tc>
+          <w:tcPr>
+            <w:tcW w:type="dxa" w:w="900"/>
+          </w:tcPr>
+          <w:p>
+            <w:r>
+              <w:t>GET</w:t>
+            </w:r>
+          </w:p>
+        </w:tc>
+        <w:tc>
+          <w:tcPr>
+            <w:tcW w:type="dxa" w:w="3800"/>
+          </w:tcPr>
+          <w:p>
+            <w:r>
+              <w:t>/api/auth/school-changes/pending</w:t>
+            </w:r>
+          </w:p>
+        </w:tc>
+        <w:tc>
+          <w:tcPr>
+            <w:tcW w:type="dxa" w:w="1200"/>
+          </w:tcPr>
+          <w:p>
+            <w:r>
+              <w:t>Admin</w:t>
+            </w:r>
+          </w:p>
+        </w:tc>
+        <w:tc>
+          <w:tcPr>
+            <w:tcW w:type="dxa" w:w="3460"/>
+          </w:tcPr>
+          <w:p>
+            <w:r>
+              <w:t>Pending queue (Web UI)</w:t>
+            </w:r>
+          </w:p>
+        </w:tc>
+      </w:tr>
+      <w:tr>
+        <w:tc>
+          <w:tcPr>
+            <w:tcW w:type="dxa" w:w="900"/>
+          </w:tcPr>
+          <w:p>
+            <w:r>
+              <w:t>POST</w:t>
+            </w:r>
+          </w:p>
+        </w:tc>
+        <w:tc>
+          <w:tcPr>
+            <w:tcW w:type="dxa" w:w="3800"/>
+          </w:tcPr>
+          <w:p>
+            <w:r>
+              <w:t>/api/auth/school-changes/{id}/approve</w:t>
+            </w:r>
+          </w:p>
+        </w:tc>
+        <w:tc>
+          <w:tcPr>
+            <w:tcW w:type="dxa" w:w="1200"/>
+          </w:tcPr>
+          <w:p>
+            <w:r>
+              <w:t>Admin</w:t>
+            </w:r>
+          </w:p>
+        </w:tc>
+        <w:tc>
+          <w:tcPr>
+            <w:tcW w:type="dxa" w:w="3460"/>
+          </w:tcPr>
+          <w:p>
+            <w:r>
+              <w:t>Apply unlock (Web UI)</w:t>
+            </w:r>
+          </w:p>
+        </w:tc>
+      </w:tr>
+      <w:tr>
+        <w:tc>
+          <w:tcPr>
+            <w:tcW w:type="dxa" w:w="900"/>
+          </w:tcPr>
+          <w:p>
+            <w:r>
+              <w:t>POST</w:t>
+            </w:r>
+          </w:p>
+        </w:tc>
+        <w:tc>
+          <w:tcPr>
+            <w:tcW w:type="dxa" w:w="3800"/>
+          </w:tcPr>
+          <w:p>
+            <w:r>
+              <w:t>/api/auth/school-changes/{id}/reject</w:t>
+            </w:r>
+          </w:p>
+        </w:tc>
+        <w:tc>
+          <w:tcPr>
+            <w:tcW w:type="dxa" w:w="1200"/>
+          </w:tcPr>
+          <w:p>
+            <w:r>
+              <w:t>Admin</w:t>
+            </w:r>
+          </w:p>
+        </w:tc>
+        <w:tc>
+          <w:tcPr>
+            <w:tcW w:type="dxa" w:w="3460"/>
+          </w:tcPr>
+          <w:p>
+            <w:r>
+              <w:t>Reject + unlock (Web UI)</w:t>
+            </w:r>
+          </w:p>
+        </w:tc>
+      </w:tr>
+      <w:tr>
+        <w:tc>
+          <w:tcPr>
+            <w:tcW w:type="dxa" w:w="900"/>
+          </w:tcPr>
+          <w:p>
+            <w:r>
+              <w:t>POST</w:t>
+            </w:r>
+          </w:p>
+        </w:tc>
+        <w:tc>
+          <w:tcPr>
+            <w:tcW w:type="dxa" w:w="3800"/>
           </w:tcPr>
           <w:p>
             <w:r>
@@ -2000,11 +4423,53 @@
         </w:tc>
         <w:tc>
           <w:tcPr>
-            <w:tcW w:type="dxa" w:w="3660"/>
-          </w:tcPr>
-          <w:p>
-            <w:r>
-              <w:t>Admin-mediated reset</w:t>
+            <w:tcW w:type="dxa" w:w="3460"/>
+          </w:tcPr>
+          <w:p>
+            <w:r>
+              <w:t>Notify scoped admins (no existence leak)</w:t>
+            </w:r>
+          </w:p>
+        </w:tc>
+      </w:tr>
+      <w:tr>
+        <w:tc>
+          <w:tcPr>
+            <w:tcW w:type="dxa" w:w="900"/>
+          </w:tcPr>
+          <w:p>
+            <w:r>
+              <w:t>POST</w:t>
+            </w:r>
+          </w:p>
+        </w:tc>
+        <w:tc>
+          <w:tcPr>
+            <w:tcW w:type="dxa" w:w="3800"/>
+          </w:tcPr>
+          <w:p>
+            <w:r>
+              <w:t>/api/auth/password-reset/clear</w:t>
+            </w:r>
+          </w:p>
+        </w:tc>
+        <w:tc>
+          <w:tcPr>
+            <w:tcW w:type="dxa" w:w="1200"/>
+          </w:tcPr>
+          <w:p>
+            <w:r>
+              <w:t>Admin</w:t>
+            </w:r>
+          </w:p>
+        </w:tc>
+        <w:tc>
+          <w:tcPr>
+            <w:tcW w:type="dxa" w:w="3460"/>
+          </w:tcPr>
+          <w:p>
+            <w:r>
+              <w:t>Clear password (Web admin UI)</w:t>
             </w:r>
           </w:p>
         </w:tc>
@@ -2016,285 +4481,7 @@
         <w:pStyle w:val="Heading1"/>
       </w:pPr>
       <w:r>
-        <w:t>6. Registration Flow</w:t>
-      </w:r>
-    </w:p>
-    <w:tbl>
-      <w:tblPr>
-        <w:tblW w:type="dxa" w:w="9360"/>
-        <w:jc w:val="left"/>
-        <w:tblLayout w:type="fixed"/>
-        <w:tblLook w:firstColumn="1" w:firstRow="1" w:lastColumn="0" w:lastRow="0" w:noHBand="0" w:noVBand="1" w:val="04A0"/>
-        <w:tblBorders>
-          <w:top w:val="single" w:sz="6" w:space="0" w:color="2F3A4A"/>
-          <w:left w:val="single" w:sz="6" w:space="0" w:color="2F3A4A"/>
-          <w:bottom w:val="single" w:sz="6" w:space="0" w:color="2F3A4A"/>
-          <w:right w:val="single" w:sz="6" w:space="0" w:color="2F3A4A"/>
-          <w:insideH w:val="single" w:sz="6" w:space="0" w:color="2F3A4A"/>
-          <w:insideV w:val="single" w:sz="6" w:space="0" w:color="2F3A4A"/>
-        </w:tblBorders>
-      </w:tblPr>
-      <w:tblGrid>
-        <w:gridCol w:w="9360"/>
-      </w:tblGrid>
-      <w:tr>
-        <w:tc>
-          <w:tcPr>
-            <w:tcW w:type="dxa" w:w="9360"/>
-            <w:vAlign w:val="center"/>
-            <w:tcMar>
-              <w:top w:w="80" w:type="dxa"/>
-              <w:bottom w:w="80" w:type="dxa"/>
-              <w:start w:w="120" w:type="dxa"/>
-              <w:end w:w="120" w:type="dxa"/>
-            </w:tcMar>
-            <w:shd w:fill="172033"/>
-          </w:tcPr>
-          <w:p>
-            <w:r>
-              <w:rPr>
-                <w:rFonts w:ascii="Consolas" w:hAnsi="Consolas"/>
-                <w:color w:val="F8FAFC"/>
-                <w:sz w:val="18"/>
-              </w:rPr>
-              <w:t>Client → POST /api/auth/register</w:t>
-              <w:br/>
-              <w:t xml:space="preserve">  → username = CNIC ?? mobile</w:t>
-              <w:br/>
-              <w:t xml:space="preserve">  → admin_target = schoolId ? School Admin : Portal Admin</w:t>
-              <w:br/>
-              <w:t xml:space="preserve">  → INSERT pending app_users</w:t>
-              <w:br/>
-              <w:t xml:space="preserve">  → notify eligible admins (RegistrationRequest)</w:t>
-              <w:br/>
-              <w:br/>
-              <w:t>Admin → POST /api/auth/registrations/{id}/approve</w:t>
-              <w:br/>
-              <w:t xml:space="preserve">  → enforce admin_target rules</w:t>
-              <w:br/>
-              <w:t xml:space="preserve">  → if CNIC set → username = CNIC</w:t>
-              <w:br/>
-              <w:t xml:space="preserve">  → INSERT slim profile</w:t>
-              <w:br/>
-              <w:t xml:space="preserve">  → Activate + RequirePasswordChange (true)</w:t>
-            </w:r>
-          </w:p>
-        </w:tc>
-      </w:tr>
-    </w:tbl>
-    <w:p/>
-    <w:p>
-      <w:pPr>
-        <w:pStyle w:val="Heading2"/>
-      </w:pPr>
-      <w:r>
-        <w:t>6.1 Approve payload by role</w:t>
-      </w:r>
-    </w:p>
-    <w:tbl>
-      <w:tblPr>
-        <w:tblW w:type="dxa" w:w="9360"/>
-        <w:jc w:val="left"/>
-        <w:tblLayout w:type="fixed"/>
-        <w:tblLook w:firstColumn="1" w:firstRow="1" w:lastColumn="0" w:lastRow="0" w:noHBand="0" w:noVBand="1" w:val="04A0"/>
-        <w:tblBorders>
-          <w:top w:val="single" w:sz="6" w:space="0" w:color="B7C6D8"/>
-          <w:left w:val="single" w:sz="6" w:space="0" w:color="B7C6D8"/>
-          <w:bottom w:val="single" w:sz="6" w:space="0" w:color="B7C6D8"/>
-          <w:right w:val="single" w:sz="6" w:space="0" w:color="B7C6D8"/>
-          <w:insideH w:val="single" w:sz="6" w:space="0" w:color="B7C6D8"/>
-          <w:insideV w:val="single" w:sz="6" w:space="0" w:color="B7C6D8"/>
-        </w:tblBorders>
-      </w:tblPr>
-      <w:tblGrid>
-        <w:gridCol w:w="1800"/>
-        <w:gridCol w:w="7560"/>
-      </w:tblGrid>
-      <w:tr>
-        <w:tc>
-          <w:tcPr>
-            <w:tcW w:type="dxa" w:w="1800"/>
-            <w:vAlign w:val="center"/>
-            <w:tcMar>
-              <w:top w:w="80" w:type="dxa"/>
-              <w:bottom w:w="80" w:type="dxa"/>
-              <w:start w:w="120" w:type="dxa"/>
-              <w:end w:w="120" w:type="dxa"/>
-            </w:tcMar>
-            <w:shd w:fill="E8EEF5"/>
-          </w:tcPr>
-          <w:p>
-            <w:r>
-              <w:rPr>
-                <w:b/>
-                <w:color w:val="163957"/>
-              </w:rPr>
-              <w:t>Role</w:t>
-            </w:r>
-          </w:p>
-        </w:tc>
-        <w:tc>
-          <w:tcPr>
-            <w:tcW w:type="dxa" w:w="7560"/>
-            <w:vAlign w:val="center"/>
-            <w:tcMar>
-              <w:top w:w="80" w:type="dxa"/>
-              <w:bottom w:w="80" w:type="dxa"/>
-              <w:start w:w="120" w:type="dxa"/>
-              <w:end w:w="120" w:type="dxa"/>
-            </w:tcMar>
-            <w:shd w:fill="E8EEF5"/>
-          </w:tcPr>
-          <w:p>
-            <w:r>
-              <w:rPr>
-                <w:b/>
-                <w:color w:val="163957"/>
-              </w:rPr>
-              <w:t>Required fields on approve</w:t>
-            </w:r>
-          </w:p>
-        </w:tc>
-      </w:tr>
-      <w:tr>
-        <w:tc>
-          <w:tcPr>
-            <w:tcW w:type="dxa" w:w="1800"/>
-          </w:tcPr>
-          <w:p>
-            <w:r>
-              <w:t>Student</w:t>
-            </w:r>
-          </w:p>
-        </w:tc>
-        <w:tc>
-          <w:tcPr>
-            <w:tcW w:type="dxa" w:w="7560"/>
-          </w:tcPr>
-          <w:p>
-            <w:r>
-              <w:t>password, schoolId, campusId, grade, studentRollNumber</w:t>
-            </w:r>
-          </w:p>
-        </w:tc>
-      </w:tr>
-      <w:tr>
-        <w:tc>
-          <w:tcPr>
-            <w:tcW w:type="dxa" w:w="1800"/>
-          </w:tcPr>
-          <w:p>
-            <w:r>
-              <w:t>Teacher</w:t>
-            </w:r>
-          </w:p>
-        </w:tc>
-        <w:tc>
-          <w:tcPr>
-            <w:tcW w:type="dxa" w:w="7560"/>
-          </w:tcPr>
-          <w:p>
-            <w:r>
-              <w:t>password, schoolId, campusId, teacherCode</w:t>
-            </w:r>
-          </w:p>
-        </w:tc>
-      </w:tr>
-      <w:tr>
-        <w:tc>
-          <w:tcPr>
-            <w:tcW w:type="dxa" w:w="1800"/>
-          </w:tcPr>
-          <w:p>
-            <w:r>
-              <w:t>Parent</w:t>
-            </w:r>
-          </w:p>
-        </w:tc>
-        <w:tc>
-          <w:tcPr>
-            <w:tcW w:type="dxa" w:w="7560"/>
-          </w:tcPr>
-          <w:p>
-            <w:r>
-              <w:t>password (optional cnic / mobile)</w:t>
-            </w:r>
-          </w:p>
-        </w:tc>
-      </w:tr>
-    </w:tbl>
-    <w:p/>
-    <w:p>
-      <w:pPr>
-        <w:pStyle w:val="Heading1"/>
-      </w:pPr>
-      <w:r>
-        <w:t>7. Login Flow</w:t>
-      </w:r>
-    </w:p>
-    <w:tbl>
-      <w:tblPr>
-        <w:tblW w:type="dxa" w:w="9360"/>
-        <w:jc w:val="left"/>
-        <w:tblLayout w:type="fixed"/>
-        <w:tblLook w:firstColumn="1" w:firstRow="1" w:lastColumn="0" w:lastRow="0" w:noHBand="0" w:noVBand="1" w:val="04A0"/>
-        <w:tblBorders>
-          <w:top w:val="single" w:sz="6" w:space="0" w:color="2F3A4A"/>
-          <w:left w:val="single" w:sz="6" w:space="0" w:color="2F3A4A"/>
-          <w:bottom w:val="single" w:sz="6" w:space="0" w:color="2F3A4A"/>
-          <w:right w:val="single" w:sz="6" w:space="0" w:color="2F3A4A"/>
-          <w:insideH w:val="single" w:sz="6" w:space="0" w:color="2F3A4A"/>
-          <w:insideV w:val="single" w:sz="6" w:space="0" w:color="2F3A4A"/>
-        </w:tblBorders>
-      </w:tblPr>
-      <w:tblGrid>
-        <w:gridCol w:w="9360"/>
-      </w:tblGrid>
-      <w:tr>
-        <w:tc>
-          <w:tcPr>
-            <w:tcW w:type="dxa" w:w="9360"/>
-            <w:vAlign w:val="center"/>
-            <w:tcMar>
-              <w:top w:w="80" w:type="dxa"/>
-              <w:bottom w:w="80" w:type="dxa"/>
-              <w:start w:w="120" w:type="dxa"/>
-              <w:end w:w="120" w:type="dxa"/>
-            </w:tcMar>
-            <w:shd w:fill="172033"/>
-          </w:tcPr>
-          <w:p>
-            <w:r>
-              <w:rPr>
-                <w:rFonts w:ascii="Consolas" w:hAnsi="Consolas"/>
-                <w:color w:val="F8FAFC"/>
-                <w:sz w:val="18"/>
-              </w:rPr>
-              <w:t>Client → POST /api/auth/login { username: CNIC|mobile, password }</w:t>
-              <w:br/>
-              <w:t xml:space="preserve">  1. GetByLoginIdentifierAsync()</w:t>
-              <w:br/>
-              <w:t xml:space="preserve">  2. Attach profile context</w:t>
-              <w:br/>
-              <w:t xml:space="preserve">  3. EnsureCanLogin()</w:t>
-              <w:br/>
-              <w:t xml:space="preserve">  4. PasswordHasher.Verify()</w:t>
-              <w:br/>
-              <w:t xml:space="preserve">  5. IssueRefreshToken + CreateAccessToken</w:t>
-              <w:br/>
-              <w:t xml:space="preserve">  → LoginResponse includes mustChangePassword</w:t>
-            </w:r>
-          </w:p>
-        </w:tc>
-      </w:tr>
-    </w:tbl>
-    <w:p/>
-    <w:p>
-      <w:pPr>
-        <w:pStyle w:val="Heading1"/>
-      </w:pPr>
-      <w:r>
-        <w:t>8. JWT Claims</w:t>
+        <w:t>11. JWT, Refresh Tokens, Security</w:t>
       </w:r>
     </w:p>
     <w:tbl>
@@ -2423,7 +4610,7 @@
           </w:tcPr>
           <w:p>
             <w:r>
-              <w:t>UserRole enum</w:t>
+              <w:t>Active session role (enum name)</w:t>
             </w:r>
           </w:p>
         </w:tc>
@@ -2435,7 +4622,7 @@
           </w:tcPr>
           <w:p>
             <w:r>
-              <w:t>permissions</w:t>
+              <w:t>roles</w:t>
             </w:r>
           </w:p>
         </w:tc>
@@ -2445,7 +4632,7 @@
           </w:tcPr>
           <w:p>
             <w:r>
-              <w:t>AuthPermissions.ForRole()</w:t>
+              <w:t>All assigned roles, comma-separated (app_user_roles)</w:t>
             </w:r>
           </w:p>
         </w:tc>
@@ -2457,7 +4644,7 @@
           </w:tcPr>
           <w:p>
             <w:r>
-              <w:t>profileId</w:t>
+              <w:t>permissions</w:t>
             </w:r>
           </w:p>
         </w:tc>
@@ -2467,7 +4654,7 @@
           </w:tcPr>
           <w:p>
             <w:r>
-              <w:t>Profile table id</w:t>
+              <w:t>AuthPermissions.ForRole(activeRole), comma-separated</w:t>
             </w:r>
           </w:p>
         </w:tc>
@@ -2479,6 +4666,28 @@
           </w:tcPr>
           <w:p>
             <w:r>
+              <w:t>profileId</w:t>
+            </w:r>
+          </w:p>
+        </w:tc>
+        <w:tc>
+          <w:tcPr>
+            <w:tcW w:type="dxa" w:w="6560"/>
+          </w:tcPr>
+          <w:p>
+            <w:r>
+              <w:t>Role profile id when loaded</w:t>
+            </w:r>
+          </w:p>
+        </w:tc>
+      </w:tr>
+      <w:tr>
+        <w:tc>
+          <w:tcPr>
+            <w:tcW w:type="dxa" w:w="2800"/>
+          </w:tcPr>
+          <w:p>
+            <w:r>
               <w:t>schoolId / campusId</w:t>
             </w:r>
           </w:p>
@@ -2489,7 +4698,7 @@
           </w:tcPr>
           <w:p>
             <w:r>
-              <w:t>app_users.school_id / campus_id</w:t>
+              <w:t>User school/campus</w:t>
             </w:r>
           </w:p>
         </w:tc>
@@ -2503,15 +4712,7 @@
         <w:ind w:left="540" w:hanging="271"/>
       </w:pPr>
       <w:r>
-        <w:t>mustChangePassword is returned on login/me/change-password responses, not as a JWT claim.</w:t>
-      </w:r>
-    </w:p>
-    <w:p>
-      <w:pPr>
-        <w:pStyle w:val="Heading1"/>
-      </w:pPr>
-      <w:r>
-        <w:t>9. Security</w:t>
+        <w:t>role = active session role; roles = full assignment list. Authorization uses active role. mustChangePassword is on login/me responses, not a JWT claim.</w:t>
       </w:r>
     </w:p>
     <w:p>
@@ -2521,7 +4722,7 @@
         <w:ind w:left="540" w:hanging="271"/>
       </w:pPr>
       <w:r>
-        <w:t>Passwords: PBKDF2-SHA256, 100,000 iterations.</w:t>
+        <w:t>Passwords: PBKDF2 via PasswordHasher.</w:t>
       </w:r>
     </w:p>
     <w:p>
@@ -2531,7 +4732,17 @@
         <w:ind w:left="540" w:hanging="271"/>
       </w:pPr>
       <w:r>
-        <w:t>Refresh tokens stored as SHA-256 hex only.</w:t>
+        <w:t>Refresh tokens stored as SHA-256 hex; lifetime 30 days.</w:t>
+      </w:r>
+    </w:p>
+    <w:p>
+      <w:pPr>
+        <w:pStyle w:val="ListBullet"/>
+        <w:spacing w:after="80"/>
+        <w:ind w:left="540" w:hanging="271"/>
+      </w:pPr>
+      <w:r>
+        <w:t>Access token: Jwt:AccessTokenMinutes (default 30).</w:t>
       </w:r>
     </w:p>
     <w:p>
@@ -2551,25 +4762,15 @@
         <w:ind w:left="540" w:hanging="271"/>
       </w:pPr>
       <w:r>
-        <w:t>Password reset does not reveal whether the identifier exists.</w:t>
+        <w:t>Password-reset request does not reveal whether the identifier exists.</w:t>
       </w:r>
     </w:p>
     <w:p>
       <w:pPr>
-        <w:pStyle w:val="ListBullet"/>
-        <w:spacing w:after="80"/>
-        <w:ind w:left="540" w:hanging="271"/>
+        <w:pStyle w:val="Heading2"/>
       </w:pPr>
       <w:r>
-        <w:t>JWT signing key configured in appsettings.json → Jwt:SigningKey.</w:t>
-      </w:r>
-    </w:p>
-    <w:p>
-      <w:pPr>
-        <w:pStyle w:val="Heading1"/>
-      </w:pPr>
-      <w:r>
-        <w:t>10. Configuration</w:t>
+        <w:t>11.1 Configuration</w:t>
       </w:r>
     </w:p>
     <w:tbl>
@@ -2751,7 +4952,7 @@
           </w:tcPr>
           <w:p>
             <w:r>
-              <w:t>Auto-applies on startup</w:t>
+              <w:t>Roles, approval, school-change, rejected_at, last_login_at</w:t>
             </w:r>
           </w:p>
         </w:tc>
@@ -2795,7 +4996,955 @@
         <w:pStyle w:val="Heading1"/>
       </w:pPr>
       <w:r>
-        <w:t>11. Related Source Files</w:t>
+        <w:t>12. Client Surfaces (React vs Flutter)</w:t>
+      </w:r>
+    </w:p>
+    <w:tbl>
+      <w:tblPr>
+        <w:tblW w:type="dxa" w:w="9360"/>
+        <w:jc w:val="left"/>
+        <w:tblLayout w:type="fixed"/>
+        <w:tblLook w:firstColumn="1" w:firstRow="1" w:lastColumn="0" w:lastRow="0" w:noHBand="0" w:noVBand="1" w:val="04A0"/>
+        <w:tblBorders>
+          <w:top w:val="single" w:sz="6" w:space="0" w:color="B7C6D8"/>
+          <w:left w:val="single" w:sz="6" w:space="0" w:color="B7C6D8"/>
+          <w:bottom w:val="single" w:sz="6" w:space="0" w:color="B7C6D8"/>
+          <w:right w:val="single" w:sz="6" w:space="0" w:color="B7C6D8"/>
+          <w:insideH w:val="single" w:sz="6" w:space="0" w:color="B7C6D8"/>
+          <w:insideV w:val="single" w:sz="6" w:space="0" w:color="B7C6D8"/>
+        </w:tblBorders>
+      </w:tblPr>
+      <w:tblGrid>
+        <w:gridCol w:w="9360"/>
+      </w:tblGrid>
+      <w:tr>
+        <w:tc>
+          <w:tcPr>
+            <w:tcW w:type="dxa" w:w="9360"/>
+            <w:vAlign w:val="center"/>
+            <w:tcMar>
+              <w:top w:w="80" w:type="dxa"/>
+              <w:bottom w:w="80" w:type="dxa"/>
+              <w:start w:w="120" w:type="dxa"/>
+              <w:end w:w="120" w:type="dxa"/>
+            </w:tcMar>
+            <w:shd w:fill="F4F6F9"/>
+          </w:tcPr>
+          <w:p>
+            <w:r>
+              <w:rPr>
+                <w:b/>
+              </w:rPr>
+              <w:t xml:space="preserve">Note: </w:t>
+            </w:r>
+            <w:r>
+              <w:t>API endpoints are shared. UI coverage differs — see matrix below.</w:t>
+            </w:r>
+          </w:p>
+        </w:tc>
+      </w:tr>
+    </w:tbl>
+    <w:p/>
+    <w:tbl>
+      <w:tblPr>
+        <w:tblW w:type="dxa" w:w="9360"/>
+        <w:jc w:val="left"/>
+        <w:tblLayout w:type="fixed"/>
+        <w:tblLook w:firstColumn="1" w:firstRow="1" w:lastColumn="0" w:lastRow="0" w:noHBand="0" w:noVBand="1" w:val="04A0"/>
+        <w:tblBorders>
+          <w:top w:val="single" w:sz="6" w:space="0" w:color="B7C6D8"/>
+          <w:left w:val="single" w:sz="6" w:space="0" w:color="B7C6D8"/>
+          <w:bottom w:val="single" w:sz="6" w:space="0" w:color="B7C6D8"/>
+          <w:right w:val="single" w:sz="6" w:space="0" w:color="B7C6D8"/>
+          <w:insideH w:val="single" w:sz="6" w:space="0" w:color="B7C6D8"/>
+          <w:insideV w:val="single" w:sz="6" w:space="0" w:color="B7C6D8"/>
+        </w:tblBorders>
+      </w:tblPr>
+      <w:tblGrid>
+        <w:gridCol w:w="3600"/>
+        <w:gridCol w:w="2880"/>
+        <w:gridCol w:w="2880"/>
+      </w:tblGrid>
+      <w:tr>
+        <w:tc>
+          <w:tcPr>
+            <w:tcW w:type="dxa" w:w="3600"/>
+            <w:vAlign w:val="center"/>
+            <w:tcMar>
+              <w:top w:w="80" w:type="dxa"/>
+              <w:bottom w:w="80" w:type="dxa"/>
+              <w:start w:w="120" w:type="dxa"/>
+              <w:end w:w="120" w:type="dxa"/>
+            </w:tcMar>
+            <w:shd w:fill="E8EEF5"/>
+          </w:tcPr>
+          <w:p>
+            <w:r>
+              <w:rPr>
+                <w:b/>
+                <w:color w:val="163957"/>
+              </w:rPr>
+              <w:t>Capability</w:t>
+            </w:r>
+          </w:p>
+        </w:tc>
+        <w:tc>
+          <w:tcPr>
+            <w:tcW w:type="dxa" w:w="2880"/>
+            <w:vAlign w:val="center"/>
+            <w:tcMar>
+              <w:top w:w="80" w:type="dxa"/>
+              <w:bottom w:w="80" w:type="dxa"/>
+              <w:start w:w="120" w:type="dxa"/>
+              <w:end w:w="120" w:type="dxa"/>
+            </w:tcMar>
+            <w:shd w:fill="E8EEF5"/>
+          </w:tcPr>
+          <w:p>
+            <w:r>
+              <w:rPr>
+                <w:b/>
+                <w:color w:val="163957"/>
+              </w:rPr>
+              <w:t>React (Web)</w:t>
+            </w:r>
+          </w:p>
+        </w:tc>
+        <w:tc>
+          <w:tcPr>
+            <w:tcW w:type="dxa" w:w="2880"/>
+            <w:vAlign w:val="center"/>
+            <w:tcMar>
+              <w:top w:w="80" w:type="dxa"/>
+              <w:bottom w:w="80" w:type="dxa"/>
+              <w:start w:w="120" w:type="dxa"/>
+              <w:end w:w="120" w:type="dxa"/>
+            </w:tcMar>
+            <w:shd w:fill="E8EEF5"/>
+          </w:tcPr>
+          <w:p>
+            <w:r>
+              <w:rPr>
+                <w:b/>
+                <w:color w:val="163957"/>
+              </w:rPr>
+              <w:t>Flutter Mobile</w:t>
+            </w:r>
+          </w:p>
+        </w:tc>
+      </w:tr>
+      <w:tr>
+        <w:tc>
+          <w:tcPr>
+            <w:tcW w:type="dxa" w:w="3600"/>
+          </w:tcPr>
+          <w:p>
+            <w:r>
+              <w:t>login-status / set-initial-password / login</w:t>
+            </w:r>
+          </w:p>
+        </w:tc>
+        <w:tc>
+          <w:tcPr>
+            <w:tcW w:type="dxa" w:w="2880"/>
+          </w:tcPr>
+          <w:p>
+            <w:r>
+              <w:t>Yes</w:t>
+            </w:r>
+          </w:p>
+        </w:tc>
+        <w:tc>
+          <w:tcPr>
+            <w:tcW w:type="dxa" w:w="2880"/>
+          </w:tcPr>
+          <w:p>
+            <w:r>
+              <w:t>Yes</w:t>
+            </w:r>
+          </w:p>
+        </w:tc>
+      </w:tr>
+      <w:tr>
+        <w:tc>
+          <w:tcPr>
+            <w:tcW w:type="dxa" w:w="3600"/>
+          </w:tcPr>
+          <w:p>
+            <w:r>
+              <w:t>LockedPendingSchoolChange messaging</w:t>
+            </w:r>
+          </w:p>
+        </w:tc>
+        <w:tc>
+          <w:tcPr>
+            <w:tcW w:type="dxa" w:w="2880"/>
+          </w:tcPr>
+          <w:p>
+            <w:r>
+              <w:t>Yes — /account-locked</w:t>
+            </w:r>
+          </w:p>
+        </w:tc>
+        <w:tc>
+          <w:tcPr>
+            <w:tcW w:type="dxa" w:w="2880"/>
+          </w:tcPr>
+          <w:p>
+            <w:r>
+              <w:t>Yes — in-login locked step</w:t>
+            </w:r>
+          </w:p>
+        </w:tc>
+      </w:tr>
+      <w:tr>
+        <w:tc>
+          <w:tcPr>
+            <w:tcW w:type="dxa" w:w="3600"/>
+          </w:tcPr>
+          <w:p>
+            <w:r>
+              <w:t>Request access / register</w:t>
+            </w:r>
+          </w:p>
+        </w:tc>
+        <w:tc>
+          <w:tcPr>
+            <w:tcW w:type="dxa" w:w="2880"/>
+          </w:tcPr>
+          <w:p>
+            <w:r>
+              <w:t>Yes</w:t>
+            </w:r>
+          </w:p>
+        </w:tc>
+        <w:tc>
+          <w:tcPr>
+            <w:tcW w:type="dxa" w:w="2880"/>
+          </w:tcPr>
+          <w:p>
+            <w:r>
+              <w:t>Yes</w:t>
+            </w:r>
+          </w:p>
+        </w:tc>
+      </w:tr>
+      <w:tr>
+        <w:tc>
+          <w:tcPr>
+            <w:tcW w:type="dxa" w:w="3600"/>
+          </w:tcPr>
+          <w:p>
+            <w:r>
+              <w:t>Password-reset request (notify)</w:t>
+            </w:r>
+          </w:p>
+        </w:tc>
+        <w:tc>
+          <w:tcPr>
+            <w:tcW w:type="dxa" w:w="2880"/>
+          </w:tcPr>
+          <w:p>
+            <w:r>
+              <w:t>Yes</w:t>
+            </w:r>
+          </w:p>
+        </w:tc>
+        <w:tc>
+          <w:tcPr>
+            <w:tcW w:type="dxa" w:w="2880"/>
+          </w:tcPr>
+          <w:p>
+            <w:r>
+              <w:t>Yes</w:t>
+            </w:r>
+          </w:p>
+        </w:tc>
+      </w:tr>
+      <w:tr>
+        <w:tc>
+          <w:tcPr>
+            <w:tcW w:type="dxa" w:w="3600"/>
+          </w:tcPr>
+          <w:p>
+            <w:r>
+              <w:t>Password-reset clear (admin)</w:t>
+            </w:r>
+          </w:p>
+        </w:tc>
+        <w:tc>
+          <w:tcPr>
+            <w:tcW w:type="dxa" w:w="2880"/>
+          </w:tcPr>
+          <w:p>
+            <w:r>
+              <w:t>Yes — notification bell</w:t>
+            </w:r>
+          </w:p>
+        </w:tc>
+        <w:tc>
+          <w:tcPr>
+            <w:tcW w:type="dxa" w:w="2880"/>
+          </w:tcPr>
+          <w:p>
+            <w:r>
+              <w:t>No (Web admin)</w:t>
+            </w:r>
+          </w:p>
+        </w:tc>
+      </w:tr>
+      <w:tr>
+        <w:tc>
+          <w:tcPr>
+            <w:tcW w:type="dxa" w:w="3600"/>
+          </w:tcPr>
+          <w:p>
+            <w:r>
+              <w:t>Logout with refresh revoke</w:t>
+            </w:r>
+          </w:p>
+        </w:tc>
+        <w:tc>
+          <w:tcPr>
+            <w:tcW w:type="dxa" w:w="2880"/>
+          </w:tcPr>
+          <w:p>
+            <w:r>
+              <w:t>Yes</w:t>
+            </w:r>
+          </w:p>
+        </w:tc>
+        <w:tc>
+          <w:tcPr>
+            <w:tcW w:type="dxa" w:w="2880"/>
+          </w:tcPr>
+          <w:p>
+            <w:r>
+              <w:t>Yes</w:t>
+            </w:r>
+          </w:p>
+        </w:tc>
+      </w:tr>
+      <w:tr>
+        <w:tc>
+          <w:tcPr>
+            <w:tcW w:type="dxa" w:w="3600"/>
+          </w:tcPr>
+          <w:p>
+            <w:r>
+              <w:t>Multi-role switch</w:t>
+            </w:r>
+          </w:p>
+        </w:tc>
+        <w:tc>
+          <w:tcPr>
+            <w:tcW w:type="dxa" w:w="2880"/>
+          </w:tcPr>
+          <w:p>
+            <w:r>
+              <w:t>Yes</w:t>
+            </w:r>
+          </w:p>
+        </w:tc>
+        <w:tc>
+          <w:tcPr>
+            <w:tcW w:type="dxa" w:w="2880"/>
+          </w:tcPr>
+          <w:p>
+            <w:r>
+              <w:t>Yes</w:t>
+            </w:r>
+          </w:p>
+        </w:tc>
+      </w:tr>
+      <w:tr>
+        <w:tc>
+          <w:tcPr>
+            <w:tcW w:type="dxa" w:w="3600"/>
+          </w:tcPr>
+          <w:p>
+            <w:r>
+              <w:t>School/campus change request</w:t>
+            </w:r>
+          </w:p>
+        </w:tc>
+        <w:tc>
+          <w:tcPr>
+            <w:tcW w:type="dxa" w:w="2880"/>
+          </w:tcPr>
+          <w:p>
+            <w:r>
+              <w:t>Yes — /account</w:t>
+            </w:r>
+          </w:p>
+        </w:tc>
+        <w:tc>
+          <w:tcPr>
+            <w:tcW w:type="dxa" w:w="2880"/>
+          </w:tcPr>
+          <w:p>
+            <w:r>
+              <w:t>Yes — Profile</w:t>
+            </w:r>
+          </w:p>
+        </w:tc>
+      </w:tr>
+      <w:tr>
+        <w:tc>
+          <w:tcPr>
+            <w:tcW w:type="dxa" w:w="3600"/>
+          </w:tcPr>
+          <w:p>
+            <w:r>
+              <w:t>School-change admin apply/reject</w:t>
+            </w:r>
+          </w:p>
+        </w:tc>
+        <w:tc>
+          <w:tcPr>
+            <w:tcW w:type="dxa" w:w="2880"/>
+          </w:tcPr>
+          <w:p>
+            <w:r>
+              <w:t>Yes — directory</w:t>
+            </w:r>
+          </w:p>
+        </w:tc>
+        <w:tc>
+          <w:tcPr>
+            <w:tcW w:type="dxa" w:w="2880"/>
+          </w:tcPr>
+          <w:p>
+            <w:r>
+              <w:t>No (Web only)</w:t>
+            </w:r>
+          </w:p>
+        </w:tc>
+      </w:tr>
+      <w:tr>
+        <w:tc>
+          <w:tcPr>
+            <w:tcW w:type="dxa" w:w="3600"/>
+          </w:tcPr>
+          <w:p>
+            <w:r>
+              <w:t>Active Directory manage</w:t>
+            </w:r>
+          </w:p>
+        </w:tc>
+        <w:tc>
+          <w:tcPr>
+            <w:tcW w:type="dxa" w:w="2880"/>
+          </w:tcPr>
+          <w:p>
+            <w:r>
+              <w:t>Yes</w:t>
+            </w:r>
+          </w:p>
+        </w:tc>
+        <w:tc>
+          <w:tcPr>
+            <w:tcW w:type="dxa" w:w="2880"/>
+          </w:tcPr>
+          <w:p>
+            <w:r>
+              <w:t>No (Web only)</w:t>
+            </w:r>
+          </w:p>
+        </w:tc>
+      </w:tr>
+      <w:tr>
+        <w:tc>
+          <w:tcPr>
+            <w:tcW w:type="dxa" w:w="3600"/>
+          </w:tcPr>
+          <w:p>
+            <w:r>
+              <w:t>Full profile edit / deactivate</w:t>
+            </w:r>
+          </w:p>
+        </w:tc>
+        <w:tc>
+          <w:tcPr>
+            <w:tcW w:type="dxa" w:w="2880"/>
+          </w:tcPr>
+          <w:p>
+            <w:r>
+              <w:t>Yes — /account</w:t>
+            </w:r>
+          </w:p>
+        </w:tc>
+        <w:tc>
+          <w:tcPr>
+            <w:tcW w:type="dxa" w:w="2880"/>
+          </w:tcPr>
+          <w:p>
+            <w:r>
+              <w:t>No / limited</w:t>
+            </w:r>
+          </w:p>
+        </w:tc>
+      </w:tr>
+    </w:tbl>
+    <w:p/>
+    <w:p>
+      <w:pPr>
+        <w:pStyle w:val="Heading2"/>
+      </w:pPr>
+      <w:r>
+        <w:t>12.1 React paths</w:t>
+      </w:r>
+    </w:p>
+    <w:tbl>
+      <w:tblPr>
+        <w:tblW w:type="dxa" w:w="9360"/>
+        <w:jc w:val="left"/>
+        <w:tblLayout w:type="fixed"/>
+        <w:tblLook w:firstColumn="1" w:firstRow="1" w:lastColumn="0" w:lastRow="0" w:noHBand="0" w:noVBand="1" w:val="04A0"/>
+        <w:tblBorders>
+          <w:top w:val="single" w:sz="6" w:space="0" w:color="B7C6D8"/>
+          <w:left w:val="single" w:sz="6" w:space="0" w:color="B7C6D8"/>
+          <w:bottom w:val="single" w:sz="6" w:space="0" w:color="B7C6D8"/>
+          <w:right w:val="single" w:sz="6" w:space="0" w:color="B7C6D8"/>
+          <w:insideH w:val="single" w:sz="6" w:space="0" w:color="B7C6D8"/>
+          <w:insideV w:val="single" w:sz="6" w:space="0" w:color="B7C6D8"/>
+        </w:tblBorders>
+      </w:tblPr>
+      <w:tblGrid>
+        <w:gridCol w:w="2400"/>
+        <w:gridCol w:w="3000"/>
+        <w:gridCol w:w="3960"/>
+      </w:tblGrid>
+      <w:tr>
+        <w:tc>
+          <w:tcPr>
+            <w:tcW w:type="dxa" w:w="2400"/>
+            <w:vAlign w:val="center"/>
+            <w:tcMar>
+              <w:top w:w="80" w:type="dxa"/>
+              <w:bottom w:w="80" w:type="dxa"/>
+              <w:start w:w="120" w:type="dxa"/>
+              <w:end w:w="120" w:type="dxa"/>
+            </w:tcMar>
+            <w:shd w:fill="E8EEF5"/>
+          </w:tcPr>
+          <w:p>
+            <w:r>
+              <w:rPr>
+                <w:b/>
+                <w:color w:val="163957"/>
+              </w:rPr>
+              <w:t>Surface</w:t>
+            </w:r>
+          </w:p>
+        </w:tc>
+        <w:tc>
+          <w:tcPr>
+            <w:tcW w:type="dxa" w:w="3000"/>
+            <w:vAlign w:val="center"/>
+            <w:tcMar>
+              <w:top w:w="80" w:type="dxa"/>
+              <w:bottom w:w="80" w:type="dxa"/>
+              <w:start w:w="120" w:type="dxa"/>
+              <w:end w:w="120" w:type="dxa"/>
+            </w:tcMar>
+            <w:shd w:fill="E8EEF5"/>
+          </w:tcPr>
+          <w:p>
+            <w:r>
+              <w:rPr>
+                <w:b/>
+                <w:color w:val="163957"/>
+              </w:rPr>
+              <w:t>Path / area</w:t>
+            </w:r>
+          </w:p>
+        </w:tc>
+        <w:tc>
+          <w:tcPr>
+            <w:tcW w:type="dxa" w:w="3960"/>
+            <w:vAlign w:val="center"/>
+            <w:tcMar>
+              <w:top w:w="80" w:type="dxa"/>
+              <w:bottom w:w="80" w:type="dxa"/>
+              <w:start w:w="120" w:type="dxa"/>
+              <w:end w:w="120" w:type="dxa"/>
+            </w:tcMar>
+            <w:shd w:fill="E8EEF5"/>
+          </w:tcPr>
+          <w:p>
+            <w:r>
+              <w:rPr>
+                <w:b/>
+                <w:color w:val="163957"/>
+              </w:rPr>
+              <w:t>Behavior</w:t>
+            </w:r>
+          </w:p>
+        </w:tc>
+      </w:tr>
+      <w:tr>
+        <w:tc>
+          <w:tcPr>
+            <w:tcW w:type="dxa" w:w="2400"/>
+          </w:tcPr>
+          <w:p>
+            <w:r>
+              <w:t>Login</w:t>
+            </w:r>
+          </w:p>
+        </w:tc>
+        <w:tc>
+          <w:tcPr>
+            <w:tcW w:type="dxa" w:w="3000"/>
+          </w:tcPr>
+          <w:p>
+            <w:r>
+              <w:t>/login</w:t>
+            </w:r>
+          </w:p>
+        </w:tc>
+        <w:tc>
+          <w:tcPr>
+            <w:tcW w:type="dxa" w:w="3960"/>
+          </w:tcPr>
+          <w:p>
+            <w:r>
+              <w:t>Multi-step status machine</w:t>
+            </w:r>
+          </w:p>
+        </w:tc>
+      </w:tr>
+      <w:tr>
+        <w:tc>
+          <w:tcPr>
+            <w:tcW w:type="dxa" w:w="2400"/>
+          </w:tcPr>
+          <w:p>
+            <w:r>
+              <w:t>Account locked</w:t>
+            </w:r>
+          </w:p>
+        </w:tc>
+        <w:tc>
+          <w:tcPr>
+            <w:tcW w:type="dxa" w:w="3000"/>
+          </w:tcPr>
+          <w:p>
+            <w:r>
+              <w:t>/account-locked</w:t>
+            </w:r>
+          </w:p>
+        </w:tc>
+        <w:tc>
+          <w:tcPr>
+            <w:tcW w:type="dxa" w:w="3960"/>
+          </w:tcPr>
+          <w:p>
+            <w:r>
+              <w:t>School-change lock messaging</w:t>
+            </w:r>
+          </w:p>
+        </w:tc>
+      </w:tr>
+      <w:tr>
+        <w:tc>
+          <w:tcPr>
+            <w:tcW w:type="dxa" w:w="2400"/>
+          </w:tcPr>
+          <w:p>
+            <w:r>
+              <w:t>School changes (admin)</w:t>
+            </w:r>
+          </w:p>
+        </w:tc>
+        <w:tc>
+          <w:tcPr>
+            <w:tcW w:type="dxa" w:w="3000"/>
+          </w:tcPr>
+          <w:p>
+            <w:r>
+              <w:t>/admin/directory/school-changes</w:t>
+            </w:r>
+          </w:p>
+        </w:tc>
+        <w:tc>
+          <w:tcPr>
+            <w:tcW w:type="dxa" w:w="3960"/>
+          </w:tcPr>
+          <w:p>
+            <w:r>
+              <w:t>Web only</w:t>
+            </w:r>
+          </w:p>
+        </w:tc>
+      </w:tr>
+      <w:tr>
+        <w:tc>
+          <w:tcPr>
+            <w:tcW w:type="dxa" w:w="2400"/>
+          </w:tcPr>
+          <w:p>
+            <w:r>
+              <w:t>Password reset clear</w:t>
+            </w:r>
+          </w:p>
+        </w:tc>
+        <w:tc>
+          <w:tcPr>
+            <w:tcW w:type="dxa" w:w="3000"/>
+          </w:tcPr>
+          <w:p>
+            <w:r>
+              <w:t>Notifications bell</w:t>
+            </w:r>
+          </w:p>
+        </w:tc>
+        <w:tc>
+          <w:tcPr>
+            <w:tcW w:type="dxa" w:w="3960"/>
+          </w:tcPr>
+          <w:p>
+            <w:r>
+              <w:t>Web only</w:t>
+            </w:r>
+          </w:p>
+        </w:tc>
+      </w:tr>
+      <w:tr>
+        <w:tc>
+          <w:tcPr>
+            <w:tcW w:type="dxa" w:w="2400"/>
+          </w:tcPr>
+          <w:p>
+            <w:r>
+              <w:t>Account / profile</w:t>
+            </w:r>
+          </w:p>
+        </w:tc>
+        <w:tc>
+          <w:tcPr>
+            <w:tcW w:type="dxa" w:w="3000"/>
+          </w:tcPr>
+          <w:p>
+            <w:r>
+              <w:t>/account</w:t>
+            </w:r>
+          </w:p>
+        </w:tc>
+        <w:tc>
+          <w:tcPr>
+            <w:tcW w:type="dxa" w:w="3960"/>
+          </w:tcPr>
+          <w:p>
+            <w:r>
+              <w:t>Request school change + full profile</w:t>
+            </w:r>
+          </w:p>
+        </w:tc>
+      </w:tr>
+    </w:tbl>
+    <w:p/>
+    <w:p>
+      <w:pPr>
+        <w:pStyle w:val="Heading2"/>
+      </w:pPr>
+      <w:r>
+        <w:t>12.2 Flutter Mobile paths</w:t>
+      </w:r>
+    </w:p>
+    <w:tbl>
+      <w:tblPr>
+        <w:tblW w:type="dxa" w:w="9360"/>
+        <w:jc w:val="left"/>
+        <w:tblLayout w:type="fixed"/>
+        <w:tblLook w:firstColumn="1" w:firstRow="1" w:lastColumn="0" w:lastRow="0" w:noHBand="0" w:noVBand="1" w:val="04A0"/>
+        <w:tblBorders>
+          <w:top w:val="single" w:sz="6" w:space="0" w:color="B7C6D8"/>
+          <w:left w:val="single" w:sz="6" w:space="0" w:color="B7C6D8"/>
+          <w:bottom w:val="single" w:sz="6" w:space="0" w:color="B7C6D8"/>
+          <w:right w:val="single" w:sz="6" w:space="0" w:color="B7C6D8"/>
+          <w:insideH w:val="single" w:sz="6" w:space="0" w:color="B7C6D8"/>
+          <w:insideV w:val="single" w:sz="6" w:space="0" w:color="B7C6D8"/>
+        </w:tblBorders>
+      </w:tblPr>
+      <w:tblGrid>
+        <w:gridCol w:w="2400"/>
+        <w:gridCol w:w="3000"/>
+        <w:gridCol w:w="3960"/>
+      </w:tblGrid>
+      <w:tr>
+        <w:tc>
+          <w:tcPr>
+            <w:tcW w:type="dxa" w:w="2400"/>
+            <w:vAlign w:val="center"/>
+            <w:tcMar>
+              <w:top w:w="80" w:type="dxa"/>
+              <w:bottom w:w="80" w:type="dxa"/>
+              <w:start w:w="120" w:type="dxa"/>
+              <w:end w:w="120" w:type="dxa"/>
+            </w:tcMar>
+            <w:shd w:fill="E8EEF5"/>
+          </w:tcPr>
+          <w:p>
+            <w:r>
+              <w:rPr>
+                <w:b/>
+                <w:color w:val="163957"/>
+              </w:rPr>
+              <w:t>Surface</w:t>
+            </w:r>
+          </w:p>
+        </w:tc>
+        <w:tc>
+          <w:tcPr>
+            <w:tcW w:type="dxa" w:w="3000"/>
+            <w:vAlign w:val="center"/>
+            <w:tcMar>
+              <w:top w:w="80" w:type="dxa"/>
+              <w:bottom w:w="80" w:type="dxa"/>
+              <w:start w:w="120" w:type="dxa"/>
+              <w:end w:w="120" w:type="dxa"/>
+            </w:tcMar>
+            <w:shd w:fill="E8EEF5"/>
+          </w:tcPr>
+          <w:p>
+            <w:r>
+              <w:rPr>
+                <w:b/>
+                <w:color w:val="163957"/>
+              </w:rPr>
+              <w:t>Path / area</w:t>
+            </w:r>
+          </w:p>
+        </w:tc>
+        <w:tc>
+          <w:tcPr>
+            <w:tcW w:type="dxa" w:w="3960"/>
+            <w:vAlign w:val="center"/>
+            <w:tcMar>
+              <w:top w:w="80" w:type="dxa"/>
+              <w:bottom w:w="80" w:type="dxa"/>
+              <w:start w:w="120" w:type="dxa"/>
+              <w:end w:w="120" w:type="dxa"/>
+            </w:tcMar>
+            <w:shd w:fill="E8EEF5"/>
+          </w:tcPr>
+          <w:p>
+            <w:r>
+              <w:rPr>
+                <w:b/>
+                <w:color w:val="163957"/>
+              </w:rPr>
+              <w:t>Behavior</w:t>
+            </w:r>
+          </w:p>
+        </w:tc>
+      </w:tr>
+      <w:tr>
+        <w:tc>
+          <w:tcPr>
+            <w:tcW w:type="dxa" w:w="2400"/>
+          </w:tcPr>
+          <w:p>
+            <w:r>
+              <w:t>Login</w:t>
+            </w:r>
+          </w:p>
+        </w:tc>
+        <w:tc>
+          <w:tcPr>
+            <w:tcW w:type="dxa" w:w="3000"/>
+          </w:tcPr>
+          <w:p>
+            <w:r>
+              <w:t>/login</w:t>
+            </w:r>
+          </w:p>
+        </w:tc>
+        <w:tc>
+          <w:tcPr>
+            <w:tcW w:type="dxa" w:w="3960"/>
+          </w:tcPr>
+          <w:p>
+            <w:r>
+              <w:t>Same status machine; locked is in-page step</w:t>
+            </w:r>
+          </w:p>
+        </w:tc>
+      </w:tr>
+      <w:tr>
+        <w:tc>
+          <w:tcPr>
+            <w:tcW w:type="dxa" w:w="2400"/>
+          </w:tcPr>
+          <w:p>
+            <w:r>
+              <w:t>Profile</w:t>
+            </w:r>
+          </w:p>
+        </w:tc>
+        <w:tc>
+          <w:tcPr>
+            <w:tcW w:type="dxa" w:w="3000"/>
+          </w:tcPr>
+          <w:p>
+            <w:r>
+              <w:t>/profile</w:t>
+            </w:r>
+          </w:p>
+        </w:tc>
+        <w:tc>
+          <w:tcPr>
+            <w:tcW w:type="dxa" w:w="3960"/>
+          </w:tcPr>
+          <w:p>
+            <w:r>
+              <w:t>Role switch + school-change request</w:t>
+            </w:r>
+          </w:p>
+        </w:tc>
+      </w:tr>
+      <w:tr>
+        <w:tc>
+          <w:tcPr>
+            <w:tcW w:type="dxa" w:w="2400"/>
+          </w:tcPr>
+          <w:p>
+            <w:r>
+              <w:t>Forgot password</w:t>
+            </w:r>
+          </w:p>
+        </w:tc>
+        <w:tc>
+          <w:tcPr>
+            <w:tcW w:type="dxa" w:w="3000"/>
+          </w:tcPr>
+          <w:p>
+            <w:r>
+              <w:t>Login sheet</w:t>
+            </w:r>
+          </w:p>
+        </w:tc>
+        <w:tc>
+          <w:tcPr>
+            <w:tcW w:type="dxa" w:w="3960"/>
+          </w:tcPr>
+          <w:p>
+            <w:r>
+              <w:t>password-reset request only</w:t>
+            </w:r>
+          </w:p>
+        </w:tc>
+      </w:tr>
+    </w:tbl>
+    <w:p/>
+    <w:p>
+      <w:pPr>
+        <w:pStyle w:val="Heading1"/>
+      </w:pPr>
+      <w:r>
+        <w:t>13. Related Source Files</w:t>
       </w:r>
     </w:p>
     <w:tbl>
@@ -2880,7 +6029,7 @@
           </w:tcPr>
           <w:p>
             <w:r>
-              <w:t>WebApi/src/RankUpEducation.Api/Controllers/AuthController.cs</w:t>
+              <w:t>WebApi/.../Controllers/AuthController.cs</w:t>
             </w:r>
           </w:p>
         </w:tc>
@@ -2902,7 +6051,7 @@
           </w:tcPr>
           <w:p>
             <w:r>
-              <w:t>WebApi/src/RankUpEducation.Application/Auth/AuthService.cs</w:t>
+              <w:t>WebApi/.../Application/Auth/AuthService.cs</w:t>
             </w:r>
           </w:p>
         </w:tc>
@@ -2914,7 +6063,7 @@
           </w:tcPr>
           <w:p>
             <w:r>
-              <w:t>User repository</w:t>
+              <w:t>Domain user</w:t>
             </w:r>
           </w:p>
         </w:tc>
@@ -2924,7 +6073,7 @@
           </w:tcPr>
           <w:p>
             <w:r>
-              <w:t>WebApi/src/RankUpEducation.Infrastructure/Persistence/Repositories/UserRepository.cs</w:t>
+              <w:t>WebApi/.../Domain/Auth/User.cs</w:t>
             </w:r>
           </w:p>
         </w:tc>
@@ -2936,7 +6085,7 @@
           </w:tcPr>
           <w:p>
             <w:r>
-              <w:t>Schema initializer</w:t>
+              <w:t>User repository</w:t>
             </w:r>
           </w:p>
         </w:tc>
@@ -2946,7 +6095,7 @@
           </w:tcPr>
           <w:p>
             <w:r>
-              <w:t>WebApi/src/RankUpEducation.Infrastructure/Persistence/ApiSupportSchemaInitializer.cs</w:t>
+              <w:t>WebApi/.../Repositories/UserRepository.cs</w:t>
             </w:r>
           </w:p>
         </w:tc>
@@ -2958,7 +6107,7 @@
           </w:tcPr>
           <w:p>
             <w:r>
-              <w:t>Baseline SQL</w:t>
+              <w:t>Schema initializer</w:t>
             </w:r>
           </w:p>
         </w:tc>
@@ -2968,7 +6117,7 @@
           </w:tcPr>
           <w:p>
             <w:r>
-              <w:t>docs/RankUpEducatoin_sql.sql</w:t>
+              <w:t>WebApi/.../ApiSupportSchemaInitializer.cs</w:t>
             </w:r>
           </w:p>
         </w:tc>
@@ -2980,7 +6129,7 @@
           </w:tcPr>
           <w:p>
             <w:r>
-              <w:t>HTML / DOCX / builder</w:t>
+              <w:t>React auth</w:t>
             </w:r>
           </w:p>
         </w:tc>
@@ -2990,7 +6139,7 @@
           </w:tcPr>
           <w:p>
             <w:r>
-              <w:t>docs/RankUp_Authentication_Logic.html|.docx|.py</w:t>
+              <w:t>React/src/features/authentication/</w:t>
             </w:r>
           </w:p>
         </w:tc>
@@ -3002,7 +6151,7 @@
           </w:tcPr>
           <w:p>
             <w:r>
-              <w:t>React auth</w:t>
+              <w:t>Flutter auth</w:t>
             </w:r>
           </w:p>
         </w:tc>
@@ -3012,7 +6161,7 @@
           </w:tcPr>
           <w:p>
             <w:r>
-              <w:t>React/src/features/authentication/</w:t>
+              <w:t>Mobile/lib/features/authentication/</w:t>
             </w:r>
           </w:p>
         </w:tc>
@@ -3024,7 +6173,7 @@
           </w:tcPr>
           <w:p>
             <w:r>
-              <w:t>Mobile login</w:t>
+              <w:t>Flutter profile</w:t>
             </w:r>
           </w:p>
         </w:tc>
@@ -3034,7 +6183,51 @@
           </w:tcPr>
           <w:p>
             <w:r>
-              <w:t>Mobile/lib/features/authentication/presentation/pages/login_page.dart</w:t>
+              <w:t>Mobile/lib/features/profile/.../profile_page.dart</w:t>
+            </w:r>
+          </w:p>
+        </w:tc>
+      </w:tr>
+      <w:tr>
+        <w:tc>
+          <w:tcPr>
+            <w:tcW w:type="dxa" w:w="2400"/>
+          </w:tcPr>
+          <w:p>
+            <w:r>
+              <w:t>QA companion</w:t>
+            </w:r>
+          </w:p>
+        </w:tc>
+        <w:tc>
+          <w:tcPr>
+            <w:tcW w:type="dxa" w:w="6960"/>
+          </w:tcPr>
+          <w:p>
+            <w:r>
+              <w:t>docs/02_RankUp_User_Creation_Approval_QA.html</w:t>
+            </w:r>
+          </w:p>
+        </w:tc>
+      </w:tr>
+      <w:tr>
+        <w:tc>
+          <w:tcPr>
+            <w:tcW w:type="dxa" w:w="2400"/>
+          </w:tcPr>
+          <w:p>
+            <w:r>
+              <w:t>This doc</w:t>
+            </w:r>
+          </w:p>
+        </w:tc>
+        <w:tc>
+          <w:tcPr>
+            <w:tcW w:type="dxa" w:w="6960"/>
+          </w:tcPr>
+          <w:p>
+            <w:r>
+              <w:t>docs/02_RankUp_Authentication_Logic.html|.docx|.py</w:t>
             </w:r>
           </w:p>
         </w:tc>
@@ -3070,7 +6263,7 @@
               <w:start w:w="120" w:type="dxa"/>
               <w:end w:w="120" w:type="dxa"/>
             </w:tcMar>
-            <w:shd w:fill="F4F6F9"/>
+            <w:shd w:fill="EEF8F1"/>
           </w:tcPr>
           <w:p>
             <w:r>
@@ -3080,7 +6273,7 @@
               <w:t xml:space="preserve">Version: </w:t>
             </w:r>
             <w:r>
-              <w:t>Aligned with current application logic (Jul 2026): CNIC/mobile username &amp; login, persisted registration identity, slim profiles, admin_target routing, must_change_password, and in-app registration notifications.</w:t>
+              <w:t>Aligned with live API (20 Jul 2026). Client parity: React = full admin/web; Flutter Mobile = auth + school-change request + lock messaging; directory apply queue and password-reset clear remain Web-only.</w:t>
             </w:r>
           </w:p>
         </w:tc>

--- a/docs/02_RankUp_Authentication_Logic.docx
+++ b/docs/02_RankUp_Authentication_Logic.docx
@@ -26,7 +26,7 @@
           <w:sz w:val="22"/>
           <w:szCs w:val="22"/>
         </w:rPr>
-        <w:t xml:space="preserve">API shared; React full; Flutter Mobile partial. Version: 2 Aug 2026.</w:t>
+        <w:t xml:space="preserve">API shared; React full; Flutter Mobile partial. Version: 11 Aug 2026.</w:t>
       </w:r>
     </w:p>
     <w:p>
@@ -38,7 +38,7 @@
           <w:sz w:val="22"/>
           <w:szCs w:val="22"/>
         </w:rPr>
-        <w:t xml:space="preserve">Source of truth: AuthService + React. Companion QA: docs/03_RankUp_User_Creation_Approval_QA.html</w:t>
+        <w:t xml:space="preserve">Source of truth: AuthService + UserRoleRules + React. Companion QA: docs/03_RankUp_User_Creation_Approval_QA.html</w:t>
       </w:r>
     </w:p>
     <w:p>
@@ -145,20 +145,33 @@
           <w:sz w:val="22"/>
           <w:szCs w:val="22"/>
         </w:rPr>
-        <w:t xml:space="preserve">• Multi-role: app_user_roles; Student/PortalAdmin exclusive; Parent+Teacher may combine. Session role = JWT / refresh_tokens.active_role (Acting as).</w:t>
-      </w:r>
-    </w:p>
-    <w:p>
-      <w:pPr>
-        <w:spacing w:after="60"/>
-        <w:ind w:left="360"/>
-      </w:pPr>
-      <w:r>
-        <w:rPr>
-          <w:sz w:val="22"/>
-          <w:szCs w:val="22"/>
-        </w:rPr>
-        <w:t xml:space="preserve">• Additional role request (Parent/Teacher) via app_user_role_request; self-remove Parent/Teacher when another role remains.</w:t>
+        <w:t xml:space="preserve">• Seven roles. Exclusive: Student, PortalAdmin, SchoolAdmin, CampusAdmin. Combinable: Teacher + Parent + Coordinator (any subset).</w:t>
+      </w:r>
+    </w:p>
+    <w:p>
+      <w:pPr>
+        <w:spacing w:after="60"/>
+        <w:ind w:left="360"/>
+      </w:pPr>
+      <w:r>
+        <w:rPr>
+          <w:sz w:val="22"/>
+          <w:szCs w:val="22"/>
+        </w:rPr>
+        <w:t xml:space="preserve">• Session role = JWT / refresh_tokens.active_role (Acting as). Self-remove Parent/Teacher/Coordinator when another role remains.</w:t>
+      </w:r>
+    </w:p>
+    <w:p>
+      <w:pPr>
+        <w:spacing w:after="60"/>
+        <w:ind w:left="360"/>
+      </w:pPr>
+      <w:r>
+        <w:rPr>
+          <w:sz w:val="22"/>
+          <w:szCs w:val="22"/>
+        </w:rPr>
+        <w:t xml:space="preserve">• Directory admins grant/remove companions from Teachers / Parents / Coordinators lists (§7b in HTML).</w:t>
       </w:r>
     </w:p>
     <w:p>
@@ -816,7 +829,88 @@
           <w:sz w:val="26"/>
           <w:szCs w:val="26"/>
         </w:rPr>
-        <w:t xml:space="preserve">5. Forgot password (first completion wins)</w:t>
+        <w:t xml:space="preserve">5. Multi-role &amp; directory companions</w:t>
+      </w:r>
+    </w:p>
+    <w:p>
+      <w:pPr>
+        <w:spacing w:after="60"/>
+        <w:ind w:left="360"/>
+      </w:pPr>
+      <w:r>
+        <w:rPr>
+          <w:sz w:val="22"/>
+          <w:szCs w:val="22"/>
+        </w:rPr>
+        <w:t xml:space="preserve">• Allowed: Teacher+Parent, Teacher+Coordinator, Parent+Coordinator, all three.</w:t>
+      </w:r>
+    </w:p>
+    <w:p>
+      <w:pPr>
+        <w:spacing w:after="60"/>
+        <w:ind w:left="360"/>
+      </w:pPr>
+      <w:r>
+        <w:rPr>
+          <w:sz w:val="22"/>
+          <w:szCs w:val="22"/>
+        </w:rPr>
+        <w:t xml:space="preserve">• Blocked: Student/PortalAdmin/SchoolAdmin/CampusAdmin with any other role.</w:t>
+      </w:r>
+    </w:p>
+    <w:p>
+      <w:pPr>
+        <w:spacing w:after="60"/>
+        <w:ind w:left="360"/>
+      </w:pPr>
+      <w:r>
+        <w:rPr>
+          <w:sz w:val="22"/>
+          <w:szCs w:val="22"/>
+        </w:rPr>
+        <w:t xml:space="preserve">• Grant APIs: POST /api/directory/teachers|parents|coordinators/{id}/roles/{parent|teacher|coordinator}.</w:t>
+      </w:r>
+    </w:p>
+    <w:p>
+      <w:pPr>
+        <w:spacing w:after="60"/>
+        <w:ind w:left="360"/>
+      </w:pPr>
+      <w:r>
+        <w:rPr>
+          <w:sz w:val="22"/>
+          <w:szCs w:val="22"/>
+        </w:rPr>
+        <w:t xml:space="preserve">• Remove APIs: DELETE /api/directory/…/{id}/roles/{role} — companion only; not list primary; not sole role.</w:t>
+      </w:r>
+    </w:p>
+    <w:p>
+      <w:pPr>
+        <w:spacing w:after="60"/>
+        <w:ind w:left="360"/>
+      </w:pPr>
+      <w:r>
+        <w:rPr>
+          <w:sz w:val="22"/>
+          <w:szCs w:val="22"/>
+        </w:rPr>
+        <w:t xml:space="preserve">• Teacher→Coordinator grant: coordinatorCode only; school/campus kept. Self-service: DELETE /api/auth/me/roles/{role}.</w:t>
+      </w:r>
+    </w:p>
+    <w:p>
+      <w:pPr>
+        <w:pStyle w:val="Heading2"/>
+        <w:spacing w:after="100" w:before="200"/>
+      </w:pPr>
+      <w:r>
+        <w:rPr>
+          <w:b/>
+          <w:bCs/>
+          <w:color w:val="2E74B5"/>
+          <w:sz w:val="26"/>
+          <w:szCs w:val="26"/>
+        </w:rPr>
+        <w:t xml:space="preserve">6. Forgot password (first completion wins)</w:t>
       </w:r>
     </w:p>
     <w:p>
@@ -1105,7 +1199,7 @@
           <w:sz w:val="26"/>
           <w:szCs w:val="26"/>
         </w:rPr>
-        <w:t xml:space="preserve">6. School / campus change</w:t>
+        <w:t xml:space="preserve">7. School / campus change</w:t>
       </w:r>
     </w:p>
     <w:p>
@@ -1131,7 +1225,20 @@
           <w:sz w:val="22"/>
           <w:szCs w:val="22"/>
         </w:rPr>
-        <w:t xml:space="preserve">• Locks account (LockedPendingSchoolChange). Destination admin applies or rejects.</w:t>
+        <w:t xml:space="preserve">• Rules follow active role. Multi-role (e.g. Teacher+Parent): only requesting role locks.</w:t>
+      </w:r>
+    </w:p>
+    <w:p>
+      <w:pPr>
+        <w:spacing w:after="60"/>
+        <w:ind w:left="360"/>
+      </w:pPr>
+      <w:r>
+        <w:rPr>
+          <w:sz w:val="22"/>
+          <w:szCs w:val="22"/>
+        </w:rPr>
+        <w:t xml:space="preserve">• Locks account when single-role (LockedPendingSchoolChange). Destination admin applies or rejects.</w:t>
       </w:r>
     </w:p>
     <w:p>
@@ -1160,7 +1267,7 @@
           <w:sz w:val="26"/>
           <w:szCs w:val="26"/>
         </w:rPr>
-        <w:t xml:space="preserve">7. Key APIs</w:t>
+        <w:t xml:space="preserve">8. Key APIs</w:t>
       </w:r>
     </w:p>
     <w:p>
@@ -1186,7 +1293,7 @@
           <w:sz w:val="22"/>
           <w:szCs w:val="22"/>
         </w:rPr>
-        <w:t xml:space="preserve">• DELETE /api/auth/me/roles/{role} — remove Parent/Teacher when another role remains</w:t>
+        <w:t xml:space="preserve">• DELETE /api/auth/me/roles/{role} — remove Parent/Teacher/Coordinator when another role remains</w:t>
       </w:r>
     </w:p>
     <w:p>
@@ -1200,6 +1307,19 @@
           <w:szCs w:val="22"/>
         </w:rPr>
         <w:t xml:space="preserve">• POST /api/auth/me/role-requests; GET/approve/reject /api/auth/role-requests/…</w:t>
+      </w:r>
+    </w:p>
+    <w:p>
+      <w:pPr>
+        <w:spacing w:after="60"/>
+        <w:ind w:left="360"/>
+      </w:pPr>
+      <w:r>
+        <w:rPr>
+          <w:sz w:val="22"/>
+          <w:szCs w:val="22"/>
+        </w:rPr>
+        <w:t xml:space="preserve">• Directory grant/remove companion roles on teachers|parents|coordinators</w:t>
       </w:r>
     </w:p>
     <w:p>
@@ -1254,7 +1374,7 @@
           <w:sz w:val="26"/>
           <w:szCs w:val="26"/>
         </w:rPr>
-        <w:t xml:space="preserve">8. Tables</w:t>
+        <w:t xml:space="preserve">9. Tables</w:t>
       </w:r>
     </w:p>
     <w:p>
@@ -1335,7 +1455,7 @@
           <w:sz w:val="26"/>
           <w:szCs w:val="26"/>
         </w:rPr>
-        <w:t xml:space="preserve">9. Client parity</w:t>
+        <w:t xml:space="preserve">10. Client parity</w:t>
       </w:r>
     </w:p>
     <w:tbl>
@@ -1768,7 +1888,7 @@
                 <w:sz w:val="18"/>
                 <w:szCs w:val="18"/>
               </w:rPr>
-              <w:t xml:space="preserve">Role request / remove Parent|Teacher</w:t>
+              <w:t xml:space="preserve">Role request / remove Parent|Teacher|Coordinator</w:t>
             </w:r>
           </w:p>
         </w:tc>
@@ -1801,6 +1921,56 @@
                 <w:szCs w:val="18"/>
               </w:rPr>
               <w:t xml:space="preserve">Limited / Web first</w:t>
+            </w:r>
+          </w:p>
+        </w:tc>
+      </w:tr>
+      <w:tr>
+        <w:tc>
+          <w:tcPr>
+            <w:tcW w:type="dxa" w:w="2400"/>
+          </w:tcPr>
+          <w:p>
+            <w:r>
+              <w:rPr>
+                <w:b w:val="false"/>
+                <w:bCs w:val="false"/>
+                <w:sz w:val="18"/>
+                <w:szCs w:val="18"/>
+              </w:rPr>
+              <w:t xml:space="preserve">Directory grant/remove companions</w:t>
+            </w:r>
+          </w:p>
+        </w:tc>
+        <w:tc>
+          <w:tcPr>
+            <w:tcW w:type="dxa" w:w="2400"/>
+          </w:tcPr>
+          <w:p>
+            <w:r>
+              <w:rPr>
+                <w:b w:val="false"/>
+                <w:bCs w:val="false"/>
+                <w:sz w:val="18"/>
+                <w:szCs w:val="18"/>
+              </w:rPr>
+              <w:t xml:space="preserve">Yes</w:t>
+            </w:r>
+          </w:p>
+        </w:tc>
+        <w:tc>
+          <w:tcPr>
+            <w:tcW w:type="dxa" w:w="2400"/>
+          </w:tcPr>
+          <w:p>
+            <w:r>
+              <w:rPr>
+                <w:b w:val="false"/>
+                <w:bCs w:val="false"/>
+                <w:sz w:val="18"/>
+                <w:szCs w:val="18"/>
+              </w:rPr>
+              <w:t xml:space="preserve">No</w:t>
             </w:r>
           </w:p>
         </w:tc>

--- a/docs/02_RankUp_Authentication_Logic.docx
+++ b/docs/02_RankUp_Authentication_Logic.docx
@@ -26,7 +26,7 @@
           <w:sz w:val="22"/>
           <w:szCs w:val="22"/>
         </w:rPr>
-        <w:t xml:space="preserve">API shared; React full; Flutter Mobile partial. Version: 11 Aug 2026.</w:t>
+        <w:t xml:space="preserve">API shared; React full; Flutter Mobile partial. Version: 16 Aug 2026 (Tutor role).</w:t>
       </w:r>
     </w:p>
     <w:p>
@@ -93,20 +93,20 @@
           <w:sz w:val="22"/>
           <w:szCs w:val="22"/>
         </w:rPr>
-        <w:t xml:space="preserve">• Username = email (required) for Student/Parent/Teacher/SchoolAdmin/CampusAdmin. Lookup: username → cnic → mobile.</w:t>
-      </w:r>
-    </w:p>
-    <w:p>
-      <w:pPr>
-        <w:spacing w:after="60"/>
-        <w:ind w:left="360"/>
-      </w:pPr>
-      <w:r>
-        <w:rPr>
-          <w:sz w:val="22"/>
-          <w:szCs w:val="22"/>
-        </w:rPr>
-        <w:t xml:space="preserve">• Registration activation: PortalAdmin any; SchoolAdmin/CampusAdmin Student/Teacher in scope; no-school/Parent → PortalAdmin only.</w:t>
+        <w:t xml:space="preserve">• Username = email (required) for Student/Parent/Teacher/Tutor/SchoolAdmin/CampusAdmin. Lookup: username → cnic → mobile.</w:t>
+      </w:r>
+    </w:p>
+    <w:p>
+      <w:pPr>
+        <w:spacing w:after="60"/>
+        <w:ind w:left="360"/>
+      </w:pPr>
+      <w:r>
+        <w:rPr>
+          <w:sz w:val="22"/>
+          <w:szCs w:val="22"/>
+        </w:rPr>
+        <w:t xml:space="preserve">• Registration activation: PortalAdmin any; SchoolAdmin/CampusAdmin Student/Teacher in scope; no-school/Parent/Tutor → PortalAdmin only.</w:t>
       </w:r>
     </w:p>
     <w:p>
@@ -145,33 +145,33 @@
           <w:sz w:val="22"/>
           <w:szCs w:val="22"/>
         </w:rPr>
-        <w:t xml:space="preserve">• Seven roles. Exclusive: Student, PortalAdmin, SchoolAdmin, CampusAdmin. Combinable: Teacher + Parent + Coordinator (any subset).</w:t>
-      </w:r>
-    </w:p>
-    <w:p>
-      <w:pPr>
-        <w:spacing w:after="60"/>
-        <w:ind w:left="360"/>
-      </w:pPr>
-      <w:r>
-        <w:rPr>
-          <w:sz w:val="22"/>
-          <w:szCs w:val="22"/>
-        </w:rPr>
-        <w:t xml:space="preserve">• Session role = JWT / refresh_tokens.active_role (Acting as). Self-remove Parent/Teacher/Coordinator when another role remains.</w:t>
-      </w:r>
-    </w:p>
-    <w:p>
-      <w:pPr>
-        <w:spacing w:after="60"/>
-        <w:ind w:left="360"/>
-      </w:pPr>
-      <w:r>
-        <w:rPr>
-          <w:sz w:val="22"/>
-          <w:szCs w:val="22"/>
-        </w:rPr>
-        <w:t xml:space="preserve">• Directory admins grant/remove companions from Teachers / Parents / Coordinators lists (§7b in HTML).</w:t>
+        <w:t xml:space="preserve">• Eight roles. Exclusive: Student, PortalAdmin, SchoolAdmin, CampusAdmin. Combinable: Teacher + Parent + Coordinator + Tutor (any subset).</w:t>
+      </w:r>
+    </w:p>
+    <w:p>
+      <w:pPr>
+        <w:spacing w:after="60"/>
+        <w:ind w:left="360"/>
+      </w:pPr>
+      <w:r>
+        <w:rPr>
+          <w:sz w:val="22"/>
+          <w:szCs w:val="22"/>
+        </w:rPr>
+        <w:t xml:space="preserve">• Session role = JWT / refresh_tokens.active_role (Acting as). Self-remove Parent/Teacher/Coordinator/Tutor when another role remains.</w:t>
+      </w:r>
+    </w:p>
+    <w:p>
+      <w:pPr>
+        <w:spacing w:after="60"/>
+        <w:ind w:left="360"/>
+      </w:pPr>
+      <w:r>
+        <w:rPr>
+          <w:sz w:val="22"/>
+          <w:szCs w:val="22"/>
+        </w:rPr>
+        <w:t xml:space="preserve">• Tutors directory + Parent/Tutor companion grants/removes on Teachers/Coordinators are PortalAdmin-only. School/Campus may manage Teacher↔Coordinator in scope.</w:t>
       </w:r>
     </w:p>
     <w:p>
@@ -213,20 +213,20 @@
           <w:sz w:val="22"/>
           <w:szCs w:val="22"/>
         </w:rPr>
-        <w:t xml:space="preserve">• Mobile optional. Student roll required only when school selected.</w:t>
-      </w:r>
-    </w:p>
-    <w:p>
-      <w:pPr>
-        <w:spacing w:after="60"/>
-        <w:ind w:left="360"/>
-      </w:pPr>
-      <w:r>
-        <w:rPr>
-          <w:sz w:val="22"/>
-          <w:szCs w:val="22"/>
-        </w:rPr>
-        <w:t xml:space="preserve">• Queue: Parent/no-school → PortalAdmin; school only → SchoolAdmin+PortalAdmin; school+campus → CampusAdmin+SchoolAdmin+PortalAdmin.</w:t>
+        <w:t xml:space="preserve">• Mobile optional. Student roll required only when school selected. Tutor never uses school/campus/roll.</w:t>
+      </w:r>
+    </w:p>
+    <w:p>
+      <w:pPr>
+        <w:spacing w:after="60"/>
+        <w:ind w:left="360"/>
+      </w:pPr>
+      <w:r>
+        <w:rPr>
+          <w:sz w:val="22"/>
+          <w:szCs w:val="22"/>
+        </w:rPr>
+        <w:t xml:space="preserve">• Queue: Parent/Tutor/no-school → PortalAdmin; school only → SchoolAdmin+PortalAdmin; school+campus → CampusAdmin+SchoolAdmin+PortalAdmin.</w:t>
       </w:r>
     </w:p>
     <w:p>
@@ -794,7 +794,7 @@
                 <w:sz w:val="18"/>
                 <w:szCs w:val="18"/>
               </w:rPr>
-              <w:t xml:space="preserve">No-school / Parent</w:t>
+              <w:t xml:space="preserve">No-school / Parent / Tutor</w:t>
             </w:r>
           </w:p>
         </w:tc>
@@ -842,7 +842,7 @@
           <w:sz w:val="22"/>
           <w:szCs w:val="22"/>
         </w:rPr>
-        <w:t xml:space="preserve">• Allowed: Teacher+Parent, Teacher+Coordinator, Parent+Coordinator, all three.</w:t>
+        <w:t xml:space="preserve">• Allowed: any subset of Teacher+Parent+Coordinator+Tutor.</w:t>
       </w:r>
     </w:p>
     <w:p>
@@ -868,33 +868,46 @@
           <w:sz w:val="22"/>
           <w:szCs w:val="22"/>
         </w:rPr>
-        <w:t xml:space="preserve">• Grant APIs: POST /api/directory/teachers|parents|coordinators/{id}/roles/{parent|teacher|coordinator}.</w:t>
-      </w:r>
-    </w:p>
-    <w:p>
-      <w:pPr>
-        <w:spacing w:after="60"/>
-        <w:ind w:left="360"/>
-      </w:pPr>
-      <w:r>
-        <w:rPr>
-          <w:sz w:val="22"/>
-          <w:szCs w:val="22"/>
-        </w:rPr>
-        <w:t xml:space="preserve">• Remove APIs: DELETE /api/directory/…/{id}/roles/{role} — companion only; not list primary; not sole role.</w:t>
-      </w:r>
-    </w:p>
-    <w:p>
-      <w:pPr>
-        <w:spacing w:after="60"/>
-        <w:ind w:left="360"/>
-      </w:pPr>
-      <w:r>
-        <w:rPr>
-          <w:sz w:val="22"/>
-          <w:szCs w:val="22"/>
-        </w:rPr>
-        <w:t xml:space="preserve">• Teacher→Coordinator grant: coordinatorCode only; school/campus kept. Self-service: DELETE /api/auth/me/roles/{role}.</w:t>
+        <w:t xml:space="preserve">• Tutor profile: app_user_tutors; student links: tutor_student_relations (not class roster). Lookup id 2017.</w:t>
+      </w:r>
+    </w:p>
+    <w:p>
+      <w:pPr>
+        <w:spacing w:after="60"/>
+        <w:ind w:left="360"/>
+      </w:pPr>
+      <w:r>
+        <w:rPr>
+          <w:sz w:val="22"/>
+          <w:szCs w:val="22"/>
+        </w:rPr>
+        <w:t xml:space="preserve">• Grant APIs include tutors list and …/roles/tutor (PortalAdmin for Tutor/Parent companions on Teachers/Coordinators).</w:t>
+      </w:r>
+    </w:p>
+    <w:p>
+      <w:pPr>
+        <w:spacing w:after="60"/>
+        <w:ind w:left="360"/>
+      </w:pPr>
+      <w:r>
+        <w:rPr>
+          <w:sz w:val="22"/>
+          <w:szCs w:val="22"/>
+        </w:rPr>
+        <w:t xml:space="preserve">• Remove APIs: DELETE /api/directory/…/{id}/roles/{role} — companion only; not list primary; not sole role; Parent/Tutor remove PortalAdmin-only on Teachers/Coordinators.</w:t>
+      </w:r>
+    </w:p>
+    <w:p>
+      <w:pPr>
+        <w:spacing w:after="60"/>
+        <w:ind w:left="360"/>
+      </w:pPr>
+      <w:r>
+        <w:rPr>
+          <w:sz w:val="22"/>
+          <w:szCs w:val="22"/>
+        </w:rPr>
+        <w:t xml:space="preserve">• Self-service: POST /api/auth/me/role-requests (Parent/Teacher/Coordinator/Tutor); DELETE /api/auth/me/roles/{role}.</w:t>
       </w:r>
     </w:p>
     <w:p>
@@ -1151,7 +1164,7 @@
                 <w:sz w:val="18"/>
                 <w:szCs w:val="18"/>
               </w:rPr>
-              <w:t xml:space="preserve">Parent</w:t>
+              <w:t xml:space="preserve">Parent / Tutor</w:t>
             </w:r>
           </w:p>
         </w:tc>
@@ -1212,20 +1225,20 @@
           <w:sz w:val="22"/>
           <w:szCs w:val="22"/>
         </w:rPr>
-        <w:t xml:space="preserve">• Request: Teacher / Student / CampusAdmin (campus only). Parent cannot.</w:t>
-      </w:r>
-    </w:p>
-    <w:p>
-      <w:pPr>
-        <w:spacing w:after="60"/>
-        <w:ind w:left="360"/>
-      </w:pPr>
-      <w:r>
-        <w:rPr>
-          <w:sz w:val="22"/>
-          <w:szCs w:val="22"/>
-        </w:rPr>
-        <w:t xml:space="preserve">• Rules follow active role. Multi-role (e.g. Teacher+Parent): only requesting role locks.</w:t>
+        <w:t xml:space="preserve">• Request: Teacher / Student / CampusAdmin / Coordinator. Parent and Tutor cannot.</w:t>
+      </w:r>
+    </w:p>
+    <w:p>
+      <w:pPr>
+        <w:spacing w:after="60"/>
+        <w:ind w:left="360"/>
+      </w:pPr>
+      <w:r>
+        <w:rPr>
+          <w:sz w:val="22"/>
+          <w:szCs w:val="22"/>
+        </w:rPr>
+        <w:t xml:space="preserve">• Rules follow active role. Multi-role: only requesting role locks.</w:t>
       </w:r>
     </w:p>
     <w:p>
@@ -1293,7 +1306,7 @@
           <w:sz w:val="22"/>
           <w:szCs w:val="22"/>
         </w:rPr>
-        <w:t xml:space="preserve">• DELETE /api/auth/me/roles/{role} — remove Parent/Teacher/Coordinator when another role remains</w:t>
+        <w:t xml:space="preserve">• DELETE /api/auth/me/roles/{role} — remove Parent/Teacher/Coordinator/Tutor when another role remains</w:t>
       </w:r>
     </w:p>
     <w:p>
@@ -1319,7 +1332,7 @@
           <w:sz w:val="22"/>
           <w:szCs w:val="22"/>
         </w:rPr>
-        <w:t xml:space="preserve">• Directory grant/remove companion roles on teachers|parents|coordinators</w:t>
+        <w:t xml:space="preserve">• Directory grant/remove companions on teachers|parents|coordinators|tutors</w:t>
       </w:r>
     </w:p>
     <w:p>
@@ -1401,6 +1414,19 @@
           <w:szCs w:val="22"/>
         </w:rPr>
         <w:t xml:space="preserve">• app_approval</w:t>
+      </w:r>
+    </w:p>
+    <w:p>
+      <w:pPr>
+        <w:spacing w:after="60"/>
+        <w:ind w:left="360"/>
+      </w:pPr>
+      <w:r>
+        <w:rPr>
+          <w:sz w:val="22"/>
+          <w:szCs w:val="22"/>
+        </w:rPr>
+        <w:t xml:space="preserve">• app_user_tutors, tutor_student_relations</w:t>
       </w:r>
     </w:p>
     <w:p>
@@ -1888,7 +1914,7 @@
                 <w:sz w:val="18"/>
                 <w:szCs w:val="18"/>
               </w:rPr>
-              <w:t xml:space="preserve">Role request / remove Parent|Teacher|Coordinator</w:t>
+              <w:t xml:space="preserve">Role request / remove Parent|Teacher|Coordinator|Tutor</w:t>
             </w:r>
           </w:p>
         </w:tc>
@@ -1921,6 +1947,56 @@
                 <w:szCs w:val="18"/>
               </w:rPr>
               <w:t xml:space="preserve">Limited / Web first</w:t>
+            </w:r>
+          </w:p>
+        </w:tc>
+      </w:tr>
+      <w:tr>
+        <w:tc>
+          <w:tcPr>
+            <w:tcW w:type="dxa" w:w="2400"/>
+          </w:tcPr>
+          <w:p>
+            <w:r>
+              <w:rPr>
+                <w:b w:val="false"/>
+                <w:bCs w:val="false"/>
+                <w:sz w:val="18"/>
+                <w:szCs w:val="18"/>
+              </w:rPr>
+              <w:t xml:space="preserve">Directory Tutors + Tutor companions</w:t>
+            </w:r>
+          </w:p>
+        </w:tc>
+        <w:tc>
+          <w:tcPr>
+            <w:tcW w:type="dxa" w:w="2400"/>
+          </w:tcPr>
+          <w:p>
+            <w:r>
+              <w:rPr>
+                <w:b w:val="false"/>
+                <w:bCs w:val="false"/>
+                <w:sz w:val="18"/>
+                <w:szCs w:val="18"/>
+              </w:rPr>
+              <w:t xml:space="preserve">PortalAdmin</w:t>
+            </w:r>
+          </w:p>
+        </w:tc>
+        <w:tc>
+          <w:tcPr>
+            <w:tcW w:type="dxa" w:w="2400"/>
+          </w:tcPr>
+          <w:p>
+            <w:r>
+              <w:rPr>
+                <w:b w:val="false"/>
+                <w:bCs w:val="false"/>
+                <w:sz w:val="18"/>
+                <w:szCs w:val="18"/>
+              </w:rPr>
+              <w:t xml:space="preserve">No</w:t>
             </w:r>
           </w:p>
         </w:tc>

--- a/docs/02_RankUp_Authentication_Logic.docx
+++ b/docs/02_RankUp_Authentication_Logic.docx
@@ -26,7 +26,7 @@
           <w:sz w:val="22"/>
           <w:szCs w:val="22"/>
         </w:rPr>
-        <w:t xml:space="preserve">API shared; React full; Flutter Mobile partial. Version: 16 Aug 2026 (Tutor role).</w:t>
+        <w:t xml:space="preserve">API shared; React full; Flutter Mobile partial. Version: 23 Aug 2026.</w:t>
       </w:r>
     </w:p>
     <w:p>
@@ -93,20 +93,20 @@
           <w:sz w:val="22"/>
           <w:szCs w:val="22"/>
         </w:rPr>
-        <w:t xml:space="preserve">• Username = email (required) for Student/Parent/Teacher/Tutor/SchoolAdmin/CampusAdmin. Lookup: username → cnic → mobile.</w:t>
-      </w:r>
-    </w:p>
-    <w:p>
-      <w:pPr>
-        <w:spacing w:after="60"/>
-        <w:ind w:left="360"/>
-      </w:pPr>
-      <w:r>
-        <w:rPr>
-          <w:sz w:val="22"/>
-          <w:szCs w:val="22"/>
-        </w:rPr>
-        <w:t xml:space="preserve">• Registration activation: PortalAdmin any; SchoolAdmin/CampusAdmin Student/Teacher in scope; no-school/Parent/Tutor → PortalAdmin only.</w:t>
+        <w:t xml:space="preserve">• Username = email (required) for Student/Parent/Teacher/SchoolAdmin/CampusAdmin. Lookup: username → cnic → mobile.</w:t>
+      </w:r>
+    </w:p>
+    <w:p>
+      <w:pPr>
+        <w:spacing w:after="60"/>
+        <w:ind w:left="360"/>
+      </w:pPr>
+      <w:r>
+        <w:rPr>
+          <w:sz w:val="22"/>
+          <w:szCs w:val="22"/>
+        </w:rPr>
+        <w:t xml:space="preserve">• Registration activation: PortalAdmin any; SchoolAdmin/CampusAdmin Student/Teacher in scope; no-school/Parent → PortalAdmin only.</w:t>
       </w:r>
     </w:p>
     <w:p>
@@ -145,33 +145,33 @@
           <w:sz w:val="22"/>
           <w:szCs w:val="22"/>
         </w:rPr>
-        <w:t xml:space="preserve">• Eight roles. Exclusive: Student, PortalAdmin, SchoolAdmin, CampusAdmin. Combinable: Teacher + Parent + Coordinator + Tutor (any subset).</w:t>
-      </w:r>
-    </w:p>
-    <w:p>
-      <w:pPr>
-        <w:spacing w:after="60"/>
-        <w:ind w:left="360"/>
-      </w:pPr>
-      <w:r>
-        <w:rPr>
-          <w:sz w:val="22"/>
-          <w:szCs w:val="22"/>
-        </w:rPr>
-        <w:t xml:space="preserve">• Session role = JWT / refresh_tokens.active_role (Acting as). Self-remove Parent/Teacher/Coordinator/Tutor when another role remains.</w:t>
-      </w:r>
-    </w:p>
-    <w:p>
-      <w:pPr>
-        <w:spacing w:after="60"/>
-        <w:ind w:left="360"/>
-      </w:pPr>
-      <w:r>
-        <w:rPr>
-          <w:sz w:val="22"/>
-          <w:szCs w:val="22"/>
-        </w:rPr>
-        <w:t xml:space="preserve">• Tutors directory + Parent/Tutor companion grants/removes on Teachers/Coordinators are PortalAdmin-only. School/Campus may manage Teacher↔Coordinator in scope.</w:t>
+        <w:t xml:space="preserve">• Seven roles. Exclusive: Student, PortalAdmin, SchoolAdmin, CampusAdmin. Combinable: Teacher + Parent + Coordinator (any subset). Former Tutor accounts are remapped to Parent.</w:t>
+      </w:r>
+    </w:p>
+    <w:p>
+      <w:pPr>
+        <w:spacing w:after="60"/>
+        <w:ind w:left="360"/>
+      </w:pPr>
+      <w:r>
+        <w:rPr>
+          <w:sz w:val="22"/>
+          <w:szCs w:val="22"/>
+        </w:rPr>
+        <w:t xml:space="preserve">• Session role = JWT / refresh_tokens.active_role (Acting as). Self-remove Parent/Teacher/Coordinator when another role remains.</w:t>
+      </w:r>
+    </w:p>
+    <w:p>
+      <w:pPr>
+        <w:spacing w:after="60"/>
+        <w:ind w:left="360"/>
+      </w:pPr>
+      <w:r>
+        <w:rPr>
+          <w:sz w:val="22"/>
+          <w:szCs w:val="22"/>
+        </w:rPr>
+        <w:t xml:space="preserve">• Parent companion grants/removes on Teachers/Coordinators are PortalAdmin-only. School/Campus may manage Teacher↔Coordinator in scope.</w:t>
       </w:r>
     </w:p>
     <w:p>
@@ -213,20 +213,20 @@
           <w:sz w:val="22"/>
           <w:szCs w:val="22"/>
         </w:rPr>
-        <w:t xml:space="preserve">• Mobile optional. Student roll required only when school selected. Tutor never uses school/campus/roll.</w:t>
-      </w:r>
-    </w:p>
-    <w:p>
-      <w:pPr>
-        <w:spacing w:after="60"/>
-        <w:ind w:left="360"/>
-      </w:pPr>
-      <w:r>
-        <w:rPr>
-          <w:sz w:val="22"/>
-          <w:szCs w:val="22"/>
-        </w:rPr>
-        <w:t xml:space="preserve">• Queue: Parent/Tutor/no-school → PortalAdmin; school only → SchoolAdmin+PortalAdmin; school+campus → CampusAdmin+SchoolAdmin+PortalAdmin.</w:t>
+        <w:t xml:space="preserve">• Mobile optional. Student roll required only when school selected. Parent never uses school/campus/roll.</w:t>
+      </w:r>
+    </w:p>
+    <w:p>
+      <w:pPr>
+        <w:spacing w:after="60"/>
+        <w:ind w:left="360"/>
+      </w:pPr>
+      <w:r>
+        <w:rPr>
+          <w:sz w:val="22"/>
+          <w:szCs w:val="22"/>
+        </w:rPr>
+        <w:t xml:space="preserve">• Queue: Parent/no-school → PortalAdmin; school only → SchoolAdmin+PortalAdmin; school+campus → CampusAdmin+SchoolAdmin+PortalAdmin.</w:t>
       </w:r>
     </w:p>
     <w:p>
@@ -794,7 +794,7 @@
                 <w:sz w:val="18"/>
                 <w:szCs w:val="18"/>
               </w:rPr>
-              <w:t xml:space="preserve">No-school / Parent / Tutor</w:t>
+              <w:t xml:space="preserve">No-school / Parent</w:t>
             </w:r>
           </w:p>
         </w:tc>
@@ -842,7 +842,7 @@
           <w:sz w:val="22"/>
           <w:szCs w:val="22"/>
         </w:rPr>
-        <w:t xml:space="preserve">• Allowed: any subset of Teacher+Parent+Coordinator+Tutor.</w:t>
+        <w:t xml:space="preserve">• Allowed: any subset of Teacher+Parent+Coordinator.</w:t>
       </w:r>
     </w:p>
     <w:p>
@@ -868,46 +868,33 @@
           <w:sz w:val="22"/>
           <w:szCs w:val="22"/>
         </w:rPr>
-        <w:t xml:space="preserve">• Tutor profile: app_user_tutors; student links: tutor_student_relations (not class roster). Lookup id 2017.</w:t>
-      </w:r>
-    </w:p>
-    <w:p>
-      <w:pPr>
-        <w:spacing w:after="60"/>
-        <w:ind w:left="360"/>
-      </w:pPr>
-      <w:r>
-        <w:rPr>
-          <w:sz w:val="22"/>
-          <w:szCs w:val="22"/>
-        </w:rPr>
-        <w:t xml:space="preserve">• Grant APIs include tutors list and …/roles/tutor (PortalAdmin for Tutor/Parent companions on Teachers/Coordinators).</w:t>
-      </w:r>
-    </w:p>
-    <w:p>
-      <w:pPr>
-        <w:spacing w:after="60"/>
-        <w:ind w:left="360"/>
-      </w:pPr>
-      <w:r>
-        <w:rPr>
-          <w:sz w:val="22"/>
-          <w:szCs w:val="22"/>
-        </w:rPr>
-        <w:t xml:space="preserve">• Remove APIs: DELETE /api/directory/…/{id}/roles/{role} — companion only; not list primary; not sole role; Parent/Tutor remove PortalAdmin-only on Teachers/Coordinators.</w:t>
-      </w:r>
-    </w:p>
-    <w:p>
-      <w:pPr>
-        <w:spacing w:after="60"/>
-        <w:ind w:left="360"/>
-      </w:pPr>
-      <w:r>
-        <w:rPr>
-          <w:sz w:val="22"/>
-          <w:szCs w:val="22"/>
-        </w:rPr>
-        <w:t xml:space="preserve">• Self-service: POST /api/auth/me/role-requests (Parent/Teacher/Coordinator/Tutor); DELETE /api/auth/me/roles/{role}.</w:t>
+        <w:t xml:space="preserve">• Parent profile: app_user_parents; student links: parent_student_relations (not class roster).</w:t>
+      </w:r>
+    </w:p>
+    <w:p>
+      <w:pPr>
+        <w:spacing w:after="60"/>
+        <w:ind w:left="360"/>
+      </w:pPr>
+      <w:r>
+        <w:rPr>
+          <w:sz w:val="22"/>
+          <w:szCs w:val="22"/>
+        </w:rPr>
+        <w:t xml:space="preserve">• Remove APIs: DELETE /api/directory/…/{id}/roles/{role} — companion only; not list primary; not sole role; Parent remove PortalAdmin-only on Teachers/Coordinators.</w:t>
+      </w:r>
+    </w:p>
+    <w:p>
+      <w:pPr>
+        <w:spacing w:after="60"/>
+        <w:ind w:left="360"/>
+      </w:pPr>
+      <w:r>
+        <w:rPr>
+          <w:sz w:val="22"/>
+          <w:szCs w:val="22"/>
+        </w:rPr>
+        <w:t xml:space="preserve">• Self-service: POST /api/auth/me/role-requests (Parent/Teacher/Coordinator); DELETE /api/auth/me/roles/{role}.</w:t>
       </w:r>
     </w:p>
     <w:p>
@@ -1164,7 +1151,7 @@
                 <w:sz w:val="18"/>
                 <w:szCs w:val="18"/>
               </w:rPr>
-              <w:t xml:space="preserve">Parent / Tutor</w:t>
+              <w:t xml:space="preserve">Parent</w:t>
             </w:r>
           </w:p>
         </w:tc>
@@ -1225,7 +1212,7 @@
           <w:sz w:val="22"/>
           <w:szCs w:val="22"/>
         </w:rPr>
-        <w:t xml:space="preserve">• Request: Teacher / Student / CampusAdmin / Coordinator. Parent and Tutor cannot.</w:t>
+        <w:t xml:space="preserve">• Request: Teacher / Student / CampusAdmin / Coordinator. Parent cannot.</w:t>
       </w:r>
     </w:p>
     <w:p>
@@ -1306,7 +1293,7 @@
           <w:sz w:val="22"/>
           <w:szCs w:val="22"/>
         </w:rPr>
-        <w:t xml:space="preserve">• DELETE /api/auth/me/roles/{role} — remove Parent/Teacher/Coordinator/Tutor when another role remains</w:t>
+        <w:t xml:space="preserve">• DELETE /api/auth/me/roles/{role} — remove Parent/Teacher/Coordinator when another role remains</w:t>
       </w:r>
     </w:p>
     <w:p>
@@ -1332,7 +1319,7 @@
           <w:sz w:val="22"/>
           <w:szCs w:val="22"/>
         </w:rPr>
-        <w:t xml:space="preserve">• Directory grant/remove companions on teachers|parents|coordinators|tutors</w:t>
+        <w:t xml:space="preserve">• Directory grant/remove companions on teachers|parents|coordinators</w:t>
       </w:r>
     </w:p>
     <w:p>
@@ -1426,7 +1413,7 @@
           <w:sz w:val="22"/>
           <w:szCs w:val="22"/>
         </w:rPr>
-        <w:t xml:space="preserve">• app_user_tutors, tutor_student_relations</w:t>
+        <w:t xml:space="preserve">• app_user_parents, parent_student_relations (legacy tutor tables remapped on startup)</w:t>
       </w:r>
     </w:p>
     <w:p>
@@ -1914,7 +1901,7 @@
                 <w:sz w:val="18"/>
                 <w:szCs w:val="18"/>
               </w:rPr>
-              <w:t xml:space="preserve">Role request / remove Parent|Teacher|Coordinator|Tutor</w:t>
+              <w:t xml:space="preserve">Role request / remove Parent|Teacher|Coordinator</w:t>
             </w:r>
           </w:p>
         </w:tc>
@@ -1947,56 +1934,6 @@
                 <w:szCs w:val="18"/>
               </w:rPr>
               <w:t xml:space="preserve">Limited / Web first</w:t>
-            </w:r>
-          </w:p>
-        </w:tc>
-      </w:tr>
-      <w:tr>
-        <w:tc>
-          <w:tcPr>
-            <w:tcW w:type="dxa" w:w="2400"/>
-          </w:tcPr>
-          <w:p>
-            <w:r>
-              <w:rPr>
-                <w:b w:val="false"/>
-                <w:bCs w:val="false"/>
-                <w:sz w:val="18"/>
-                <w:szCs w:val="18"/>
-              </w:rPr>
-              <w:t xml:space="preserve">Directory Tutors + Tutor companions</w:t>
-            </w:r>
-          </w:p>
-        </w:tc>
-        <w:tc>
-          <w:tcPr>
-            <w:tcW w:type="dxa" w:w="2400"/>
-          </w:tcPr>
-          <w:p>
-            <w:r>
-              <w:rPr>
-                <w:b w:val="false"/>
-                <w:bCs w:val="false"/>
-                <w:sz w:val="18"/>
-                <w:szCs w:val="18"/>
-              </w:rPr>
-              <w:t xml:space="preserve">PortalAdmin</w:t>
-            </w:r>
-          </w:p>
-        </w:tc>
-        <w:tc>
-          <w:tcPr>
-            <w:tcW w:type="dxa" w:w="2400"/>
-          </w:tcPr>
-          <w:p>
-            <w:r>
-              <w:rPr>
-                <w:b w:val="false"/>
-                <w:bCs w:val="false"/>
-                <w:sz w:val="18"/>
-                <w:szCs w:val="18"/>
-              </w:rPr>
-              <w:t xml:space="preserve">No</w:t>
             </w:r>
           </w:p>
         </w:tc>
